--- a/00-首页/题组Word/第一轮·竞赛教材版/第一轮原理·6-酸碱理论（学生版-打印版）.docx
+++ b/00-首页/题组Word/第一轮·竞赛教材版/第一轮原理·6-酸碱理论（学生版-打印版）.docx
@@ -114,8 +114,8 @@
     <w:p>
       <w:pPr>
         <w:pStyle w:val="Compact"/>
+        <w:spacing w:before="0" w:after="0"/>
         <w:ind w:left="480" w:hanging="480"/>
-        <w:spacing w:after="0"/>
       </w:pPr>
       <w:r>
         <w:rPr>
@@ -140,14 +140,60 @@
     <w:p>
       <w:pPr>
         <w:pStyle w:val="Compact"/>
+        <w:spacing w:before="0" w:after="0"/>
         <w:ind w:left="480" w:hanging="480"/>
+      </w:pPr>
+      <w:r>
+        <w:rPr>
+          <w:rFonts w:ascii="Times New Roman" w:hAnsi="Times New Roman" w:eastAsia="Times New Roman" w:cs="Times New Roman"/>
+        </w:rPr>
+        <w:t xml:space="preserve">B. H</w:t>
+      </w:r>
+      <w:r>
+        <w:rPr>
+          <w:rFonts w:ascii="Times New Roman" w:hAnsi="Times New Roman" w:eastAsia="Times New Roman" w:cs="Times New Roman"/>
+          <w:vertAlign w:val="subscript"/>
+        </w:rPr>
+        <w:t>2</w:t>
+      </w:r>
+      <w:r>
+        <w:rPr>
+          <w:rFonts w:ascii="Times New Roman" w:hAnsi="Times New Roman" w:eastAsia="Times New Roman" w:cs="Times New Roman"/>
+        </w:rPr>
+        <w:t>BO</w:t>
+      </w:r>
+      <w:r>
+        <w:rPr>
+          <w:rFonts w:ascii="Times New Roman" w:hAnsi="Times New Roman" w:eastAsia="Times New Roman" w:cs="Times New Roman"/>
+          <w:vertAlign w:val="subscript"/>
+        </w:rPr>
+        <w:t>3</w:t>
+      </w:r>
+      <w:r>
+        <w:rPr>
+          <w:rFonts w:ascii="Times New Roman" w:hAnsi="Times New Roman" w:eastAsia="Times New Roman" w:cs="Times New Roman"/>
+          <w:vertAlign w:val="superscript"/>
+        </w:rPr>
+        <w:t>-</w:t>
+      </w:r>
+      <w:r>
+        <w:rPr>
+          <w:rFonts w:ascii="Times New Roman" w:hAnsi="Times New Roman" w:eastAsia="Times New Roman" w:cs="Times New Roman"/>
+        </w:rPr>
+        <w:t xml:space="preserve">　　</w:t>
+      </w:r>
+    </w:p>
+    <w:p>
+      <w:pPr>
+        <w:pStyle w:val="Compact"/>
         <w:spacing w:before="0" w:after="0"/>
-      </w:pPr>
-      <w:r>
-        <w:rPr>
-          <w:rFonts w:ascii="Times New Roman" w:hAnsi="Times New Roman" w:eastAsia="Times New Roman" w:cs="Times New Roman"/>
-        </w:rPr>
-        <w:t xml:space="preserve">B. H</w:t>
+        <w:ind w:left="480" w:hanging="480"/>
+      </w:pPr>
+      <w:r>
+        <w:rPr>
+          <w:rFonts w:ascii="Times New Roman" w:hAnsi="Times New Roman" w:eastAsia="Times New Roman" w:cs="Times New Roman"/>
+        </w:rPr>
+        <w:t xml:space="preserve">C. C</w:t>
       </w:r>
       <w:r>
         <w:rPr>
@@ -160,21 +206,21 @@
         <w:rPr>
           <w:rFonts w:ascii="Times New Roman" w:hAnsi="Times New Roman" w:eastAsia="Times New Roman" w:cs="Times New Roman"/>
         </w:rPr>
-        <w:t>BO</w:t>
+        <w:t>O</w:t>
       </w:r>
       <w:r>
         <w:rPr>
           <w:rFonts w:ascii="Times New Roman" w:hAnsi="Times New Roman" w:eastAsia="Times New Roman" w:cs="Times New Roman"/>
           <w:vertAlign w:val="subscript"/>
         </w:rPr>
-        <w:t>3</w:t>
+        <w:t>4</w:t>
       </w:r>
       <w:r>
         <w:rPr>
           <w:rFonts w:ascii="Times New Roman" w:hAnsi="Times New Roman" w:eastAsia="Times New Roman" w:cs="Times New Roman"/>
           <w:vertAlign w:val="superscript"/>
         </w:rPr>
-        <w:t>-</w:t>
+        <w:t>2-</w:t>
       </w:r>
       <w:r>
         <w:rPr>
@@ -186,54 +232,8 @@
     <w:p>
       <w:pPr>
         <w:pStyle w:val="Compact"/>
+        <w:spacing w:before="0" w:after="0"/>
         <w:ind w:left="480" w:hanging="480"/>
-        <w:spacing w:before="0" w:after="0"/>
-      </w:pPr>
-      <w:r>
-        <w:rPr>
-          <w:rFonts w:ascii="Times New Roman" w:hAnsi="Times New Roman" w:eastAsia="Times New Roman" w:cs="Times New Roman"/>
-        </w:rPr>
-        <w:t xml:space="preserve">C. C</w:t>
-      </w:r>
-      <w:r>
-        <w:rPr>
-          <w:rFonts w:ascii="Times New Roman" w:hAnsi="Times New Roman" w:eastAsia="Times New Roman" w:cs="Times New Roman"/>
-          <w:vertAlign w:val="subscript"/>
-        </w:rPr>
-        <w:t>2</w:t>
-      </w:r>
-      <w:r>
-        <w:rPr>
-          <w:rFonts w:ascii="Times New Roman" w:hAnsi="Times New Roman" w:eastAsia="Times New Roman" w:cs="Times New Roman"/>
-        </w:rPr>
-        <w:t>O</w:t>
-      </w:r>
-      <w:r>
-        <w:rPr>
-          <w:rFonts w:ascii="Times New Roman" w:hAnsi="Times New Roman" w:eastAsia="Times New Roman" w:cs="Times New Roman"/>
-          <w:vertAlign w:val="subscript"/>
-        </w:rPr>
-        <w:t>4</w:t>
-      </w:r>
-      <w:r>
-        <w:rPr>
-          <w:rFonts w:ascii="Times New Roman" w:hAnsi="Times New Roman" w:eastAsia="Times New Roman" w:cs="Times New Roman"/>
-          <w:vertAlign w:val="superscript"/>
-        </w:rPr>
-        <w:t>2-</w:t>
-      </w:r>
-      <w:r>
-        <w:rPr>
-          <w:rFonts w:ascii="Times New Roman" w:hAnsi="Times New Roman" w:eastAsia="Times New Roman" w:cs="Times New Roman"/>
-        </w:rPr>
-        <w:t xml:space="preserve">　　</w:t>
-      </w:r>
-    </w:p>
-    <w:p>
-      <w:pPr>
-        <w:pStyle w:val="Compact"/>
-        <w:ind w:left="480" w:hanging="480"/>
-        <w:spacing w:before="0" w:after="36"/>
       </w:pPr>
       <w:r>
         <w:rPr>
@@ -316,8 +316,8 @@
     <w:p>
       <w:pPr>
         <w:pStyle w:val="Compact"/>
+        <w:spacing w:before="0" w:after="0"/>
         <w:ind w:left="480" w:hanging="480"/>
-        <w:spacing w:after="0"/>
       </w:pPr>
       <w:r>
         <w:rPr>
@@ -355,21 +355,60 @@
     <w:p>
       <w:pPr>
         <w:pStyle w:val="Compact"/>
+        <w:spacing w:before="0" w:after="0"/>
         <w:ind w:left="480" w:hanging="480"/>
+      </w:pPr>
+      <w:r>
+        <w:rPr>
+          <w:rFonts w:ascii="Times New Roman" w:hAnsi="Times New Roman" w:eastAsia="Times New Roman" w:cs="Times New Roman"/>
+        </w:rPr>
+        <w:t>B. CH</w:t>
+      </w:r>
+      <w:r>
+        <w:rPr>
+          <w:rFonts w:ascii="Times New Roman" w:hAnsi="Times New Roman" w:eastAsia="Times New Roman" w:cs="Times New Roman"/>
+          <w:vertAlign w:val="subscript"/>
+        </w:rPr>
+        <w:t>3</w:t>
+      </w:r>
+      <w:r>
+        <w:rPr>
+          <w:rFonts w:ascii="Times New Roman" w:hAnsi="Times New Roman" w:eastAsia="Times New Roman" w:cs="Times New Roman"/>
+        </w:rPr>
+        <w:t>COOH　　</w:t>
+      </w:r>
+    </w:p>
+    <w:p>
+      <w:pPr>
+        <w:pStyle w:val="Compact"/>
         <w:spacing w:before="0" w:after="0"/>
-      </w:pPr>
-      <w:r>
-        <w:rPr>
-          <w:rFonts w:ascii="Times New Roman" w:hAnsi="Times New Roman" w:eastAsia="Times New Roman" w:cs="Times New Roman"/>
-        </w:rPr>
-        <w:t>B. CH</w:t>
+        <w:ind w:left="480" w:hanging="480"/>
+      </w:pPr>
+      <w:r>
+        <w:rPr>
+          <w:rFonts w:ascii="Times New Roman" w:hAnsi="Times New Roman" w:eastAsia="Times New Roman" w:cs="Times New Roman"/>
+        </w:rPr>
+        <w:t>C. O</w:t>
       </w:r>
       <w:r>
         <w:rPr>
           <w:rFonts w:ascii="Times New Roman" w:hAnsi="Times New Roman" w:eastAsia="Times New Roman" w:cs="Times New Roman"/>
           <w:vertAlign w:val="subscript"/>
         </w:rPr>
-        <w:t>3</w:t>
+        <w:t>2</w:t>
+      </w:r>
+      <w:r>
+        <w:rPr>
+          <w:rFonts w:ascii="Times New Roman" w:hAnsi="Times New Roman" w:eastAsia="Times New Roman" w:cs="Times New Roman"/>
+        </w:rPr>
+        <w:t>NCH</w:t>
+      </w:r>
+      <w:r>
+        <w:rPr>
+          <w:rFonts w:ascii="Times New Roman" w:hAnsi="Times New Roman" w:eastAsia="Times New Roman" w:cs="Times New Roman"/>
+          <w:vertAlign w:val="subscript"/>
+        </w:rPr>
+        <w:t>2</w:t>
       </w:r>
       <w:r>
         <w:rPr>
@@ -381,47 +420,8 @@
     <w:p>
       <w:pPr>
         <w:pStyle w:val="Compact"/>
+        <w:spacing w:before="0" w:after="0"/>
         <w:ind w:left="480" w:hanging="480"/>
-        <w:spacing w:before="0" w:after="0"/>
-      </w:pPr>
-      <w:r>
-        <w:rPr>
-          <w:rFonts w:ascii="Times New Roman" w:hAnsi="Times New Roman" w:eastAsia="Times New Roman" w:cs="Times New Roman"/>
-        </w:rPr>
-        <w:t>C. O</w:t>
-      </w:r>
-      <w:r>
-        <w:rPr>
-          <w:rFonts w:ascii="Times New Roman" w:hAnsi="Times New Roman" w:eastAsia="Times New Roman" w:cs="Times New Roman"/>
-          <w:vertAlign w:val="subscript"/>
-        </w:rPr>
-        <w:t>2</w:t>
-      </w:r>
-      <w:r>
-        <w:rPr>
-          <w:rFonts w:ascii="Times New Roman" w:hAnsi="Times New Roman" w:eastAsia="Times New Roman" w:cs="Times New Roman"/>
-        </w:rPr>
-        <w:t>NCH</w:t>
-      </w:r>
-      <w:r>
-        <w:rPr>
-          <w:rFonts w:ascii="Times New Roman" w:hAnsi="Times New Roman" w:eastAsia="Times New Roman" w:cs="Times New Roman"/>
-          <w:vertAlign w:val="subscript"/>
-        </w:rPr>
-        <w:t>2</w:t>
-      </w:r>
-      <w:r>
-        <w:rPr>
-          <w:rFonts w:ascii="Times New Roman" w:hAnsi="Times New Roman" w:eastAsia="Times New Roman" w:cs="Times New Roman"/>
-        </w:rPr>
-        <w:t>COOH　　</w:t>
-      </w:r>
-    </w:p>
-    <w:p>
-      <w:pPr>
-        <w:pStyle w:val="Compact"/>
-        <w:ind w:left="480" w:hanging="480"/>
-        <w:spacing w:before="0" w:after="36"/>
       </w:pPr>
       <w:r>
         <w:rPr>
@@ -20093,6 +20093,14 @@
       <w:tblPr>
         <w:tblStyle w:val="Table"/>
         <w:tblW w:type="auto" w:w="0"/>
+        <w:tblBorders>
+          <w:top w:val="single" w:sz="12" w:space="0" w:color="000000"/>
+          <w:left w:val="none" w:sz="0" w:space="0" w:color="auto"/>
+          <w:bottom w:val="single" w:sz="12" w:space="0" w:color="000000"/>
+          <w:right w:val="none" w:sz="0" w:space="0" w:color="auto"/>
+          <w:insideH w:val="none" w:sz="0" w:space="0" w:color="auto"/>
+          <w:insideV w:val="none" w:sz="0" w:space="0" w:color="auto"/>
+        </w:tblBorders>
         <w:tblLook w:firstRow="1" w:lastRow="0" w:firstColumn="0" w:lastColumn="0" w:noHBand="0" w:noVBand="0" w:val="0020"/>
       </w:tblPr>
       <w:tblGrid>
@@ -20106,7 +20114,11 @@
           <w:tblHeader w:val="on"/>
         </w:trPr>
         <w:tc>
-          <w:tcPr/>
+          <w:tcPr>
+            <w:tcBorders>
+              <w:bottom w:val="single" w:sz="8" w:space="0" w:color="000000"/>
+            </w:tcBorders>
+          </w:tcPr>
           <w:p>
             <w:pPr>
               <w:pStyle w:val="Compact"/>
@@ -20122,7 +20134,11 @@
           </w:p>
         </w:tc>
         <w:tc>
-          <w:tcPr/>
+          <w:tcPr>
+            <w:tcBorders>
+              <w:bottom w:val="single" w:sz="8" w:space="0" w:color="000000"/>
+            </w:tcBorders>
+          </w:tcPr>
           <w:p>
             <w:pPr>
               <w:pStyle w:val="Compact"/>
@@ -20159,7 +20175,11 @@
           </w:p>
         </w:tc>
         <w:tc>
-          <w:tcPr/>
+          <w:tcPr>
+            <w:tcBorders>
+              <w:bottom w:val="single" w:sz="8" w:space="0" w:color="000000"/>
+            </w:tcBorders>
+          </w:tcPr>
           <w:p>
             <w:pPr>
               <w:pStyle w:val="Compact"/>
@@ -20196,7 +20216,11 @@
           </w:p>
         </w:tc>
         <w:tc>
-          <w:tcPr/>
+          <w:tcPr>
+            <w:tcBorders>
+              <w:bottom w:val="single" w:sz="8" w:space="0" w:color="000000"/>
+            </w:tcBorders>
+          </w:tcPr>
           <w:p>
             <w:pPr>
               <w:pStyle w:val="Compact"/>
@@ -24907,6 +24931,14 @@
         <w:tblStyle w:val="Table"/>
         <w:tblW w:type="pct" w:w="5000"/>
         <w:tblLayout w:type="fixed"/>
+        <w:tblBorders>
+          <w:top w:val="single" w:sz="12" w:space="0" w:color="000000"/>
+          <w:left w:val="none" w:sz="0" w:space="0" w:color="auto"/>
+          <w:bottom w:val="single" w:sz="12" w:space="0" w:color="000000"/>
+          <w:right w:val="none" w:sz="0" w:space="0" w:color="auto"/>
+          <w:insideH w:val="none" w:sz="0" w:space="0" w:color="auto"/>
+          <w:insideV w:val="none" w:sz="0" w:space="0" w:color="auto"/>
+        </w:tblBorders>
         <w:tblLook w:firstRow="1" w:lastRow="0" w:firstColumn="0" w:lastColumn="0" w:noHBand="0" w:noVBand="0" w:val="0020"/>
       </w:tblPr>
       <w:tblGrid>
@@ -24919,7 +24951,11 @@
           <w:tblHeader w:val="on"/>
         </w:trPr>
         <w:tc>
-          <w:tcPr/>
+          <w:tcPr>
+            <w:tcBorders>
+              <w:bottom w:val="single" w:sz="8" w:space="0" w:color="000000"/>
+            </w:tcBorders>
+          </w:tcPr>
           <w:p>
             <w:pPr>
               <w:pStyle w:val="Compact"/>
@@ -24994,7 +25030,11 @@
           </w:p>
         </w:tc>
         <w:tc>
-          <w:tcPr/>
+          <w:tcPr>
+            <w:tcBorders>
+              <w:bottom w:val="single" w:sz="8" w:space="0" w:color="000000"/>
+            </w:tcBorders>
+          </w:tcPr>
           <w:p>
             <w:pPr>
               <w:pStyle w:val="Compact"/>
@@ -25104,7 +25144,11 @@
           </w:p>
         </w:tc>
         <w:tc>
-          <w:tcPr/>
+          <w:tcPr>
+            <w:tcBorders>
+              <w:bottom w:val="single" w:sz="8" w:space="0" w:color="000000"/>
+            </w:tcBorders>
+          </w:tcPr>
           <w:p>
             <w:pPr>
               <w:pStyle w:val="Compact"/>
@@ -27920,6 +27964,14 @@
       <w:tblPr>
         <w:tblStyle w:val="Table"/>
         <w:tblW w:type="auto" w:w="0"/>
+        <w:tblBorders>
+          <w:top w:val="single" w:sz="12" w:space="0" w:color="000000"/>
+          <w:left w:val="none" w:sz="0" w:space="0" w:color="auto"/>
+          <w:bottom w:val="single" w:sz="12" w:space="0" w:color="000000"/>
+          <w:right w:val="none" w:sz="0" w:space="0" w:color="auto"/>
+          <w:insideH w:val="none" w:sz="0" w:space="0" w:color="auto"/>
+          <w:insideV w:val="none" w:sz="0" w:space="0" w:color="auto"/>
+        </w:tblBorders>
         <w:tblLook w:firstRow="1" w:lastRow="0" w:firstColumn="0" w:lastColumn="0" w:noHBand="0" w:noVBand="0" w:val="0020"/>
       </w:tblPr>
       <w:tblGrid>
@@ -27933,7 +27985,11 @@
           <w:tblHeader w:val="on"/>
         </w:trPr>
         <w:tc>
-          <w:tcPr/>
+          <w:tcPr>
+            <w:tcBorders>
+              <w:bottom w:val="single" w:sz="8" w:space="0" w:color="000000"/>
+            </w:tcBorders>
+          </w:tcPr>
           <w:p>
             <w:pPr>
               <w:pStyle w:val="Compact"/>
@@ -27949,7 +28005,11 @@
           </w:p>
         </w:tc>
         <w:tc>
-          <w:tcPr/>
+          <w:tcPr>
+            <w:tcBorders>
+              <w:bottom w:val="single" w:sz="8" w:space="0" w:color="000000"/>
+            </w:tcBorders>
+          </w:tcPr>
           <w:p>
             <w:pPr>
               <w:pStyle w:val="Compact"/>
@@ -27979,7 +28039,11 @@
           </w:p>
         </w:tc>
         <w:tc>
-          <w:tcPr/>
+          <w:tcPr>
+            <w:tcBorders>
+              <w:bottom w:val="single" w:sz="8" w:space="0" w:color="000000"/>
+            </w:tcBorders>
+          </w:tcPr>
           <w:p>
             <w:pPr>
               <w:pStyle w:val="Compact"/>
@@ -27995,7 +28059,11 @@
           </w:p>
         </w:tc>
         <w:tc>
-          <w:tcPr/>
+          <w:tcPr>
+            <w:tcBorders>
+              <w:bottom w:val="single" w:sz="8" w:space="0" w:color="000000"/>
+            </w:tcBorders>
+          </w:tcPr>
           <w:p>
             <w:pPr>
               <w:pStyle w:val="Compact"/>
@@ -31851,7 +31919,6 @@
     <w:bookmarkEnd w:id="58"/>
     <w:bookmarkEnd w:id="59"/>
     <w:sectPr>
-      <w:headerReference w:type="default" r:id="rId37"/>
       <w:footerReference w:type="default" r:id="rId9"/>
       <w:footnotePr>
         <w:numRestart w:val="eachSect"/>
@@ -31878,16 +31945,6 @@
       <w:rPr>
         <w:rFonts w:ascii="Times New Roman" w:hAnsi="Times New Roman" w:eastAsia="Times New Roman" w:cs="Times New Roman"/>
         <w:b w:val="0"/>
-        <w:color w:val="000000"/>
-        <w:sz w:val="20"/>
-      </w:rPr>
-      <w:t xml:space="preserve">第 </w:t>
-    </w:r>
-    <w:r>
-      <w:rPr>
-        <w:rFonts w:ascii="Times New Roman" w:hAnsi="Times New Roman" w:eastAsia="Times New Roman" w:cs="Times New Roman"/>
-        <w:b w:val="0"/>
-        <w:color w:val="000000"/>
         <w:sz w:val="20"/>
       </w:rPr>
       <w:fldChar w:fldCharType="begin"/>
@@ -31896,7 +31953,6 @@
       <w:rPr>
         <w:rFonts w:ascii="Times New Roman" w:hAnsi="Times New Roman" w:eastAsia="Times New Roman" w:cs="Times New Roman"/>
         <w:b w:val="0"/>
-        <w:color w:val="000000"/>
         <w:sz w:val="20"/>
       </w:rPr>
       <w:instrText xml:space="preserve"> PAGE </w:instrText>
@@ -31905,91 +31961,9 @@
       <w:rPr>
         <w:rFonts w:ascii="Times New Roman" w:hAnsi="Times New Roman" w:eastAsia="Times New Roman" w:cs="Times New Roman"/>
         <w:b w:val="0"/>
-        <w:color w:val="000000"/>
-        <w:sz w:val="20"/>
-      </w:rPr>
-      <w:fldChar w:fldCharType="separate"/>
-    </w:r>
-    <w:r>
-      <w:rPr>
-        <w:rFonts w:ascii="Times New Roman" w:hAnsi="Times New Roman" w:eastAsia="Times New Roman" w:cs="Times New Roman"/>
-        <w:b w:val="0"/>
-        <w:color w:val="000000"/>
-        <w:sz w:val="20"/>
-      </w:rPr>
-      <w:t>1</w:t>
-    </w:r>
-    <w:r>
-      <w:rPr>
-        <w:rFonts w:ascii="Times New Roman" w:hAnsi="Times New Roman" w:eastAsia="Times New Roman" w:cs="Times New Roman"/>
-        <w:b w:val="0"/>
-        <w:color w:val="000000"/>
         <w:sz w:val="20"/>
       </w:rPr>
       <w:fldChar w:fldCharType="end"/>
-    </w:r>
-    <w:r>
-      <w:rPr>
-        <w:rFonts w:ascii="Times New Roman" w:hAnsi="Times New Roman" w:eastAsia="Times New Roman" w:cs="Times New Roman"/>
-        <w:b w:val="0"/>
-        <w:color w:val="000000"/>
-        <w:sz w:val="20"/>
-      </w:rPr>
-      <w:t xml:space="preserve"> 页 / 共 </w:t>
-    </w:r>
-    <w:r>
-      <w:rPr>
-        <w:rFonts w:ascii="Times New Roman" w:hAnsi="Times New Roman" w:eastAsia="Times New Roman" w:cs="Times New Roman"/>
-        <w:b w:val="0"/>
-        <w:color w:val="000000"/>
-        <w:sz w:val="20"/>
-      </w:rPr>
-      <w:fldChar w:fldCharType="begin"/>
-    </w:r>
-    <w:r>
-      <w:rPr>
-        <w:rFonts w:ascii="Times New Roman" w:hAnsi="Times New Roman" w:eastAsia="Times New Roman" w:cs="Times New Roman"/>
-        <w:b w:val="0"/>
-        <w:color w:val="000000"/>
-        <w:sz w:val="20"/>
-      </w:rPr>
-      <w:instrText xml:space="preserve"> NUMPAGES </w:instrText>
-    </w:r>
-    <w:r>
-      <w:rPr>
-        <w:rFonts w:ascii="Times New Roman" w:hAnsi="Times New Roman" w:eastAsia="Times New Roman" w:cs="Times New Roman"/>
-        <w:b w:val="0"/>
-        <w:color w:val="000000"/>
-        <w:sz w:val="20"/>
-      </w:rPr>
-      <w:fldChar w:fldCharType="separate"/>
-    </w:r>
-    <w:r>
-      <w:rPr>
-        <w:rFonts w:ascii="Times New Roman" w:hAnsi="Times New Roman" w:eastAsia="Times New Roman" w:cs="Times New Roman"/>
-        <w:b w:val="0"/>
-        <w:color w:val="000000"/>
-        <w:sz w:val="20"/>
-      </w:rPr>
-      <w:t>1</w:t>
-    </w:r>
-    <w:r>
-      <w:rPr>
-        <w:rFonts w:ascii="Times New Roman" w:hAnsi="Times New Roman" w:eastAsia="Times New Roman" w:cs="Times New Roman"/>
-        <w:b w:val="0"/>
-        <w:color w:val="000000"/>
-        <w:sz w:val="20"/>
-      </w:rPr>
-      <w:fldChar w:fldCharType="end"/>
-    </w:r>
-    <w:r>
-      <w:rPr>
-        <w:rFonts w:ascii="Times New Roman" w:hAnsi="Times New Roman" w:eastAsia="Times New Roman" w:cs="Times New Roman"/>
-        <w:b w:val="0"/>
-        <w:color w:val="000000"/>
-        <w:sz w:val="20"/>
-      </w:rPr>
-      <w:t xml:space="preserve"> 页</w:t>
     </w:r>
   </w:p>
 </w:ftr>
@@ -32012,28 +31986,6 @@
     </w:p>
   </w:footnote>
 </w:footnotes>
-</file>
-
-<file path=word/header1.xml><?xml version="1.0" encoding="utf-8"?>
-<w:hdr xmlns:m="http://schemas.openxmlformats.org/officeDocument/2006/math" xmlns:mc="http://schemas.openxmlformats.org/markup-compatibility/2006" xmlns:mo="http://schemas.microsoft.com/office/mac/office/2008/main" xmlns:mv="urn:schemas-microsoft-com:mac:vml" xmlns:o="urn:schemas-microsoft-com:office:office" xmlns:r="http://schemas.openxmlformats.org/officeDocument/2006/relationships" xmlns:v="urn:schemas-microsoft-com:vml" xmlns:w10="urn:schemas-microsoft-com:office:word" xmlns:w14="http://schemas.microsoft.com/office/word/2010/wordml" xmlns:w="http://schemas.openxmlformats.org/wordprocessingml/2006/main" xmlns:wne="http://schemas.microsoft.com/office/word/2006/wordml" xmlns:wp14="http://schemas.microsoft.com/office/word/2010/wordprocessingDrawing" xmlns:wp="http://schemas.openxmlformats.org/drawingml/2006/wordprocessingDrawing" xmlns:wpc="http://schemas.microsoft.com/office/word/2010/wordprocessingCanvas" xmlns:wpg="http://schemas.microsoft.com/office/word/2010/wordprocessingGroup" xmlns:wpi="http://schemas.microsoft.com/office/word/2010/wordprocessingInk" xmlns:wps="http://schemas.microsoft.com/office/word/2010/wordprocessingShape" mc:Ignorable="w14 wp14">
-  <w:p>
-    <w:pPr>
-      <w:jc w:val="right"/>
-      <w:pBdr>
-        <w:bottom w:val="single" w:sz="4" w:space="2" w:color="000000"/>
-      </w:pBdr>
-    </w:pPr>
-    <w:r>
-      <w:rPr>
-        <w:rFonts w:ascii="Times New Roman" w:hAnsi="Times New Roman" w:eastAsia="Times New Roman" w:cs="Times New Roman"/>
-        <w:b w:val="0"/>
-        <w:color w:val="000000"/>
-        <w:sz w:val="18"/>
-      </w:rPr>
-      <w:t xml:space="preserve">第一轮化学原理 · 酸碱理论 · 练习</w:t>
-    </w:r>
-  </w:p>
-</w:hdr>
 </file>
 
 <file path=word/numbering.xml><?xml version="1.0" encoding="utf-8"?>

--- a/00-首页/题组Word/第一轮·竞赛教材版/第一轮原理·6-酸碱理论（学生版-打印版）.docx
+++ b/00-首页/题组Word/第一轮·竞赛教材版/第一轮原理·6-酸碱理论（学生版-打印版）.docx
@@ -6,8 +6,9 @@
     <w:p>
       <w:pPr>
         <w:pStyle w:val="Heading1"/>
-        <w:spacing w:before="280" w:after="120"/>
+        <w:spacing w:before="0" w:after="240"/>
         <w:jc w:val="center"/>
+        <w:keepNext/>
       </w:pPr>
       <w:r>
         <w:rPr>
@@ -38,6 +39,60 @@
           <w:rFonts w:hint="eastAsia" w:ascii="Times New Roman" w:hAnsi="Times New Roman" w:eastAsia="SimHei" w:cs="Times New Roman"/>
         </w:rPr>
         <w:t>练习</w:t>
+      </w:r>
+    </w:p>
+    <w:p>
+      <w:pPr>
+        <w:pStyle w:val="BlockText"/>
+        <w:ind w:firstLine="420"/>
+      </w:pPr>
+      <w:r>
+        <w:rPr>
+          <w:rFonts w:hint="eastAsia" w:ascii="Times New Roman" w:hAnsi="Times New Roman" w:eastAsia="FangSong" w:cs="Times New Roman"/>
+        </w:rPr>
+        <w:t xml:space="preserve">共</w:t>
+      </w:r>
+      <w:r>
+        <w:rPr>
+          <w:rFonts w:ascii="Times New Roman" w:hAnsi="Times New Roman" w:eastAsia="Times New Roman" w:cs="Times New Roman"/>
+        </w:rPr>
+        <w:t xml:space="preserve"> 40 </w:t>
+      </w:r>
+      <w:r>
+        <w:rPr>
+          <w:rFonts w:hint="eastAsia" w:ascii="Times New Roman" w:hAnsi="Times New Roman" w:eastAsia="FangSong" w:cs="Times New Roman"/>
+        </w:rPr>
+        <w:t>题</w:t>
+      </w:r>
+      <w:r>
+        <w:rPr>
+          <w:rFonts w:hint="eastAsia" w:ascii="Times New Roman" w:hAnsi="Times New Roman" w:eastAsia="Times New Roman" w:cs="Times New Roman"/>
+        </w:rPr>
+        <w:t>。</w:t>
+      </w:r>
+      <w:r>
+        <w:rPr>
+          <w:rFonts w:hint="eastAsia" w:ascii="Times New Roman" w:hAnsi="Times New Roman" w:eastAsia="FangSong" w:cs="Times New Roman"/>
+        </w:rPr>
+        <w:t>建议先独立完成</w:t>
+      </w:r>
+      <w:r>
+        <w:rPr>
+          <w:rFonts w:hint="eastAsia" w:ascii="Times New Roman" w:hAnsi="Times New Roman" w:eastAsia="Times New Roman" w:cs="Times New Roman"/>
+        </w:rPr>
+        <w:t>，</w:t>
+      </w:r>
+      <w:r>
+        <w:rPr>
+          <w:rFonts w:hint="eastAsia" w:ascii="Times New Roman" w:hAnsi="Times New Roman" w:eastAsia="FangSong" w:cs="Times New Roman"/>
+        </w:rPr>
+        <w:t>再核对答案</w:t>
+      </w:r>
+      <w:r>
+        <w:rPr>
+          <w:rFonts w:hint="eastAsia" w:ascii="Times New Roman" w:hAnsi="Times New Roman" w:eastAsia="Times New Roman" w:cs="Times New Roman"/>
+        </w:rPr>
+        <w:t>。</w:t>
       </w:r>
     </w:p>
     <w:p>
@@ -54,7 +109,8 @@
     <w:p>
       <w:pPr>
         <w:pStyle w:val="Heading2"/>
-        <w:spacing w:before="280" w:after="120"/>
+        <w:spacing w:before="280" w:after="80"/>
+        <w:keepNext/>
       </w:pPr>
       <w:r>
         <w:rPr>
@@ -91,6 +147,7 @@
     <w:p>
       <w:pPr>
         <w:pStyle w:val="FirstParagraph"/>
+        <w:ind w:firstLine="420"/>
       </w:pPr>
       <w:r>
         <w:rPr>
@@ -114,8 +171,10 @@
     <w:p>
       <w:pPr>
         <w:pStyle w:val="Compact"/>
-        <w:spacing w:before="0" w:after="0"/>
-        <w:ind w:left="480" w:hanging="480"/>
+        <w:numPr>
+          <w:ilvl w:val="0"/>
+          <w:numId w:val="1001"/>
+        </w:numPr>
       </w:pPr>
       <w:r>
         <w:rPr>
@@ -129,25 +188,21 @@
           <w:vertAlign w:val="superscript"/>
         </w:rPr>
         <w:t>-</w:t>
-      </w:r>
-      <w:r>
-        <w:rPr>
-          <w:rFonts w:ascii="Times New Roman" w:hAnsi="Times New Roman" w:eastAsia="Times New Roman" w:cs="Times New Roman"/>
-        </w:rPr>
-        <w:t xml:space="preserve">　　</w:t>
       </w:r>
     </w:p>
     <w:p>
       <w:pPr>
         <w:pStyle w:val="Compact"/>
-        <w:spacing w:before="0" w:after="0"/>
-        <w:ind w:left="480" w:hanging="480"/>
-      </w:pPr>
-      <w:r>
-        <w:rPr>
-          <w:rFonts w:ascii="Times New Roman" w:hAnsi="Times New Roman" w:eastAsia="Times New Roman" w:cs="Times New Roman"/>
-        </w:rPr>
-        <w:t xml:space="preserve">B. H</w:t>
+        <w:numPr>
+          <w:ilvl w:val="0"/>
+          <w:numId w:val="1001"/>
+        </w:numPr>
+      </w:pPr>
+      <w:r>
+        <w:rPr>
+          <w:rFonts w:ascii="Times New Roman" w:hAnsi="Times New Roman" w:eastAsia="Times New Roman" w:cs="Times New Roman"/>
+        </w:rPr>
+        <w:t>B. H</w:t>
       </w:r>
       <w:r>
         <w:rPr>
@@ -175,25 +230,21 @@
           <w:vertAlign w:val="superscript"/>
         </w:rPr>
         <w:t>-</w:t>
-      </w:r>
-      <w:r>
-        <w:rPr>
-          <w:rFonts w:ascii="Times New Roman" w:hAnsi="Times New Roman" w:eastAsia="Times New Roman" w:cs="Times New Roman"/>
-        </w:rPr>
-        <w:t xml:space="preserve">　　</w:t>
       </w:r>
     </w:p>
     <w:p>
       <w:pPr>
         <w:pStyle w:val="Compact"/>
-        <w:spacing w:before="0" w:after="0"/>
-        <w:ind w:left="480" w:hanging="480"/>
-      </w:pPr>
-      <w:r>
-        <w:rPr>
-          <w:rFonts w:ascii="Times New Roman" w:hAnsi="Times New Roman" w:eastAsia="Times New Roman" w:cs="Times New Roman"/>
-        </w:rPr>
-        <w:t xml:space="preserve">C. C</w:t>
+        <w:numPr>
+          <w:ilvl w:val="0"/>
+          <w:numId w:val="1001"/>
+        </w:numPr>
+      </w:pPr>
+      <w:r>
+        <w:rPr>
+          <w:rFonts w:ascii="Times New Roman" w:hAnsi="Times New Roman" w:eastAsia="Times New Roman" w:cs="Times New Roman"/>
+        </w:rPr>
+        <w:t>C. C</w:t>
       </w:r>
       <w:r>
         <w:rPr>
@@ -221,25 +272,21 @@
           <w:vertAlign w:val="superscript"/>
         </w:rPr>
         <w:t>2-</w:t>
-      </w:r>
-      <w:r>
-        <w:rPr>
-          <w:rFonts w:ascii="Times New Roman" w:hAnsi="Times New Roman" w:eastAsia="Times New Roman" w:cs="Times New Roman"/>
-        </w:rPr>
-        <w:t xml:space="preserve">　　</w:t>
       </w:r>
     </w:p>
     <w:p>
       <w:pPr>
         <w:pStyle w:val="Compact"/>
-        <w:spacing w:before="0" w:after="0"/>
-        <w:ind w:left="480" w:hanging="480"/>
-      </w:pPr>
-      <w:r>
-        <w:rPr>
-          <w:rFonts w:ascii="Times New Roman" w:hAnsi="Times New Roman" w:eastAsia="Times New Roman" w:cs="Times New Roman"/>
-        </w:rPr>
-        <w:t xml:space="preserve">D. ClO</w:t>
+        <w:numPr>
+          <w:ilvl w:val="0"/>
+          <w:numId w:val="1001"/>
+        </w:numPr>
+      </w:pPr>
+      <w:r>
+        <w:rPr>
+          <w:rFonts w:ascii="Times New Roman" w:hAnsi="Times New Roman" w:eastAsia="Times New Roman" w:cs="Times New Roman"/>
+        </w:rPr>
+        <w:t>D. ClO</w:t>
       </w:r>
       <w:r>
         <w:rPr>
@@ -258,13 +305,13 @@
     </w:p>
     <w:p>
       <w:pPr>
-        <w:spacing w:before="0" w:after="0"/>
-      </w:pPr>
-    </w:p>
-    <w:p>
-      <w:pPr>
-        <w:spacing w:before="0" w:after="0"/>
-      </w:pPr>
+        <w:spacing w:before="160" w:after="80"/>
+      </w:pPr>
+      <w:r>
+        <w:pict>
+          <v:rect style="width:0;height:1.5pt" o:hralign="center" o:hrstd="t" o:hr="t"/>
+        </w:pict>
+      </w:r>
     </w:p>
     <w:p>
       <w:pPr>
@@ -305,6 +352,7 @@
     <w:p>
       <w:pPr>
         <w:pStyle w:val="FirstParagraph"/>
+        <w:ind w:firstLine="420"/>
       </w:pPr>
       <w:r>
         <w:rPr>
@@ -316,8 +364,10 @@
     <w:p>
       <w:pPr>
         <w:pStyle w:val="Compact"/>
-        <w:spacing w:before="0" w:after="0"/>
-        <w:ind w:left="480" w:hanging="480"/>
+        <w:numPr>
+          <w:ilvl w:val="0"/>
+          <w:numId w:val="1002"/>
+        </w:numPr>
       </w:pPr>
       <w:r>
         <w:rPr>
@@ -349,14 +399,16 @@
         <w:rPr>
           <w:rFonts w:ascii="Times New Roman" w:hAnsi="Times New Roman" w:eastAsia="Times New Roman" w:cs="Times New Roman"/>
         </w:rPr>
-        <w:t>COOH　　</w:t>
+        <w:t>COOH</w:t>
       </w:r>
     </w:p>
     <w:p>
       <w:pPr>
         <w:pStyle w:val="Compact"/>
-        <w:spacing w:before="0" w:after="0"/>
-        <w:ind w:left="480" w:hanging="480"/>
+        <w:numPr>
+          <w:ilvl w:val="0"/>
+          <w:numId w:val="1002"/>
+        </w:numPr>
       </w:pPr>
       <w:r>
         <w:rPr>
@@ -375,14 +427,16 @@
         <w:rPr>
           <w:rFonts w:ascii="Times New Roman" w:hAnsi="Times New Roman" w:eastAsia="Times New Roman" w:cs="Times New Roman"/>
         </w:rPr>
-        <w:t>COOH　　</w:t>
+        <w:t>COOH</w:t>
       </w:r>
     </w:p>
     <w:p>
       <w:pPr>
         <w:pStyle w:val="Compact"/>
-        <w:spacing w:before="0" w:after="0"/>
-        <w:ind w:left="480" w:hanging="480"/>
+        <w:numPr>
+          <w:ilvl w:val="0"/>
+          <w:numId w:val="1002"/>
+        </w:numPr>
       </w:pPr>
       <w:r>
         <w:rPr>
@@ -414,14 +468,16 @@
         <w:rPr>
           <w:rFonts w:ascii="Times New Roman" w:hAnsi="Times New Roman" w:eastAsia="Times New Roman" w:cs="Times New Roman"/>
         </w:rPr>
-        <w:t>COOH　　</w:t>
+        <w:t>COOH</w:t>
       </w:r>
     </w:p>
     <w:p>
       <w:pPr>
         <w:pStyle w:val="Compact"/>
-        <w:spacing w:before="0" w:after="0"/>
-        <w:ind w:left="480" w:hanging="480"/>
+        <w:numPr>
+          <w:ilvl w:val="0"/>
+          <w:numId w:val="1002"/>
+        </w:numPr>
       </w:pPr>
       <w:r>
         <w:rPr>
@@ -445,13 +501,13 @@
     </w:p>
     <w:p>
       <w:pPr>
-        <w:spacing w:before="0" w:after="0"/>
-      </w:pPr>
-    </w:p>
-    <w:p>
-      <w:pPr>
-        <w:spacing w:before="0" w:after="0"/>
-      </w:pPr>
+        <w:spacing w:before="160" w:after="80"/>
+      </w:pPr>
+      <w:r>
+        <w:pict>
+          <v:rect style="width:0;height:1.5pt" o:hralign="center" o:hrstd="t" o:hr="t"/>
+        </w:pict>
+      </w:r>
     </w:p>
     <w:p>
       <w:pPr>
@@ -492,6 +548,7 @@
     <w:p>
       <w:pPr>
         <w:pStyle w:val="FirstParagraph"/>
+        <w:ind w:firstLine="420"/>
       </w:pPr>
       <w:r>
         <w:rPr>
@@ -535,6 +592,7 @@
     <w:p>
       <w:pPr>
         <w:pStyle w:val="BodyText"/>
+        <w:ind w:firstLine="420"/>
       </w:pPr>
       <w:r>
         <w:rPr>
@@ -542,7 +600,7 @@
           <w:b/>
           <w:bCs/>
         </w:rPr>
-        <w:t xml:space="preserve">1-6-1</w:t>
+        <w:t xml:space="preserve">(1)①</w:t>
       </w:r>
       <w:r>
         <w:rPr>
@@ -592,6 +650,7 @@
     <w:p>
       <w:pPr>
         <w:pStyle w:val="BodyText"/>
+        <w:ind w:firstLine="420"/>
       </w:pPr>
       <w:r>
         <w:rPr>
@@ -599,7 +658,7 @@
           <w:b/>
           <w:bCs/>
         </w:rPr>
-        <w:t xml:space="preserve">1-6-2</w:t>
+        <w:t xml:space="preserve">(1)②</w:t>
       </w:r>
       <w:r>
         <w:rPr>
@@ -819,6 +878,7 @@
     <w:p>
       <w:pPr>
         <w:pStyle w:val="BodyText"/>
+        <w:ind w:firstLine="420"/>
       </w:pPr>
       <w:r>
         <w:rPr>
@@ -826,7 +886,7 @@
           <w:b/>
           <w:bCs/>
         </w:rPr>
-        <w:t xml:space="preserve">1-6-3</w:t>
+        <w:t xml:space="preserve">(1)③</w:t>
       </w:r>
       <w:r>
         <w:rPr>
@@ -862,6 +922,7 @@
     <w:p>
       <w:pPr>
         <w:pStyle w:val="BodyText"/>
+        <w:ind w:firstLine="420"/>
       </w:pPr>
       <w:r>
         <w:rPr>
@@ -869,7 +930,7 @@
           <w:b/>
           <w:bCs/>
         </w:rPr>
-        <w:t xml:space="preserve">1-6-4</w:t>
+        <w:t xml:space="preserve">(1)④</w:t>
       </w:r>
       <w:r>
         <w:rPr>
@@ -1006,28 +1067,13 @@
     </w:p>
     <w:p>
       <w:pPr>
-        <w:spacing w:before="0" w:after="0"/>
-      </w:pPr>
-    </w:p>
-    <w:p>
-      <w:pPr>
-        <w:spacing w:before="0" w:after="0"/>
-      </w:pPr>
-    </w:p>
-    <w:p>
-      <w:pPr>
-        <w:spacing w:before="0" w:after="0"/>
-      </w:pPr>
-    </w:p>
-    <w:p>
-      <w:pPr>
-        <w:spacing w:before="0" w:after="0"/>
-      </w:pPr>
-    </w:p>
-    <w:p>
-      <w:pPr>
-        <w:spacing w:before="0" w:after="0"/>
-      </w:pPr>
+        <w:spacing w:before="160" w:after="80"/>
+      </w:pPr>
+      <w:r>
+        <w:pict>
+          <v:rect style="width:0;height:1.5pt" o:hralign="center" o:hrstd="t" o:hr="t"/>
+        </w:pict>
+      </w:r>
     </w:p>
     <w:p>
       <w:pPr>
@@ -1068,6 +1114,7 @@
     <w:p>
       <w:pPr>
         <w:pStyle w:val="FirstParagraph"/>
+        <w:ind w:firstLine="420"/>
       </w:pPr>
       <w:r>
         <w:rPr>
@@ -1121,6 +1168,7 @@
     <w:p>
       <w:pPr>
         <w:pStyle w:val="BodyText"/>
+        <w:ind w:firstLine="420"/>
       </w:pPr>
       <w:r>
         <w:rPr>
@@ -1359,6 +1407,7 @@
     <w:p>
       <w:pPr>
         <w:pStyle w:val="BodyText"/>
+        <w:ind w:firstLine="420"/>
       </w:pPr>
       <w:r>
         <w:rPr>
@@ -1366,7 +1415,7 @@
           <w:b/>
           <w:bCs/>
         </w:rPr>
-        <w:t xml:space="preserve">7-1</w:t>
+        <w:t xml:space="preserve">(1)</w:t>
       </w:r>
       <w:r>
         <w:rPr>
@@ -1558,6 +1607,7 @@
     <w:p>
       <w:pPr>
         <w:pStyle w:val="BodyText"/>
+        <w:ind w:firstLine="420"/>
       </w:pPr>
       <w:r>
         <w:rPr>
@@ -1565,7 +1615,7 @@
           <w:b/>
           <w:bCs/>
         </w:rPr>
-        <w:t xml:space="preserve">7-2</w:t>
+        <w:t xml:space="preserve">(2)</w:t>
       </w:r>
       <w:r>
         <w:rPr>
@@ -1753,28 +1803,13 @@
     </w:p>
     <w:p>
       <w:pPr>
-        <w:spacing w:before="0" w:after="0"/>
-      </w:pPr>
-    </w:p>
-    <w:p>
-      <w:pPr>
-        <w:spacing w:before="0" w:after="0"/>
-      </w:pPr>
-    </w:p>
-    <w:p>
-      <w:pPr>
-        <w:spacing w:before="0" w:after="0"/>
-      </w:pPr>
-    </w:p>
-    <w:p>
-      <w:pPr>
-        <w:spacing w:before="0" w:after="0"/>
-      </w:pPr>
-    </w:p>
-    <w:p>
-      <w:pPr>
-        <w:spacing w:before="0" w:after="0"/>
-      </w:pPr>
+        <w:spacing w:before="160" w:after="80"/>
+      </w:pPr>
+      <w:r>
+        <w:pict>
+          <v:rect style="width:0;height:1.5pt" o:hralign="center" o:hrstd="t" o:hr="t"/>
+        </w:pict>
+      </w:r>
     </w:p>
     <w:p>
       <w:pPr>
@@ -1815,6 +1850,7 @@
     <w:p>
       <w:pPr>
         <w:pStyle w:val="FirstParagraph"/>
+        <w:ind w:firstLine="420"/>
       </w:pPr>
       <w:r>
         <w:rPr>
@@ -2070,6 +2106,7 @@
     <w:p>
       <w:pPr>
         <w:pStyle w:val="BodyText"/>
+        <w:ind w:firstLine="420"/>
       </w:pPr>
       <w:r>
         <w:rPr>
@@ -2107,6 +2144,7 @@
     <w:p>
       <w:pPr>
         <w:pStyle w:val="BodyText"/>
+        <w:ind w:firstLine="420"/>
       </w:pPr>
       <w:r>
         <w:rPr>
@@ -2147,43 +2185,13 @@
     </w:p>
     <w:p>
       <w:pPr>
-        <w:spacing w:before="0" w:after="0"/>
-      </w:pPr>
-    </w:p>
-    <w:p>
-      <w:pPr>
-        <w:spacing w:before="0" w:after="0"/>
-      </w:pPr>
-    </w:p>
-    <w:p>
-      <w:pPr>
-        <w:spacing w:before="0" w:after="0"/>
-      </w:pPr>
-    </w:p>
-    <w:p>
-      <w:pPr>
-        <w:spacing w:before="0" w:after="0"/>
-      </w:pPr>
-    </w:p>
-    <w:p>
-      <w:pPr>
-        <w:spacing w:before="0" w:after="0"/>
-      </w:pPr>
-    </w:p>
-    <w:p>
-      <w:pPr>
-        <w:spacing w:before="0" w:after="0"/>
-      </w:pPr>
-    </w:p>
-    <w:p>
-      <w:pPr>
-        <w:spacing w:before="0" w:after="0"/>
-      </w:pPr>
-    </w:p>
-    <w:p>
-      <w:pPr>
-        <w:spacing w:before="0" w:after="0"/>
-      </w:pPr>
+        <w:spacing w:before="160" w:after="80"/>
+      </w:pPr>
+      <w:r>
+        <w:pict>
+          <v:rect style="width:0;height:1.5pt" o:hralign="center" o:hrstd="t" o:hr="t"/>
+        </w:pict>
+      </w:r>
     </w:p>
     <w:p>
       <w:pPr>
@@ -2224,6 +2232,7 @@
     <w:p>
       <w:pPr>
         <w:pStyle w:val="FirstParagraph"/>
+        <w:ind w:firstLine="420"/>
       </w:pPr>
       <w:r>
         <w:rPr>
@@ -2510,18 +2519,13 @@
     </w:p>
     <w:p>
       <w:pPr>
-        <w:spacing w:before="0" w:after="0"/>
-      </w:pPr>
-    </w:p>
-    <w:p>
-      <w:pPr>
-        <w:spacing w:before="0" w:after="0"/>
-      </w:pPr>
-    </w:p>
-    <w:p>
-      <w:pPr>
-        <w:spacing w:before="0" w:after="0"/>
-      </w:pPr>
+        <w:spacing w:before="160" w:after="80"/>
+      </w:pPr>
+      <w:r>
+        <w:pict>
+          <v:rect style="width:0;height:1.5pt" o:hralign="center" o:hrstd="t" o:hr="t"/>
+        </w:pict>
+      </w:r>
     </w:p>
     <w:p>
       <w:pPr>
@@ -2562,6 +2566,7 @@
     <w:p>
       <w:pPr>
         <w:pStyle w:val="FirstParagraph"/>
+        <w:ind w:firstLine="420"/>
       </w:pPr>
       <w:r>
         <w:rPr>
@@ -2802,18 +2807,13 @@
     </w:p>
     <w:p>
       <w:pPr>
-        <w:spacing w:before="0" w:after="0"/>
-      </w:pPr>
-    </w:p>
-    <w:p>
-      <w:pPr>
-        <w:spacing w:before="0" w:after="0"/>
-      </w:pPr>
-    </w:p>
-    <w:p>
-      <w:pPr>
-        <w:spacing w:before="0" w:after="0"/>
-      </w:pPr>
+        <w:spacing w:before="160" w:after="80"/>
+      </w:pPr>
+      <w:r>
+        <w:pict>
+          <v:rect style="width:0;height:1.5pt" o:hralign="center" o:hrstd="t" o:hr="t"/>
+        </w:pict>
+      </w:r>
     </w:p>
     <w:p>
       <w:pPr>
@@ -2854,6 +2854,7 @@
     <w:p>
       <w:pPr>
         <w:pStyle w:val="FirstParagraph"/>
+        <w:ind w:firstLine="420"/>
       </w:pPr>
       <w:r>
         <w:rPr>
@@ -2883,6 +2884,7 @@
     <w:p>
       <w:pPr>
         <w:pStyle w:val="BodyText"/>
+        <w:ind w:firstLine="420"/>
       </w:pPr>
       <w:r>
         <w:rPr>
@@ -3055,6 +3057,7 @@
     <w:p>
       <w:pPr>
         <w:pStyle w:val="BodyText"/>
+        <w:ind w:firstLine="420"/>
       </w:pPr>
       <w:r>
         <w:rPr>
@@ -3384,6 +3387,7 @@
     <w:p>
       <w:pPr>
         <w:pStyle w:val="BodyText"/>
+        <w:ind w:firstLine="420"/>
       </w:pPr>
       <w:r>
         <w:rPr>
@@ -3447,43 +3451,13 @@
     </w:p>
     <w:p>
       <w:pPr>
-        <w:spacing w:before="0" w:after="0"/>
-      </w:pPr>
-    </w:p>
-    <w:p>
-      <w:pPr>
-        <w:spacing w:before="0" w:after="0"/>
-      </w:pPr>
-    </w:p>
-    <w:p>
-      <w:pPr>
-        <w:spacing w:before="0" w:after="0"/>
-      </w:pPr>
-    </w:p>
-    <w:p>
-      <w:pPr>
-        <w:spacing w:before="0" w:after="0"/>
-      </w:pPr>
-    </w:p>
-    <w:p>
-      <w:pPr>
-        <w:spacing w:before="0" w:after="0"/>
-      </w:pPr>
-    </w:p>
-    <w:p>
-      <w:pPr>
-        <w:spacing w:before="0" w:after="0"/>
-      </w:pPr>
-    </w:p>
-    <w:p>
-      <w:pPr>
-        <w:spacing w:before="0" w:after="0"/>
-      </w:pPr>
-    </w:p>
-    <w:p>
-      <w:pPr>
-        <w:spacing w:before="0" w:after="0"/>
-      </w:pPr>
+        <w:spacing w:before="160" w:after="80"/>
+      </w:pPr>
+      <w:r>
+        <w:pict>
+          <v:rect style="width:0;height:1.5pt" o:hralign="center" o:hrstd="t" o:hr="t"/>
+        </w:pict>
+      </w:r>
     </w:p>
     <w:p>
       <w:pPr>
@@ -3524,6 +3498,7 @@
     <w:p>
       <w:pPr>
         <w:pStyle w:val="FirstParagraph"/>
+        <w:ind w:firstLine="420"/>
       </w:pPr>
       <w:r>
         <w:rPr>
@@ -3613,6 +3588,7 @@
     <w:p>
       <w:pPr>
         <w:pStyle w:val="BodyText"/>
+        <w:ind w:firstLine="420"/>
       </w:pPr>
       <w:r>
         <w:rPr>
@@ -3756,6 +3732,7 @@
     <w:p>
       <w:pPr>
         <w:pStyle w:val="BodyText"/>
+        <w:ind w:firstLine="420"/>
       </w:pPr>
       <w:r>
         <w:rPr>
@@ -3845,6 +3822,7 @@
     <w:p>
       <w:pPr>
         <w:pStyle w:val="BodyText"/>
+        <w:ind w:firstLine="420"/>
       </w:pPr>
       <w:r>
         <w:rPr>
@@ -3922,6 +3900,7 @@
     <w:p>
       <w:pPr>
         <w:pStyle w:val="BodyText"/>
+        <w:ind w:firstLine="420"/>
       </w:pPr>
       <w:r>
         <w:rPr>
@@ -3938,43 +3917,13 @@
     </w:p>
     <w:p>
       <w:pPr>
-        <w:spacing w:before="0" w:after="0"/>
-      </w:pPr>
-    </w:p>
-    <w:p>
-      <w:pPr>
-        <w:spacing w:before="0" w:after="0"/>
-      </w:pPr>
-    </w:p>
-    <w:p>
-      <w:pPr>
-        <w:spacing w:before="0" w:after="0"/>
-      </w:pPr>
-    </w:p>
-    <w:p>
-      <w:pPr>
-        <w:spacing w:before="0" w:after="0"/>
-      </w:pPr>
-    </w:p>
-    <w:p>
-      <w:pPr>
-        <w:spacing w:before="0" w:after="0"/>
-      </w:pPr>
-    </w:p>
-    <w:p>
-      <w:pPr>
-        <w:spacing w:before="0" w:after="0"/>
-      </w:pPr>
-    </w:p>
-    <w:p>
-      <w:pPr>
-        <w:spacing w:before="0" w:after="0"/>
-      </w:pPr>
-    </w:p>
-    <w:p>
-      <w:pPr>
-        <w:spacing w:before="0" w:after="0"/>
-      </w:pPr>
+        <w:spacing w:before="160" w:after="80"/>
+      </w:pPr>
+      <w:r>
+        <w:pict>
+          <v:rect style="width:0;height:1.5pt" o:hralign="center" o:hrstd="t" o:hr="t"/>
+        </w:pict>
+      </w:r>
     </w:p>
     <w:p>
       <w:pPr>
@@ -4015,6 +3964,7 @@
     <w:p>
       <w:pPr>
         <w:pStyle w:val="FirstParagraph"/>
+        <w:ind w:firstLine="420"/>
       </w:pPr>
       <w:r>
         <w:rPr>
@@ -4098,6 +4048,7 @@
     <w:p>
       <w:pPr>
         <w:pStyle w:val="BodyText"/>
+        <w:ind w:firstLine="420"/>
       </w:pPr>
       <w:r>
         <w:rPr>
@@ -4301,6 +4252,7 @@
     <w:p>
       <w:pPr>
         <w:pStyle w:val="BodyText"/>
+        <w:ind w:firstLine="420"/>
       </w:pPr>
       <w:r>
         <w:rPr>
@@ -4528,6 +4480,7 @@
     <w:p>
       <w:pPr>
         <w:pStyle w:val="BodyText"/>
+        <w:ind w:firstLine="420"/>
       </w:pPr>
       <w:r>
         <w:rPr>
@@ -4683,6 +4636,7 @@
     <w:p>
       <w:pPr>
         <w:pStyle w:val="BodyText"/>
+        <w:ind w:firstLine="420"/>
       </w:pPr>
       <w:r>
         <w:rPr>
@@ -4928,6 +4882,7 @@
     <w:p>
       <w:pPr>
         <w:pStyle w:val="BodyText"/>
+        <w:ind w:firstLine="420"/>
       </w:pPr>
       <w:r>
         <w:rPr>
@@ -5023,6 +4978,7 @@
     <w:p>
       <w:pPr>
         <w:pStyle w:val="BodyText"/>
+        <w:ind w:firstLine="420"/>
       </w:pPr>
       <w:r>
         <w:rPr>
@@ -5067,6 +5023,7 @@
           <w:ilvl w:val="0"/>
           <w:numId w:val="1003"/>
         </w:numPr>
+        <w:ind w:firstLine="420"/>
       </w:pPr>
       <w:r>
         <w:rPr>
@@ -5333,6 +5290,7 @@
           <w:ilvl w:val="0"/>
           <w:numId w:val="1003"/>
         </w:numPr>
+        <w:ind w:firstLine="420"/>
       </w:pPr>
       <w:r>
         <w:rPr>
@@ -5383,6 +5341,7 @@
           <w:ilvl w:val="0"/>
           <w:numId w:val="1003"/>
         </w:numPr>
+        <w:ind w:firstLine="420"/>
       </w:pPr>
       <w:r>
         <w:rPr>
@@ -5876,6 +5835,7 @@
           <w:ilvl w:val="0"/>
           <w:numId w:val="1003"/>
         </w:numPr>
+        <w:ind w:firstLine="420"/>
       </w:pPr>
       <w:r>
         <w:rPr>
@@ -6471,6 +6431,7 @@
           <w:ilvl w:val="0"/>
           <w:numId w:val="1003"/>
         </w:numPr>
+        <w:ind w:firstLine="420"/>
       </w:pPr>
       <w:r>
         <w:rPr>
@@ -6692,6 +6653,7 @@
           <w:ilvl w:val="0"/>
           <w:numId w:val="1003"/>
         </w:numPr>
+        <w:ind w:firstLine="420"/>
       </w:pPr>
       <w:r>
         <w:rPr>
@@ -6866,6 +6828,7 @@
           <w:ilvl w:val="0"/>
           <w:numId w:val="1003"/>
         </w:numPr>
+        <w:ind w:firstLine="420"/>
       </w:pPr>
       <w:r>
         <w:rPr>
@@ -6895,6 +6858,7 @@
     <w:p>
       <w:pPr>
         <w:pStyle w:val="FirstParagraph"/>
+        <w:ind w:firstLine="420"/>
       </w:pPr>
       <w:r>
         <w:rPr>
@@ -6935,43 +6899,13 @@
     </w:p>
     <w:p>
       <w:pPr>
-        <w:spacing w:before="0" w:after="0"/>
-      </w:pPr>
-    </w:p>
-    <w:p>
-      <w:pPr>
-        <w:spacing w:before="0" w:after="0"/>
-      </w:pPr>
-    </w:p>
-    <w:p>
-      <w:pPr>
-        <w:spacing w:before="0" w:after="0"/>
-      </w:pPr>
-    </w:p>
-    <w:p>
-      <w:pPr>
-        <w:spacing w:before="0" w:after="0"/>
-      </w:pPr>
-    </w:p>
-    <w:p>
-      <w:pPr>
-        <w:spacing w:before="0" w:after="0"/>
-      </w:pPr>
-    </w:p>
-    <w:p>
-      <w:pPr>
-        <w:spacing w:before="0" w:after="0"/>
-      </w:pPr>
-    </w:p>
-    <w:p>
-      <w:pPr>
-        <w:spacing w:before="0" w:after="0"/>
-      </w:pPr>
-    </w:p>
-    <w:p>
-      <w:pPr>
-        <w:spacing w:before="0" w:after="0"/>
-      </w:pPr>
+        <w:spacing w:before="160" w:after="80"/>
+      </w:pPr>
+      <w:r>
+        <w:pict>
+          <v:rect style="width:0;height:1.5pt" o:hralign="center" o:hrstd="t" o:hr="t"/>
+        </w:pict>
+      </w:r>
     </w:p>
     <w:p>
       <w:pPr>
@@ -7047,6 +6981,7 @@
     <w:p>
       <w:pPr>
         <w:pStyle w:val="FirstParagraph"/>
+        <w:ind w:firstLine="420"/>
       </w:pPr>
       <w:r>
         <w:rPr>
@@ -7104,6 +7039,7 @@
           <w:ilvl w:val="0"/>
           <w:numId w:val="1005"/>
         </w:numPr>
+        <w:ind w:firstLine="420"/>
       </w:pPr>
       <m:oMath>
         <m:r>
@@ -7245,6 +7181,7 @@
     <w:p>
       <w:pPr>
         <w:pStyle w:val="FirstParagraph"/>
+        <w:ind w:firstLine="420"/>
       </w:pPr>
       <w:r>
         <w:rPr>
@@ -7567,6 +7504,7 @@
           <w:ilvl w:val="0"/>
           <w:numId w:val="1006"/>
         </w:numPr>
+        <w:ind w:firstLine="420"/>
       </w:pPr>
       <w:r>
         <w:rPr>
@@ -7599,6 +7537,7 @@
           <w:ilvl w:val="0"/>
           <w:numId w:val="1006"/>
         </w:numPr>
+        <w:ind w:firstLine="420"/>
       </w:pPr>
       <w:r>
         <w:rPr>
@@ -7631,6 +7570,7 @@
           <w:ilvl w:val="0"/>
           <w:numId w:val="1006"/>
         </w:numPr>
+        <w:ind w:firstLine="420"/>
       </w:pPr>
       <w:r>
         <w:rPr>
@@ -7677,43 +7617,13 @@
     </w:p>
     <w:p>
       <w:pPr>
-        <w:spacing w:before="0" w:after="0"/>
-      </w:pPr>
-    </w:p>
-    <w:p>
-      <w:pPr>
-        <w:spacing w:before="0" w:after="0"/>
-      </w:pPr>
-    </w:p>
-    <w:p>
-      <w:pPr>
-        <w:spacing w:before="0" w:after="0"/>
-      </w:pPr>
-    </w:p>
-    <w:p>
-      <w:pPr>
-        <w:spacing w:before="0" w:after="0"/>
-      </w:pPr>
-    </w:p>
-    <w:p>
-      <w:pPr>
-        <w:spacing w:before="0" w:after="0"/>
-      </w:pPr>
-    </w:p>
-    <w:p>
-      <w:pPr>
-        <w:spacing w:before="0" w:after="0"/>
-      </w:pPr>
-    </w:p>
-    <w:p>
-      <w:pPr>
-        <w:spacing w:before="0" w:after="0"/>
-      </w:pPr>
-    </w:p>
-    <w:p>
-      <w:pPr>
-        <w:spacing w:before="0" w:after="0"/>
-      </w:pPr>
+        <w:spacing w:before="160" w:after="80"/>
+      </w:pPr>
+      <w:r>
+        <w:pict>
+          <v:rect style="width:0;height:1.5pt" o:hralign="center" o:hrstd="t" o:hr="t"/>
+        </w:pict>
+      </w:r>
     </w:p>
     <w:p>
       <w:pPr>
@@ -7754,6 +7664,7 @@
     <w:p>
       <w:pPr>
         <w:pStyle w:val="FirstParagraph"/>
+        <w:ind w:firstLine="420"/>
       </w:pPr>
       <w:r>
         <w:rPr>
@@ -8022,6 +7933,7 @@
           <w:ilvl w:val="0"/>
           <w:numId w:val="1007"/>
         </w:numPr>
+        <w:ind w:firstLine="420"/>
       </w:pPr>
       <w:r>
         <w:rPr>
@@ -8067,6 +7979,7 @@
           <w:ilvl w:val="0"/>
           <w:numId w:val="1007"/>
         </w:numPr>
+        <w:ind w:firstLine="420"/>
       </w:pPr>
       <w:r>
         <w:rPr>
@@ -8135,6 +8048,7 @@
           <w:ilvl w:val="0"/>
           <w:numId w:val="1007"/>
         </w:numPr>
+        <w:ind w:firstLine="420"/>
       </w:pPr>
       <w:r>
         <w:rPr>
@@ -8182,6 +8096,7 @@
     <w:p>
       <w:pPr>
         <w:pStyle w:val="FirstParagraph"/>
+        <w:ind w:firstLine="420"/>
       </w:pPr>
       <w:r>
         <w:rPr>
@@ -8215,6 +8130,7 @@
           <w:ilvl w:val="0"/>
           <w:numId w:val="1008"/>
         </w:numPr>
+        <w:ind w:firstLine="420"/>
       </w:pPr>
       <w:r>
         <w:rPr>
@@ -8280,6 +8196,7 @@
           <w:ilvl w:val="0"/>
           <w:numId w:val="1008"/>
         </w:numPr>
+        <w:ind w:firstLine="420"/>
       </w:pPr>
       <w:r>
         <w:rPr>
@@ -8393,6 +8310,7 @@
           <w:ilvl w:val="0"/>
           <w:numId w:val="1008"/>
         </w:numPr>
+        <w:ind w:firstLine="420"/>
       </w:pPr>
       <w:r>
         <w:rPr>
@@ -8859,43 +8777,13 @@
     </w:p>
     <w:p>
       <w:pPr>
-        <w:spacing w:before="0" w:after="0"/>
-      </w:pPr>
-    </w:p>
-    <w:p>
-      <w:pPr>
-        <w:spacing w:before="0" w:after="0"/>
-      </w:pPr>
-    </w:p>
-    <w:p>
-      <w:pPr>
-        <w:spacing w:before="0" w:after="0"/>
-      </w:pPr>
-    </w:p>
-    <w:p>
-      <w:pPr>
-        <w:spacing w:before="0" w:after="0"/>
-      </w:pPr>
-    </w:p>
-    <w:p>
-      <w:pPr>
-        <w:spacing w:before="0" w:after="0"/>
-      </w:pPr>
-    </w:p>
-    <w:p>
-      <w:pPr>
-        <w:spacing w:before="0" w:after="0"/>
-      </w:pPr>
-    </w:p>
-    <w:p>
-      <w:pPr>
-        <w:spacing w:before="0" w:after="0"/>
-      </w:pPr>
-    </w:p>
-    <w:p>
-      <w:pPr>
-        <w:spacing w:before="0" w:after="0"/>
-      </w:pPr>
+        <w:spacing w:before="160" w:after="80"/>
+      </w:pPr>
+      <w:r>
+        <w:pict>
+          <v:rect style="width:0;height:1.5pt" o:hralign="center" o:hrstd="t" o:hr="t"/>
+        </w:pict>
+      </w:r>
     </w:p>
     <w:p>
       <w:pPr>
@@ -8936,6 +8824,7 @@
     <w:p>
       <w:pPr>
         <w:pStyle w:val="FirstParagraph"/>
+        <w:ind w:firstLine="420"/>
       </w:pPr>
       <w:r>
         <w:rPr>
@@ -9142,6 +9031,7 @@
     <w:p>
       <w:pPr>
         <w:pStyle w:val="BodyText"/>
+        <w:ind w:firstLine="420"/>
       </w:pPr>
       <w:r>
         <w:rPr>
@@ -10183,6 +10073,7 @@
           <w:ilvl w:val="0"/>
           <w:numId w:val="1009"/>
         </w:numPr>
+        <w:ind w:firstLine="420"/>
       </w:pPr>
       <w:r>
         <w:rPr>
@@ -10555,6 +10446,7 @@
           <w:ilvl w:val="0"/>
           <w:numId w:val="1009"/>
         </w:numPr>
+        <w:ind w:firstLine="420"/>
       </w:pPr>
       <w:r>
         <w:rPr>
@@ -10919,6 +10811,7 @@
           <w:ilvl w:val="0"/>
           <w:numId w:val="1009"/>
         </w:numPr>
+        <w:ind w:firstLine="420"/>
       </w:pPr>
       <w:r>
         <w:rPr>
@@ -11400,6 +11293,7 @@
           <w:ilvl w:val="0"/>
           <w:numId w:val="1009"/>
         </w:numPr>
+        <w:ind w:firstLine="420"/>
       </w:pPr>
       <w:r>
         <w:rPr>
@@ -11764,6 +11658,7 @@
           <w:ilvl w:val="0"/>
           <w:numId w:val="1009"/>
         </w:numPr>
+        <w:ind w:firstLine="420"/>
       </w:pPr>
       <w:r>
         <w:rPr>
@@ -12248,6 +12143,7 @@
     <w:p>
       <w:pPr>
         <w:pStyle w:val="FirstParagraph"/>
+        <w:ind w:firstLine="420"/>
       </w:pPr>
       <w:r>
         <w:rPr>
@@ -12268,6 +12164,7 @@
           <w:ilvl w:val="0"/>
           <w:numId w:val="1010"/>
         </w:numPr>
+        <w:ind w:firstLine="420"/>
       </w:pPr>
       <w:r>
         <w:rPr>
@@ -12355,6 +12252,7 @@
           <w:ilvl w:val="0"/>
           <w:numId w:val="1010"/>
         </w:numPr>
+        <w:ind w:firstLine="420"/>
       </w:pPr>
       <w:r>
         <w:rPr>
@@ -12399,6 +12297,7 @@
           <w:ilvl w:val="0"/>
           <w:numId w:val="1010"/>
         </w:numPr>
+        <w:ind w:firstLine="420"/>
       </w:pPr>
       <w:r>
         <w:rPr>
@@ -12680,43 +12579,13 @@
     </w:p>
     <w:p>
       <w:pPr>
-        <w:spacing w:before="0" w:after="0"/>
-      </w:pPr>
-    </w:p>
-    <w:p>
-      <w:pPr>
-        <w:spacing w:before="0" w:after="0"/>
-      </w:pPr>
-    </w:p>
-    <w:p>
-      <w:pPr>
-        <w:spacing w:before="0" w:after="0"/>
-      </w:pPr>
-    </w:p>
-    <w:p>
-      <w:pPr>
-        <w:spacing w:before="0" w:after="0"/>
-      </w:pPr>
-    </w:p>
-    <w:p>
-      <w:pPr>
-        <w:spacing w:before="0" w:after="0"/>
-      </w:pPr>
-    </w:p>
-    <w:p>
-      <w:pPr>
-        <w:spacing w:before="0" w:after="0"/>
-      </w:pPr>
-    </w:p>
-    <w:p>
-      <w:pPr>
-        <w:spacing w:before="0" w:after="0"/>
-      </w:pPr>
-    </w:p>
-    <w:p>
-      <w:pPr>
-        <w:spacing w:before="0" w:after="0"/>
-      </w:pPr>
+        <w:spacing w:before="160" w:after="80"/>
+      </w:pPr>
+      <w:r>
+        <w:pict>
+          <v:rect style="width:0;height:1.5pt" o:hralign="center" o:hrstd="t" o:hr="t"/>
+        </w:pict>
+      </w:r>
     </w:p>
     <w:p>
       <w:pPr>
@@ -12757,6 +12626,7 @@
     <w:p>
       <w:pPr>
         <w:pStyle w:val="FirstParagraph"/>
+        <w:ind w:firstLine="420"/>
       </w:pPr>
       <w:r>
         <w:rPr>
@@ -13125,6 +12995,7 @@
     <w:p>
       <w:pPr>
         <w:pStyle w:val="BodyText"/>
+        <w:ind w:firstLine="420"/>
       </w:pPr>
       <w:r>
         <w:rPr>
@@ -13302,6 +13173,7 @@
           <w:ilvl w:val="0"/>
           <w:numId w:val="1011"/>
         </w:numPr>
+        <w:ind w:firstLine="420"/>
       </w:pPr>
       <w:r>
         <w:rPr>
@@ -13649,6 +13521,7 @@
     <w:p>
       <w:pPr>
         <w:pStyle w:val="FirstParagraph"/>
+        <w:ind w:firstLine="420"/>
       </w:pPr>
       <w:r>
         <w:rPr>
@@ -13694,6 +13567,7 @@
           <w:ilvl w:val="0"/>
           <w:numId w:val="1012"/>
         </w:numPr>
+        <w:ind w:firstLine="420"/>
       </w:pPr>
       <w:r>
         <w:rPr>
@@ -13723,6 +13597,7 @@
     <w:p>
       <w:pPr>
         <w:pStyle w:val="FirstParagraph"/>
+        <w:ind w:firstLine="420"/>
       </w:pPr>
       <w:r>
         <w:rPr>
@@ -13795,6 +13670,7 @@
           <w:ilvl w:val="0"/>
           <w:numId w:val="1013"/>
         </w:numPr>
+        <w:ind w:firstLine="420"/>
       </w:pPr>
       <w:r>
         <w:rPr>
@@ -13815,6 +13691,7 @@
           <w:ilvl w:val="0"/>
           <w:numId w:val="1013"/>
         </w:numPr>
+        <w:ind w:firstLine="420"/>
       </w:pPr>
       <w:r>
         <w:rPr>
@@ -13835,6 +13712,7 @@
           <w:ilvl w:val="0"/>
           <w:numId w:val="1013"/>
         </w:numPr>
+        <w:ind w:firstLine="420"/>
       </w:pPr>
       <w:r>
         <w:rPr>
@@ -13867,6 +13745,7 @@
           <w:ilvl w:val="0"/>
           <w:numId w:val="1013"/>
         </w:numPr>
+        <w:ind w:firstLine="420"/>
       </w:pPr>
       <w:r>
         <w:rPr>
@@ -13987,6 +13866,7 @@
           <w:ilvl w:val="0"/>
           <w:numId w:val="1013"/>
         </w:numPr>
+        <w:ind w:firstLine="420"/>
       </w:pPr>
       <w:r>
         <w:rPr>
@@ -14352,43 +14232,13 @@
     </w:p>
     <w:p>
       <w:pPr>
-        <w:spacing w:before="0" w:after="0"/>
-      </w:pPr>
-    </w:p>
-    <w:p>
-      <w:pPr>
-        <w:spacing w:before="0" w:after="0"/>
-      </w:pPr>
-    </w:p>
-    <w:p>
-      <w:pPr>
-        <w:spacing w:before="0" w:after="0"/>
-      </w:pPr>
-    </w:p>
-    <w:p>
-      <w:pPr>
-        <w:spacing w:before="0" w:after="0"/>
-      </w:pPr>
-    </w:p>
-    <w:p>
-      <w:pPr>
-        <w:spacing w:before="0" w:after="0"/>
-      </w:pPr>
-    </w:p>
-    <w:p>
-      <w:pPr>
-        <w:spacing w:before="0" w:after="0"/>
-      </w:pPr>
-    </w:p>
-    <w:p>
-      <w:pPr>
-        <w:spacing w:before="0" w:after="0"/>
-      </w:pPr>
-    </w:p>
-    <w:p>
-      <w:pPr>
-        <w:spacing w:before="0" w:after="0"/>
-      </w:pPr>
+        <w:spacing w:before="160" w:after="80"/>
+      </w:pPr>
+      <w:r>
+        <w:pict>
+          <v:rect style="width:0;height:1.5pt" o:hralign="center" o:hrstd="t" o:hr="t"/>
+        </w:pict>
+      </w:r>
     </w:p>
     <w:p>
       <w:pPr>
@@ -14429,6 +14279,7 @@
     <w:p>
       <w:pPr>
         <w:pStyle w:val="FirstParagraph"/>
+        <w:ind w:firstLine="420"/>
       </w:pPr>
       <w:r>
         <w:rPr>
@@ -14727,6 +14578,7 @@
           <w:ilvl w:val="0"/>
           <w:numId w:val="1014"/>
         </w:numPr>
+        <w:ind w:firstLine="420"/>
       </w:pPr>
       <w:r>
         <w:rPr>
@@ -14747,6 +14599,7 @@
           <w:ilvl w:val="0"/>
           <w:numId w:val="1014"/>
         </w:numPr>
+        <w:ind w:firstLine="420"/>
       </w:pPr>
       <w:r>
         <w:rPr>
@@ -14817,43 +14670,13 @@
     </w:p>
     <w:p>
       <w:pPr>
-        <w:spacing w:before="0" w:after="0"/>
-      </w:pPr>
-    </w:p>
-    <w:p>
-      <w:pPr>
-        <w:spacing w:before="0" w:after="0"/>
-      </w:pPr>
-    </w:p>
-    <w:p>
-      <w:pPr>
-        <w:spacing w:before="0" w:after="0"/>
-      </w:pPr>
-    </w:p>
-    <w:p>
-      <w:pPr>
-        <w:spacing w:before="0" w:after="0"/>
-      </w:pPr>
-    </w:p>
-    <w:p>
-      <w:pPr>
-        <w:spacing w:before="0" w:after="0"/>
-      </w:pPr>
-    </w:p>
-    <w:p>
-      <w:pPr>
-        <w:spacing w:before="0" w:after="0"/>
-      </w:pPr>
-    </w:p>
-    <w:p>
-      <w:pPr>
-        <w:spacing w:before="0" w:after="0"/>
-      </w:pPr>
-    </w:p>
-    <w:p>
-      <w:pPr>
-        <w:spacing w:before="0" w:after="0"/>
-      </w:pPr>
+        <w:spacing w:before="160" w:after="80"/>
+      </w:pPr>
+      <w:r>
+        <w:pict>
+          <v:rect style="width:0;height:1.5pt" o:hralign="center" o:hrstd="t" o:hr="t"/>
+        </w:pict>
+      </w:r>
     </w:p>
     <w:p>
       <w:pPr>
@@ -14894,6 +14717,7 @@
     <w:p>
       <w:pPr>
         <w:pStyle w:val="FirstParagraph"/>
+        <w:ind w:firstLine="420"/>
       </w:pPr>
       <w:r>
         <w:rPr>
@@ -15183,6 +15007,7 @@
           <w:ilvl w:val="0"/>
           <w:numId w:val="1015"/>
         </w:numPr>
+        <w:ind w:firstLine="420"/>
       </w:pPr>
       <w:r>
         <w:rPr>
@@ -15452,6 +15277,7 @@
           <w:ilvl w:val="0"/>
           <w:numId w:val="1015"/>
         </w:numPr>
+        <w:ind w:firstLine="420"/>
       </w:pPr>
       <w:r>
         <w:rPr>
@@ -15576,43 +15402,13 @@
     </w:p>
     <w:p>
       <w:pPr>
-        <w:spacing w:before="0" w:after="0"/>
-      </w:pPr>
-    </w:p>
-    <w:p>
-      <w:pPr>
-        <w:spacing w:before="0" w:after="0"/>
-      </w:pPr>
-    </w:p>
-    <w:p>
-      <w:pPr>
-        <w:spacing w:before="0" w:after="0"/>
-      </w:pPr>
-    </w:p>
-    <w:p>
-      <w:pPr>
-        <w:spacing w:before="0" w:after="0"/>
-      </w:pPr>
-    </w:p>
-    <w:p>
-      <w:pPr>
-        <w:spacing w:before="0" w:after="0"/>
-      </w:pPr>
-    </w:p>
-    <w:p>
-      <w:pPr>
-        <w:spacing w:before="0" w:after="0"/>
-      </w:pPr>
-    </w:p>
-    <w:p>
-      <w:pPr>
-        <w:spacing w:before="0" w:after="0"/>
-      </w:pPr>
-    </w:p>
-    <w:p>
-      <w:pPr>
-        <w:spacing w:before="0" w:after="0"/>
-      </w:pPr>
+        <w:spacing w:before="160" w:after="80"/>
+      </w:pPr>
+      <w:r>
+        <w:pict>
+          <v:rect style="width:0;height:1.5pt" o:hralign="center" o:hrstd="t" o:hr="t"/>
+        </w:pict>
+      </w:r>
     </w:p>
     <w:p>
       <w:pPr>
@@ -15653,6 +15449,7 @@
     <w:p>
       <w:pPr>
         <w:pStyle w:val="FirstParagraph"/>
+        <w:ind w:firstLine="420"/>
       </w:pPr>
       <w:r>
         <w:rPr>
@@ -16386,6 +16183,7 @@
     <w:p>
       <w:pPr>
         <w:pStyle w:val="FirstParagraph"/>
+        <w:ind w:firstLine="420"/>
       </w:pPr>
       <w:r>
         <w:rPr>
@@ -16443,6 +16241,7 @@
           <w:ilvl w:val="0"/>
           <w:numId w:val="1016"/>
         </w:numPr>
+        <w:ind w:firstLine="420"/>
       </w:pPr>
       <w:r>
         <w:rPr>
@@ -16611,6 +16410,7 @@
           <w:ilvl w:val="0"/>
           <w:numId w:val="1016"/>
         </w:numPr>
+        <w:ind w:firstLine="420"/>
       </w:pPr>
       <w:r>
         <w:rPr>
@@ -16735,28 +16535,13 @@
     </w:p>
     <w:p>
       <w:pPr>
-        <w:spacing w:before="0" w:after="0"/>
-      </w:pPr>
-    </w:p>
-    <w:p>
-      <w:pPr>
-        <w:spacing w:before="0" w:after="0"/>
-      </w:pPr>
-    </w:p>
-    <w:p>
-      <w:pPr>
-        <w:spacing w:before="0" w:after="0"/>
-      </w:pPr>
-    </w:p>
-    <w:p>
-      <w:pPr>
-        <w:spacing w:before="0" w:after="0"/>
-      </w:pPr>
-    </w:p>
-    <w:p>
-      <w:pPr>
-        <w:spacing w:before="0" w:after="0"/>
-      </w:pPr>
+        <w:spacing w:before="160" w:after="80"/>
+      </w:pPr>
+      <w:r>
+        <w:pict>
+          <v:rect style="width:0;height:1.5pt" o:hralign="center" o:hrstd="t" o:hr="t"/>
+        </w:pict>
+      </w:r>
     </w:p>
     <w:p>
       <w:pPr>
@@ -16797,6 +16582,7 @@
     <w:p>
       <w:pPr>
         <w:pStyle w:val="FirstParagraph"/>
+        <w:ind w:firstLine="420"/>
       </w:pPr>
       <m:oMath>
         <m:oMathPr>
@@ -17305,20 +17091,12 @@
     </w:p>
     <w:p>
       <w:pPr>
-        <w:pStyle w:val="BodyText"/>
-      </w:pPr>
-      <w:r>
-        <w:rPr>
-          <w:rFonts w:ascii="Times New Roman" w:hAnsi="Times New Roman" w:eastAsia="Times New Roman" w:cs="Times New Roman"/>
-        </w:rPr>
-        <w:t xml:space="preserve">9-1</w:t>
-      </w:r>
-      <w:r>
-        <w:rPr>
-          <w:rFonts w:ascii="Times New Roman" w:hAnsi="Times New Roman" w:eastAsia="Times New Roman" w:cs="Times New Roman"/>
-        </w:rPr>
-        <w:t xml:space="preserve"> </w:t>
-      </w:r>
+        <w:numPr>
+          <w:ilvl w:val="0"/>
+          <w:numId w:val="1017"/>
+        </w:numPr>
+        <w:ind w:firstLine="420"/>
+      </w:pPr>
       <m:oMath>
         <m:oMathPr>
           <m:ctrlPr>
@@ -17434,14 +17212,12 @@
     </w:p>
     <w:p>
       <w:pPr>
-        <w:pStyle w:val="BodyText"/>
-      </w:pPr>
-      <w:r>
-        <w:rPr>
-          <w:rFonts w:ascii="Times New Roman" w:hAnsi="Times New Roman" w:eastAsia="Times New Roman" w:cs="Times New Roman"/>
-        </w:rPr>
-        <w:t xml:space="preserve">9-2 </w:t>
-      </w:r>
+        <w:numPr>
+          <w:ilvl w:val="0"/>
+          <w:numId w:val="1017"/>
+        </w:numPr>
+        <w:ind w:firstLine="420"/>
+      </w:pPr>
       <w:r>
         <w:rPr>
           <w:rFonts w:hint="eastAsia" w:ascii="Times New Roman" w:hAnsi="Times New Roman" w:eastAsia="FangSong" w:cs="Times New Roman"/>
@@ -17469,14 +17245,12 @@
     </w:p>
     <w:p>
       <w:pPr>
-        <w:pStyle w:val="BodyText"/>
-      </w:pPr>
-      <w:r>
-        <w:rPr>
-          <w:rFonts w:ascii="Times New Roman" w:hAnsi="Times New Roman" w:eastAsia="Times New Roman" w:cs="Times New Roman"/>
-        </w:rPr>
-        <w:t xml:space="preserve">9-3 </w:t>
-      </w:r>
+        <w:numPr>
+          <w:ilvl w:val="0"/>
+          <w:numId w:val="1017"/>
+        </w:numPr>
+        <w:ind w:firstLine="420"/>
+      </w:pPr>
       <w:r>
         <w:rPr>
           <w:rFonts w:hint="eastAsia" w:ascii="Times New Roman" w:hAnsi="Times New Roman" w:eastAsia="FangSong" w:cs="Times New Roman"/>
@@ -17660,43 +17434,13 @@
     </w:p>
     <w:p>
       <w:pPr>
-        <w:spacing w:before="0" w:after="0"/>
-      </w:pPr>
-    </w:p>
-    <w:p>
-      <w:pPr>
-        <w:spacing w:before="0" w:after="0"/>
-      </w:pPr>
-    </w:p>
-    <w:p>
-      <w:pPr>
-        <w:spacing w:before="0" w:after="0"/>
-      </w:pPr>
-    </w:p>
-    <w:p>
-      <w:pPr>
-        <w:spacing w:before="0" w:after="0"/>
-      </w:pPr>
-    </w:p>
-    <w:p>
-      <w:pPr>
-        <w:spacing w:before="0" w:after="0"/>
-      </w:pPr>
-    </w:p>
-    <w:p>
-      <w:pPr>
-        <w:spacing w:before="0" w:after="0"/>
-      </w:pPr>
-    </w:p>
-    <w:p>
-      <w:pPr>
-        <w:spacing w:before="0" w:after="0"/>
-      </w:pPr>
-    </w:p>
-    <w:p>
-      <w:pPr>
-        <w:spacing w:before="0" w:after="0"/>
-      </w:pPr>
+        <w:spacing w:before="160" w:after="80"/>
+      </w:pPr>
+      <w:r>
+        <w:pict>
+          <v:rect style="width:0;height:1.5pt" o:hralign="center" o:hrstd="t" o:hr="t"/>
+        </w:pict>
+      </w:r>
     </w:p>
     <w:p>
       <w:pPr>
@@ -17737,6 +17481,7 @@
     <w:p>
       <w:pPr>
         <w:pStyle w:val="FirstParagraph"/>
+        <w:ind w:firstLine="420"/>
       </w:pPr>
       <w:r>
         <w:rPr>
@@ -18071,28 +17816,13 @@
     </w:p>
     <w:p>
       <w:pPr>
-        <w:spacing w:before="0" w:after="0"/>
-      </w:pPr>
-    </w:p>
-    <w:p>
-      <w:pPr>
-        <w:spacing w:before="0" w:after="0"/>
-      </w:pPr>
-    </w:p>
-    <w:p>
-      <w:pPr>
-        <w:spacing w:before="0" w:after="0"/>
-      </w:pPr>
-    </w:p>
-    <w:p>
-      <w:pPr>
-        <w:spacing w:before="0" w:after="0"/>
-      </w:pPr>
-    </w:p>
-    <w:p>
-      <w:pPr>
-        <w:spacing w:before="0" w:after="0"/>
-      </w:pPr>
+        <w:spacing w:before="160" w:after="80"/>
+      </w:pPr>
+      <w:r>
+        <w:pict>
+          <v:rect style="width:0;height:1.5pt" o:hralign="center" o:hrstd="t" o:hr="t"/>
+        </w:pict>
+      </w:r>
     </w:p>
     <w:p>
       <w:pPr>
@@ -18133,6 +17863,7 @@
     <w:p>
       <w:pPr>
         <w:pStyle w:val="FirstParagraph"/>
+        <w:ind w:firstLine="420"/>
       </w:pPr>
       <m:oMath>
         <m:r>
@@ -18626,28 +18357,13 @@
     </w:p>
     <w:p>
       <w:pPr>
-        <w:spacing w:before="0" w:after="0"/>
-      </w:pPr>
-    </w:p>
-    <w:p>
-      <w:pPr>
-        <w:spacing w:before="0" w:after="0"/>
-      </w:pPr>
-    </w:p>
-    <w:p>
-      <w:pPr>
-        <w:spacing w:before="0" w:after="0"/>
-      </w:pPr>
-    </w:p>
-    <w:p>
-      <w:pPr>
-        <w:spacing w:before="0" w:after="0"/>
-      </w:pPr>
-    </w:p>
-    <w:p>
-      <w:pPr>
-        <w:spacing w:before="0" w:after="0"/>
-      </w:pPr>
+        <w:spacing w:before="160" w:after="80"/>
+      </w:pPr>
+      <w:r>
+        <w:pict>
+          <v:rect style="width:0;height:1.5pt" o:hralign="center" o:hrstd="t" o:hr="t"/>
+        </w:pict>
+      </w:r>
     </w:p>
     <w:p>
       <w:pPr>
@@ -18688,6 +18404,7 @@
     <w:p>
       <w:pPr>
         <w:pStyle w:val="FirstParagraph"/>
+        <w:ind w:firstLine="420"/>
       </w:pPr>
       <w:r>
         <w:rPr>
@@ -18765,6 +18482,7 @@
     <w:p>
       <w:pPr>
         <w:pStyle w:val="BodyText"/>
+        <w:ind w:firstLine="420"/>
       </w:pPr>
       <w:r>
         <w:rPr>
@@ -18958,6 +18676,7 @@
     <w:p>
       <w:pPr>
         <w:pStyle w:val="BodyText"/>
+        <w:ind w:firstLine="420"/>
       </w:pPr>
       <w:r>
         <w:rPr>
@@ -19415,6 +19134,7 @@
     <w:p>
       <w:pPr>
         <w:pStyle w:val="BodyText"/>
+        <w:ind w:firstLine="420"/>
       </w:pPr>
       <w:r>
         <w:rPr>
@@ -19707,6 +19427,7 @@
     <w:p>
       <w:pPr>
         <w:pStyle w:val="BodyText"/>
+        <w:ind w:firstLine="420"/>
       </w:pPr>
       <w:r>
         <w:rPr>
@@ -20063,6 +19784,7 @@
       <w:pPr>
         <w:pStyle w:val="BodyText"/>
         <w:spacing w:after="80"/>
+        <w:ind w:firstLine="420"/>
       </w:pPr>
       <w:r>
         <w:rPr>
@@ -20093,15 +19815,16 @@
       <w:tblPr>
         <w:tblStyle w:val="Table"/>
         <w:tblW w:type="auto" w:w="0"/>
+        <w:tblLook w:firstRow="1" w:lastRow="0" w:firstColumn="0" w:lastColumn="0" w:noHBand="0" w:noVBand="0" w:val="0020"/>
+        <w:jc w:val="center"/>
         <w:tblBorders>
           <w:top w:val="single" w:sz="12" w:space="0" w:color="000000"/>
-          <w:left w:val="none" w:sz="0" w:space="0" w:color="auto"/>
           <w:bottom w:val="single" w:sz="12" w:space="0" w:color="000000"/>
-          <w:right w:val="none" w:sz="0" w:space="0" w:color="auto"/>
-          <w:insideH w:val="none" w:sz="0" w:space="0" w:color="auto"/>
-          <w:insideV w:val="none" w:sz="0" w:space="0" w:color="auto"/>
+          <w:left w:val="none"/>
+          <w:right w:val="none"/>
+          <w:insideH w:val="none"/>
+          <w:insideV w:val="none"/>
         </w:tblBorders>
-        <w:tblLook w:firstRow="1" w:lastRow="0" w:firstColumn="0" w:lastColumn="0" w:noHBand="0" w:noVBand="0" w:val="0020"/>
       </w:tblPr>
       <w:tblGrid>
         <w:gridCol w:w="1980"/>
@@ -20116,7 +19839,7 @@
         <w:tc>
           <w:tcPr>
             <w:tcBorders>
-              <w:bottom w:val="single" w:sz="8" w:space="0" w:color="000000"/>
+              <w:bottom w:val="single" w:sz="6" w:space="0" w:color="000000"/>
             </w:tcBorders>
           </w:tcPr>
           <w:p>
@@ -20136,7 +19859,7 @@
         <w:tc>
           <w:tcPr>
             <w:tcBorders>
-              <w:bottom w:val="single" w:sz="8" w:space="0" w:color="000000"/>
+              <w:bottom w:val="single" w:sz="6" w:space="0" w:color="000000"/>
             </w:tcBorders>
           </w:tcPr>
           <w:p>
@@ -20177,7 +19900,7 @@
         <w:tc>
           <w:tcPr>
             <w:tcBorders>
-              <w:bottom w:val="single" w:sz="8" w:space="0" w:color="000000"/>
+              <w:bottom w:val="single" w:sz="6" w:space="0" w:color="000000"/>
             </w:tcBorders>
           </w:tcPr>
           <w:p>
@@ -20218,7 +19941,7 @@
         <w:tc>
           <w:tcPr>
             <w:tcBorders>
-              <w:bottom w:val="single" w:sz="8" w:space="0" w:color="000000"/>
+              <w:bottom w:val="single" w:sz="6" w:space="0" w:color="000000"/>
             </w:tcBorders>
           </w:tcPr>
           <w:p>
@@ -20448,6 +20171,7 @@
       <w:pPr>
         <w:pStyle w:val="BodyText"/>
         <w:spacing w:before="120"/>
+        <w:ind w:firstLine="420"/>
       </w:pPr>
       <w:r>
         <w:rPr>
@@ -20527,6 +20251,7 @@
     <w:p>
       <w:pPr>
         <w:pStyle w:val="BodyText"/>
+        <w:ind w:firstLine="420"/>
       </w:pPr>
       <w:r>
         <w:rPr>
@@ -20582,6 +20307,7 @@
     <w:p>
       <w:pPr>
         <w:pStyle w:val="BodyText"/>
+        <w:ind w:firstLine="420"/>
       </w:pPr>
       <w:r>
         <w:rPr>
@@ -20773,6 +20499,7 @@
     <w:p>
       <w:pPr>
         <w:pStyle w:val="BodyText"/>
+        <w:ind w:firstLine="420"/>
       </w:pPr>
       <w:r>
         <w:rPr>
@@ -20905,6 +20632,7 @@
     <w:p>
       <w:pPr>
         <w:pStyle w:val="BodyText"/>
+        <w:ind w:firstLine="420"/>
       </w:pPr>
       <w:r>
         <w:rPr>
@@ -21121,6 +20849,7 @@
     <w:p>
       <w:pPr>
         <w:pStyle w:val="BodyText"/>
+        <w:ind w:firstLine="420"/>
       </w:pPr>
       <w:r>
         <w:rPr>
@@ -21243,6 +20972,7 @@
     <w:p>
       <w:pPr>
         <w:pStyle w:val="BodyText"/>
+        <w:ind w:firstLine="420"/>
       </w:pPr>
       <w:r>
         <w:rPr>
@@ -21386,6 +21116,7 @@
     <w:p>
       <w:pPr>
         <w:pStyle w:val="BodyText"/>
+        <w:ind w:firstLine="420"/>
       </w:pPr>
       <w:r>
         <w:rPr>
@@ -21458,43 +21189,13 @@
     </w:p>
     <w:p>
       <w:pPr>
-        <w:spacing w:before="0" w:after="0"/>
-      </w:pPr>
-    </w:p>
-    <w:p>
-      <w:pPr>
-        <w:spacing w:before="0" w:after="0"/>
-      </w:pPr>
-    </w:p>
-    <w:p>
-      <w:pPr>
-        <w:spacing w:before="0" w:after="0"/>
-      </w:pPr>
-    </w:p>
-    <w:p>
-      <w:pPr>
-        <w:spacing w:before="0" w:after="0"/>
-      </w:pPr>
-    </w:p>
-    <w:p>
-      <w:pPr>
-        <w:spacing w:before="0" w:after="0"/>
-      </w:pPr>
-    </w:p>
-    <w:p>
-      <w:pPr>
-        <w:spacing w:before="0" w:after="0"/>
-      </w:pPr>
-    </w:p>
-    <w:p>
-      <w:pPr>
-        <w:spacing w:before="0" w:after="0"/>
-      </w:pPr>
-    </w:p>
-    <w:p>
-      <w:pPr>
-        <w:spacing w:before="0" w:after="0"/>
-      </w:pPr>
+        <w:spacing w:before="160" w:after="80"/>
+      </w:pPr>
+      <w:r>
+        <w:pict>
+          <v:rect style="width:0;height:1.5pt" o:hralign="center" o:hrstd="t" o:hr="t"/>
+        </w:pict>
+      </w:r>
     </w:p>
     <w:p>
       <w:pPr>
@@ -21535,6 +21236,7 @@
     <w:p>
       <w:pPr>
         <w:pStyle w:val="FirstParagraph"/>
+        <w:ind w:firstLine="420"/>
       </w:pPr>
       <w:r>
         <w:rPr>
@@ -21642,6 +21344,7 @@
     <w:p>
       <w:pPr>
         <w:pStyle w:val="BodyText"/>
+        <w:ind w:firstLine="420"/>
       </w:pPr>
       <w:r>
         <w:rPr>
@@ -21649,7 +21352,7 @@
           <w:b/>
           <w:bCs/>
         </w:rPr>
-        <w:t xml:space="preserve">3-1</w:t>
+        <w:t xml:space="preserve">(1)</w:t>
       </w:r>
       <w:r>
         <w:rPr>
@@ -21716,6 +21419,7 @@
     <w:p>
       <w:pPr>
         <w:pStyle w:val="BodyText"/>
+        <w:ind w:firstLine="420"/>
       </w:pPr>
       <w:r>
         <w:rPr>
@@ -21723,7 +21427,7 @@
           <w:b/>
           <w:bCs/>
         </w:rPr>
-        <w:t xml:space="preserve">3-2</w:t>
+        <w:t xml:space="preserve">(2)</w:t>
       </w:r>
       <w:r>
         <w:rPr>
@@ -21765,6 +21469,7 @@
     <w:p>
       <w:pPr>
         <w:pStyle w:val="BodyText"/>
+        <w:ind w:firstLine="420"/>
       </w:pPr>
       <w:r>
         <w:rPr>
@@ -21772,7 +21477,7 @@
           <w:b/>
           <w:bCs/>
         </w:rPr>
-        <w:t xml:space="preserve">3-3</w:t>
+        <w:t xml:space="preserve">(3)</w:t>
       </w:r>
       <w:r>
         <w:rPr>
@@ -22155,6 +21860,7 @@
     <w:p>
       <w:pPr>
         <w:pStyle w:val="BodyText"/>
+        <w:ind w:firstLine="420"/>
       </w:pPr>
       <w:r>
         <w:rPr>
@@ -22162,7 +21868,7 @@
           <w:b/>
           <w:bCs/>
         </w:rPr>
-        <w:t xml:space="preserve">3-4</w:t>
+        <w:t xml:space="preserve">(4)</w:t>
       </w:r>
       <w:r>
         <w:rPr>
@@ -22229,6 +21935,7 @@
     <w:p>
       <w:pPr>
         <w:pStyle w:val="BodyText"/>
+        <w:ind w:firstLine="420"/>
       </w:pPr>
       <w:r>
         <w:rPr>
@@ -22236,7 +21943,7 @@
           <w:b/>
           <w:bCs/>
         </w:rPr>
-        <w:t xml:space="preserve">3-5</w:t>
+        <w:t xml:space="preserve">(5)</w:t>
       </w:r>
       <w:r>
         <w:rPr>
@@ -22265,43 +21972,13 @@
     </w:p>
     <w:p>
       <w:pPr>
-        <w:spacing w:before="0" w:after="0"/>
-      </w:pPr>
-    </w:p>
-    <w:p>
-      <w:pPr>
-        <w:spacing w:before="0" w:after="0"/>
-      </w:pPr>
-    </w:p>
-    <w:p>
-      <w:pPr>
-        <w:spacing w:before="0" w:after="0"/>
-      </w:pPr>
-    </w:p>
-    <w:p>
-      <w:pPr>
-        <w:spacing w:before="0" w:after="0"/>
-      </w:pPr>
-    </w:p>
-    <w:p>
-      <w:pPr>
-        <w:spacing w:before="0" w:after="0"/>
-      </w:pPr>
-    </w:p>
-    <w:p>
-      <w:pPr>
-        <w:spacing w:before="0" w:after="0"/>
-      </w:pPr>
-    </w:p>
-    <w:p>
-      <w:pPr>
-        <w:spacing w:before="0" w:after="0"/>
-      </w:pPr>
-    </w:p>
-    <w:p>
-      <w:pPr>
-        <w:spacing w:before="0" w:after="0"/>
-      </w:pPr>
+        <w:spacing w:before="160" w:after="80"/>
+      </w:pPr>
+      <w:r>
+        <w:pict>
+          <v:rect style="width:0;height:1.5pt" o:hralign="center" o:hrstd="t" o:hr="t"/>
+        </w:pict>
+      </w:r>
     </w:p>
     <w:p>
       <w:pPr>
@@ -22342,6 +22019,7 @@
     <w:p>
       <w:pPr>
         <w:pStyle w:val="FirstParagraph"/>
+        <w:ind w:firstLine="420"/>
       </w:pPr>
       <w:r>
         <w:rPr>
@@ -22441,6 +22119,7 @@
     <w:p>
       <w:pPr>
         <w:pStyle w:val="BodyText"/>
+        <w:ind w:firstLine="420"/>
       </w:pPr>
       <w:r>
         <w:rPr>
@@ -22576,6 +22255,7 @@
     <w:p>
       <w:pPr>
         <w:pStyle w:val="BodyText"/>
+        <w:ind w:firstLine="420"/>
       </w:pPr>
       <w:r>
         <w:rPr>
@@ -22583,7 +22263,7 @@
           <w:b/>
           <w:bCs/>
         </w:rPr>
-        <w:t xml:space="preserve">7-1</w:t>
+        <w:t xml:space="preserve">(1)</w:t>
       </w:r>
       <w:r>
         <w:rPr>
@@ -22645,6 +22325,7 @@
     <w:p>
       <w:pPr>
         <w:pStyle w:val="BodyText"/>
+        <w:ind w:firstLine="420"/>
       </w:pPr>
       <w:r>
         <w:rPr>
@@ -22652,7 +22333,7 @@
           <w:b/>
           <w:bCs/>
         </w:rPr>
-        <w:t xml:space="preserve">7-2</w:t>
+        <w:t xml:space="preserve">(2)</w:t>
       </w:r>
       <w:r>
         <w:rPr>
@@ -22701,6 +22382,7 @@
     <w:p>
       <w:pPr>
         <w:pStyle w:val="BodyText"/>
+        <w:ind w:firstLine="420"/>
       </w:pPr>
       <w:r>
         <w:rPr>
@@ -22708,7 +22390,7 @@
           <w:b/>
           <w:bCs/>
         </w:rPr>
-        <w:t xml:space="preserve">7-3</w:t>
+        <w:t xml:space="preserve">(3)</w:t>
       </w:r>
       <w:r>
         <w:rPr>
@@ -22794,6 +22476,7 @@
     <w:p>
       <w:pPr>
         <w:pStyle w:val="BodyText"/>
+        <w:ind w:firstLine="420"/>
       </w:pPr>
       <w:r>
         <w:rPr>
@@ -22801,7 +22484,7 @@
           <w:b/>
           <w:bCs/>
         </w:rPr>
-        <w:t xml:space="preserve">7-4</w:t>
+        <w:t xml:space="preserve">(4)</w:t>
       </w:r>
       <w:r>
         <w:rPr>
@@ -23173,43 +22856,13 @@
     </w:p>
     <w:p>
       <w:pPr>
-        <w:spacing w:before="0" w:after="0"/>
-      </w:pPr>
-    </w:p>
-    <w:p>
-      <w:pPr>
-        <w:spacing w:before="0" w:after="0"/>
-      </w:pPr>
-    </w:p>
-    <w:p>
-      <w:pPr>
-        <w:spacing w:before="0" w:after="0"/>
-      </w:pPr>
-    </w:p>
-    <w:p>
-      <w:pPr>
-        <w:spacing w:before="0" w:after="0"/>
-      </w:pPr>
-    </w:p>
-    <w:p>
-      <w:pPr>
-        <w:spacing w:before="0" w:after="0"/>
-      </w:pPr>
-    </w:p>
-    <w:p>
-      <w:pPr>
-        <w:spacing w:before="0" w:after="0"/>
-      </w:pPr>
-    </w:p>
-    <w:p>
-      <w:pPr>
-        <w:spacing w:before="0" w:after="0"/>
-      </w:pPr>
-    </w:p>
-    <w:p>
-      <w:pPr>
-        <w:spacing w:before="0" w:after="0"/>
-      </w:pPr>
+        <w:spacing w:before="160" w:after="80"/>
+      </w:pPr>
+      <w:r>
+        <w:pict>
+          <v:rect style="width:0;height:1.5pt" o:hralign="center" o:hrstd="t" o:hr="t"/>
+        </w:pict>
+      </w:r>
     </w:p>
     <w:p>
       <w:pPr>
@@ -23250,6 +22903,7 @@
     <w:p>
       <w:pPr>
         <w:pStyle w:val="FirstParagraph"/>
+        <w:ind w:firstLine="420"/>
       </w:pPr>
       <w:r>
         <w:rPr>
@@ -23512,6 +23166,7 @@
     <w:p>
       <w:pPr>
         <w:pStyle w:val="FirstParagraph"/>
+        <w:ind w:firstLine="420"/>
       </w:pPr>
       <w:r>
         <w:rPr>
@@ -23519,7 +23174,7 @@
           <w:b/>
           <w:bCs/>
         </w:rPr>
-        <w:t xml:space="preserve">6-1</w:t>
+        <w:t xml:space="preserve">(1)</w:t>
       </w:r>
       <w:r>
         <w:rPr>
@@ -23543,6 +23198,7 @@
     <w:p>
       <w:pPr>
         <w:pStyle w:val="BodyText"/>
+        <w:ind w:firstLine="420"/>
       </w:pPr>
       <w:r>
         <w:rPr>
@@ -23550,7 +23206,7 @@
           <w:b/>
           <w:bCs/>
         </w:rPr>
-        <w:t xml:space="preserve">6-2</w:t>
+        <w:t xml:space="preserve">(2)</w:t>
       </w:r>
       <w:r>
         <w:rPr>
@@ -23691,6 +23347,7 @@
     <w:p>
       <w:pPr>
         <w:pStyle w:val="BodyText"/>
+        <w:ind w:firstLine="420"/>
       </w:pPr>
       <w:r>
         <w:rPr>
@@ -23698,7 +23355,7 @@
           <w:b/>
           <w:bCs/>
         </w:rPr>
-        <w:t xml:space="preserve">6-3</w:t>
+        <w:t xml:space="preserve">(3)</w:t>
       </w:r>
       <w:r>
         <w:rPr>
@@ -23828,6 +23485,7 @@
     <w:p>
       <w:pPr>
         <w:pStyle w:val="BodyText"/>
+        <w:ind w:firstLine="420"/>
       </w:pPr>
       <w:r>
         <w:rPr>
@@ -23835,7 +23493,7 @@
           <w:b/>
           <w:bCs/>
         </w:rPr>
-        <w:t xml:space="preserve">6-4</w:t>
+        <w:t xml:space="preserve">(4)</w:t>
       </w:r>
       <w:r>
         <w:rPr>
@@ -23926,6 +23584,7 @@
     <w:p>
       <w:pPr>
         <w:pStyle w:val="BodyText"/>
+        <w:ind w:firstLine="420"/>
       </w:pPr>
       <w:r>
         <w:rPr>
@@ -23933,7 +23592,7 @@
           <w:b/>
           <w:bCs/>
         </w:rPr>
-        <w:t xml:space="preserve">6-5</w:t>
+        <w:t xml:space="preserve">(5)</w:t>
       </w:r>
       <w:r>
         <w:rPr>
@@ -24066,6 +23725,7 @@
     <w:p>
       <w:pPr>
         <w:pStyle w:val="BodyText"/>
+        <w:ind w:firstLine="420"/>
       </w:pPr>
       <w:r>
         <w:rPr>
@@ -24073,7 +23733,7 @@
           <w:b/>
           <w:bCs/>
         </w:rPr>
-        <w:t xml:space="preserve">6-6</w:t>
+        <w:t xml:space="preserve">(6)</w:t>
       </w:r>
       <w:r>
         <w:rPr>
@@ -24227,43 +23887,13 @@
     </w:p>
     <w:p>
       <w:pPr>
-        <w:spacing w:before="0" w:after="0"/>
-      </w:pPr>
-    </w:p>
-    <w:p>
-      <w:pPr>
-        <w:spacing w:before="0" w:after="0"/>
-      </w:pPr>
-    </w:p>
-    <w:p>
-      <w:pPr>
-        <w:spacing w:before="0" w:after="0"/>
-      </w:pPr>
-    </w:p>
-    <w:p>
-      <w:pPr>
-        <w:spacing w:before="0" w:after="0"/>
-      </w:pPr>
-    </w:p>
-    <w:p>
-      <w:pPr>
-        <w:spacing w:before="0" w:after="0"/>
-      </w:pPr>
-    </w:p>
-    <w:p>
-      <w:pPr>
-        <w:spacing w:before="0" w:after="0"/>
-      </w:pPr>
-    </w:p>
-    <w:p>
-      <w:pPr>
-        <w:spacing w:before="0" w:after="0"/>
-      </w:pPr>
-    </w:p>
-    <w:p>
-      <w:pPr>
-        <w:spacing w:before="0" w:after="0"/>
-      </w:pPr>
+        <w:spacing w:before="160" w:after="80"/>
+      </w:pPr>
+      <w:r>
+        <w:pict>
+          <v:rect style="width:0;height:1.5pt" o:hralign="center" o:hrstd="t" o:hr="t"/>
+        </w:pict>
+      </w:r>
     </w:p>
     <w:p>
       <w:pPr>
@@ -24304,6 +23934,7 @@
     <w:p>
       <w:pPr>
         <w:pStyle w:val="FirstParagraph"/>
+        <w:ind w:firstLine="420"/>
       </w:pPr>
       <w:r>
         <w:rPr>
@@ -24333,6 +23964,7 @@
     <w:p>
       <w:pPr>
         <w:pStyle w:val="BodyText"/>
+        <w:ind w:firstLine="420"/>
       </w:pPr>
       <w:r>
         <w:rPr>
@@ -24394,6 +24026,7 @@
     <w:p>
       <w:pPr>
         <w:pStyle w:val="BodyText"/>
+        <w:ind w:firstLine="420"/>
       </w:pPr>
       <w:r>
         <w:rPr>
@@ -24525,6 +24158,7 @@
     <w:p>
       <w:pPr>
         <w:pStyle w:val="BodyText"/>
+        <w:ind w:firstLine="420"/>
       </w:pPr>
       <w:r>
         <w:rPr>
@@ -24532,7 +24166,7 @@
           <w:b/>
           <w:bCs/>
         </w:rPr>
-        <w:t xml:space="preserve">7-1</w:t>
+        <w:t xml:space="preserve">(1)</w:t>
       </w:r>
       <w:r>
         <w:rPr>
@@ -24568,6 +24202,7 @@
     <w:p>
       <w:pPr>
         <w:pStyle w:val="BodyText"/>
+        <w:ind w:firstLine="420"/>
       </w:pPr>
       <w:r>
         <w:rPr>
@@ -24575,7 +24210,7 @@
           <w:b/>
           <w:bCs/>
         </w:rPr>
-        <w:t xml:space="preserve">7-2</w:t>
+        <w:t xml:space="preserve">(2)</w:t>
       </w:r>
       <w:r>
         <w:rPr>
@@ -24649,6 +24284,7 @@
     <w:p>
       <w:pPr>
         <w:pStyle w:val="BodyText"/>
+        <w:ind w:firstLine="420"/>
       </w:pPr>
       <w:r>
         <w:rPr>
@@ -24656,7 +24292,7 @@
           <w:b/>
           <w:bCs/>
         </w:rPr>
-        <w:t xml:space="preserve">7-3</w:t>
+        <w:t xml:space="preserve">(3)</w:t>
       </w:r>
       <w:r>
         <w:rPr>
@@ -24680,6 +24316,7 @@
     <w:p>
       <w:pPr>
         <w:pStyle w:val="BodyText"/>
+        <w:ind w:firstLine="420"/>
       </w:pPr>
       <w:r>
         <w:rPr>
@@ -24687,7 +24324,7 @@
           <w:b/>
           <w:bCs/>
         </w:rPr>
-        <w:t xml:space="preserve">7-4</w:t>
+        <w:t xml:space="preserve">(4)</w:t>
       </w:r>
       <w:r>
         <w:rPr>
@@ -24766,43 +24403,13 @@
     </w:p>
     <w:p>
       <w:pPr>
-        <w:spacing w:before="0" w:after="0"/>
-      </w:pPr>
-    </w:p>
-    <w:p>
-      <w:pPr>
-        <w:spacing w:before="0" w:after="0"/>
-      </w:pPr>
-    </w:p>
-    <w:p>
-      <w:pPr>
-        <w:spacing w:before="0" w:after="0"/>
-      </w:pPr>
-    </w:p>
-    <w:p>
-      <w:pPr>
-        <w:spacing w:before="0" w:after="0"/>
-      </w:pPr>
-    </w:p>
-    <w:p>
-      <w:pPr>
-        <w:spacing w:before="0" w:after="0"/>
-      </w:pPr>
-    </w:p>
-    <w:p>
-      <w:pPr>
-        <w:spacing w:before="0" w:after="0"/>
-      </w:pPr>
-    </w:p>
-    <w:p>
-      <w:pPr>
-        <w:spacing w:before="0" w:after="0"/>
-      </w:pPr>
-    </w:p>
-    <w:p>
-      <w:pPr>
-        <w:spacing w:before="0" w:after="0"/>
-      </w:pPr>
+        <w:spacing w:before="160" w:after="80"/>
+      </w:pPr>
+      <w:r>
+        <w:pict>
+          <v:rect style="width:0;height:1.5pt" o:hralign="center" o:hrstd="t" o:hr="t"/>
+        </w:pict>
+      </w:r>
     </w:p>
     <w:p>
       <w:pPr>
@@ -24844,6 +24451,7 @@
       <w:pPr>
         <w:pStyle w:val="FirstParagraph"/>
         <w:spacing w:after="80"/>
+        <w:ind w:firstLine="420"/>
       </w:pPr>
       <w:r>
         <w:rPr>
@@ -24931,15 +24539,16 @@
         <w:tblStyle w:val="Table"/>
         <w:tblW w:type="pct" w:w="5000"/>
         <w:tblLayout w:type="fixed"/>
+        <w:tblLook w:firstRow="1" w:lastRow="0" w:firstColumn="0" w:lastColumn="0" w:noHBand="0" w:noVBand="0" w:val="0020"/>
+        <w:jc w:val="center"/>
         <w:tblBorders>
           <w:top w:val="single" w:sz="12" w:space="0" w:color="000000"/>
-          <w:left w:val="none" w:sz="0" w:space="0" w:color="auto"/>
           <w:bottom w:val="single" w:sz="12" w:space="0" w:color="000000"/>
-          <w:right w:val="none" w:sz="0" w:space="0" w:color="auto"/>
-          <w:insideH w:val="none" w:sz="0" w:space="0" w:color="auto"/>
-          <w:insideV w:val="none" w:sz="0" w:space="0" w:color="auto"/>
+          <w:left w:val="none"/>
+          <w:right w:val="none"/>
+          <w:insideH w:val="none"/>
+          <w:insideV w:val="none"/>
         </w:tblBorders>
-        <w:tblLook w:firstRow="1" w:lastRow="0" w:firstColumn="0" w:lastColumn="0" w:noHBand="0" w:noVBand="0" w:val="0020"/>
       </w:tblPr>
       <w:tblGrid>
         <w:gridCol w:w="2640"/>
@@ -24953,7 +24562,7 @@
         <w:tc>
           <w:tcPr>
             <w:tcBorders>
-              <w:bottom w:val="single" w:sz="8" w:space="0" w:color="000000"/>
+              <w:bottom w:val="single" w:sz="6" w:space="0" w:color="000000"/>
             </w:tcBorders>
           </w:tcPr>
           <w:p>
@@ -25032,7 +24641,7 @@
         <w:tc>
           <w:tcPr>
             <w:tcBorders>
-              <w:bottom w:val="single" w:sz="8" w:space="0" w:color="000000"/>
+              <w:bottom w:val="single" w:sz="6" w:space="0" w:color="000000"/>
             </w:tcBorders>
           </w:tcPr>
           <w:p>
@@ -25146,7 +24755,7 @@
         <w:tc>
           <w:tcPr>
             <w:tcBorders>
-              <w:bottom w:val="single" w:sz="8" w:space="0" w:color="000000"/>
+              <w:bottom w:val="single" w:sz="6" w:space="0" w:color="000000"/>
             </w:tcBorders>
           </w:tcPr>
           <w:p>
@@ -25310,6 +24919,7 @@
       <w:pPr>
         <w:pStyle w:val="BodyText"/>
         <w:spacing w:before="120"/>
+        <w:ind w:firstLine="420"/>
       </w:pPr>
       <w:r>
         <w:rPr>
@@ -25351,28 +24961,13 @@
     </w:p>
     <w:p>
       <w:pPr>
-        <w:spacing w:before="0" w:after="0"/>
-      </w:pPr>
-    </w:p>
-    <w:p>
-      <w:pPr>
-        <w:spacing w:before="0" w:after="0"/>
-      </w:pPr>
-    </w:p>
-    <w:p>
-      <w:pPr>
-        <w:spacing w:before="0" w:after="0"/>
-      </w:pPr>
-    </w:p>
-    <w:p>
-      <w:pPr>
-        <w:spacing w:before="0" w:after="0"/>
-      </w:pPr>
-    </w:p>
-    <w:p>
-      <w:pPr>
-        <w:spacing w:before="0" w:after="0"/>
-      </w:pPr>
+        <w:spacing w:before="160" w:after="80"/>
+      </w:pPr>
+      <w:r>
+        <w:pict>
+          <v:rect style="width:0;height:1.5pt" o:hralign="center" o:hrstd="t" o:hr="t"/>
+        </w:pict>
+      </w:r>
     </w:p>
     <w:p>
       <w:pPr>
@@ -25413,6 +25008,7 @@
     <w:p>
       <w:pPr>
         <w:pStyle w:val="FirstParagraph"/>
+        <w:ind w:firstLine="420"/>
       </w:pPr>
       <w:r>
         <w:rPr>
@@ -25599,6 +25195,7 @@
     <w:p>
       <w:pPr>
         <w:pStyle w:val="BodyText"/>
+        <w:ind w:firstLine="420"/>
       </w:pPr>
       <w:r>
         <w:rPr>
@@ -25606,7 +25203,7 @@
           <w:b/>
           <w:bCs/>
         </w:rPr>
-        <w:t xml:space="preserve">4-1</w:t>
+        <w:t xml:space="preserve">(1)</w:t>
       </w:r>
       <w:r>
         <w:rPr>
@@ -25724,6 +25321,7 @@
     <w:p>
       <w:pPr>
         <w:pStyle w:val="BodyText"/>
+        <w:ind w:firstLine="420"/>
       </w:pPr>
       <w:r>
         <w:rPr>
@@ -25731,7 +25329,7 @@
           <w:b/>
           <w:bCs/>
         </w:rPr>
-        <w:t xml:space="preserve">4-2</w:t>
+        <w:t xml:space="preserve">(2)</w:t>
       </w:r>
       <w:r>
         <w:rPr>
@@ -25786,28 +25384,13 @@
     </w:p>
     <w:p>
       <w:pPr>
-        <w:spacing w:before="0" w:after="0"/>
-      </w:pPr>
-    </w:p>
-    <w:p>
-      <w:pPr>
-        <w:spacing w:before="0" w:after="0"/>
-      </w:pPr>
-    </w:p>
-    <w:p>
-      <w:pPr>
-        <w:spacing w:before="0" w:after="0"/>
-      </w:pPr>
-    </w:p>
-    <w:p>
-      <w:pPr>
-        <w:spacing w:before="0" w:after="0"/>
-      </w:pPr>
-    </w:p>
-    <w:p>
-      <w:pPr>
-        <w:spacing w:before="0" w:after="0"/>
-      </w:pPr>
+        <w:spacing w:before="160" w:after="80"/>
+      </w:pPr>
+      <w:r>
+        <w:pict>
+          <v:rect style="width:0;height:1.5pt" o:hralign="center" o:hrstd="t" o:hr="t"/>
+        </w:pict>
+      </w:r>
     </w:p>
     <w:p>
       <w:pPr>
@@ -25848,6 +25431,7 @@
     <w:p>
       <w:pPr>
         <w:pStyle w:val="FirstParagraph"/>
+        <w:ind w:firstLine="420"/>
       </w:pPr>
       <w:r>
         <w:rPr>
@@ -25997,28 +25581,13 @@
     </w:p>
     <w:p>
       <w:pPr>
-        <w:spacing w:before="0" w:after="0"/>
-      </w:pPr>
-    </w:p>
-    <w:p>
-      <w:pPr>
-        <w:spacing w:before="0" w:after="0"/>
-      </w:pPr>
-    </w:p>
-    <w:p>
-      <w:pPr>
-        <w:spacing w:before="0" w:after="0"/>
-      </w:pPr>
-    </w:p>
-    <w:p>
-      <w:pPr>
-        <w:spacing w:before="0" w:after="0"/>
-      </w:pPr>
-    </w:p>
-    <w:p>
-      <w:pPr>
-        <w:spacing w:before="0" w:after="0"/>
-      </w:pPr>
+        <w:spacing w:before="160" w:after="80"/>
+      </w:pPr>
+      <w:r>
+        <w:pict>
+          <v:rect style="width:0;height:1.5pt" o:hralign="center" o:hrstd="t" o:hr="t"/>
+        </w:pict>
+      </w:r>
     </w:p>
     <w:p>
       <w:pPr>
@@ -26059,6 +25628,7 @@
     <w:p>
       <w:pPr>
         <w:pStyle w:val="FirstParagraph"/>
+        <w:ind w:firstLine="420"/>
       </w:pPr>
       <w:r>
         <w:rPr>
@@ -26368,6 +25938,7 @@
     <w:p>
       <w:pPr>
         <w:pStyle w:val="BodyText"/>
+        <w:ind w:firstLine="420"/>
       </w:pPr>
       <w:r>
         <w:rPr>
@@ -26459,43 +26030,13 @@
     </w:p>
     <w:p>
       <w:pPr>
-        <w:spacing w:before="0" w:after="0"/>
-      </w:pPr>
-    </w:p>
-    <w:p>
-      <w:pPr>
-        <w:spacing w:before="0" w:after="0"/>
-      </w:pPr>
-    </w:p>
-    <w:p>
-      <w:pPr>
-        <w:spacing w:before="0" w:after="0"/>
-      </w:pPr>
-    </w:p>
-    <w:p>
-      <w:pPr>
-        <w:spacing w:before="0" w:after="0"/>
-      </w:pPr>
-    </w:p>
-    <w:p>
-      <w:pPr>
-        <w:spacing w:before="0" w:after="0"/>
-      </w:pPr>
-    </w:p>
-    <w:p>
-      <w:pPr>
-        <w:spacing w:before="0" w:after="0"/>
-      </w:pPr>
-    </w:p>
-    <w:p>
-      <w:pPr>
-        <w:spacing w:before="0" w:after="0"/>
-      </w:pPr>
-    </w:p>
-    <w:p>
-      <w:pPr>
-        <w:spacing w:before="0" w:after="0"/>
-      </w:pPr>
+        <w:spacing w:before="160" w:after="80"/>
+      </w:pPr>
+      <w:r>
+        <w:pict>
+          <v:rect style="width:0;height:1.5pt" o:hralign="center" o:hrstd="t" o:hr="t"/>
+        </w:pict>
+      </w:r>
     </w:p>
     <w:p>
       <w:pPr>
@@ -26536,6 +26077,7 @@
     <w:p>
       <w:pPr>
         <w:pStyle w:val="FirstParagraph"/>
+        <w:ind w:firstLine="420"/>
       </w:pPr>
       <w:r>
         <w:rPr>
@@ -26726,28 +26268,13 @@
     </w:p>
     <w:p>
       <w:pPr>
-        <w:spacing w:before="0" w:after="0"/>
-      </w:pPr>
-    </w:p>
-    <w:p>
-      <w:pPr>
-        <w:spacing w:before="0" w:after="0"/>
-      </w:pPr>
-    </w:p>
-    <w:p>
-      <w:pPr>
-        <w:spacing w:before="0" w:after="0"/>
-      </w:pPr>
-    </w:p>
-    <w:p>
-      <w:pPr>
-        <w:spacing w:before="0" w:after="0"/>
-      </w:pPr>
-    </w:p>
-    <w:p>
-      <w:pPr>
-        <w:spacing w:before="0" w:after="0"/>
-      </w:pPr>
+        <w:spacing w:before="160" w:after="80"/>
+      </w:pPr>
+      <w:r>
+        <w:pict>
+          <v:rect style="width:0;height:1.5pt" o:hralign="center" o:hrstd="t" o:hr="t"/>
+        </w:pict>
+      </w:r>
     </w:p>
     <w:p>
       <w:pPr>
@@ -26788,6 +26315,7 @@
     <w:p>
       <w:pPr>
         <w:pStyle w:val="FirstParagraph"/>
+        <w:ind w:firstLine="420"/>
       </w:pPr>
       <w:r>
         <w:rPr>
@@ -26861,6 +26389,7 @@
     <w:p>
       <w:pPr>
         <w:pStyle w:val="BodyText"/>
+        <w:ind w:firstLine="420"/>
       </w:pPr>
       <w:r>
         <w:rPr>
@@ -26868,7 +26397,7 @@
           <w:b/>
           <w:bCs/>
         </w:rPr>
-        <w:t xml:space="preserve">9-1</w:t>
+        <w:t xml:space="preserve">(1)</w:t>
       </w:r>
       <w:r>
         <w:rPr>
@@ -27000,6 +26529,7 @@
     <w:p>
       <w:pPr>
         <w:pStyle w:val="BodyText"/>
+        <w:ind w:firstLine="420"/>
       </w:pPr>
       <w:r>
         <w:rPr>
@@ -27007,7 +26537,7 @@
           <w:b/>
           <w:bCs/>
         </w:rPr>
-        <w:t xml:space="preserve">9-2</w:t>
+        <w:t xml:space="preserve">(2)</w:t>
       </w:r>
       <w:r>
         <w:rPr>
@@ -27293,6 +26823,7 @@
     <w:p>
       <w:pPr>
         <w:pStyle w:val="BodyText"/>
+        <w:ind w:firstLine="420"/>
       </w:pPr>
       <w:r>
         <w:rPr>
@@ -27300,7 +26831,7 @@
           <w:b/>
           <w:bCs/>
         </w:rPr>
-        <w:t xml:space="preserve">9-3</w:t>
+        <w:t xml:space="preserve">(3)</w:t>
       </w:r>
       <w:r>
         <w:rPr>
@@ -27566,6 +27097,7 @@
     <w:p>
       <w:pPr>
         <w:pStyle w:val="BodyText"/>
+        <w:ind w:firstLine="420"/>
       </w:pPr>
       <w:r>
         <w:rPr>
@@ -27573,7 +27105,7 @@
           <w:b/>
           <w:bCs/>
         </w:rPr>
-        <w:t xml:space="preserve">9-4</w:t>
+        <w:t xml:space="preserve">(4)</w:t>
       </w:r>
       <w:r>
         <w:rPr>
@@ -27820,43 +27352,13 @@
     </w:p>
     <w:p>
       <w:pPr>
-        <w:spacing w:before="0" w:after="0"/>
-      </w:pPr>
-    </w:p>
-    <w:p>
-      <w:pPr>
-        <w:spacing w:before="0" w:after="0"/>
-      </w:pPr>
-    </w:p>
-    <w:p>
-      <w:pPr>
-        <w:spacing w:before="0" w:after="0"/>
-      </w:pPr>
-    </w:p>
-    <w:p>
-      <w:pPr>
-        <w:spacing w:before="0" w:after="0"/>
-      </w:pPr>
-    </w:p>
-    <w:p>
-      <w:pPr>
-        <w:spacing w:before="0" w:after="0"/>
-      </w:pPr>
-    </w:p>
-    <w:p>
-      <w:pPr>
-        <w:spacing w:before="0" w:after="0"/>
-      </w:pPr>
-    </w:p>
-    <w:p>
-      <w:pPr>
-        <w:spacing w:before="0" w:after="0"/>
-      </w:pPr>
-    </w:p>
-    <w:p>
-      <w:pPr>
-        <w:spacing w:before="0" w:after="0"/>
-      </w:pPr>
+        <w:spacing w:before="160" w:after="80"/>
+      </w:pPr>
+      <w:r>
+        <w:pict>
+          <v:rect style="width:0;height:1.5pt" o:hralign="center" o:hrstd="t" o:hr="t"/>
+        </w:pict>
+      </w:r>
     </w:p>
     <w:p>
       <w:pPr>
@@ -27898,6 +27400,7 @@
       <w:pPr>
         <w:pStyle w:val="FirstParagraph"/>
         <w:spacing w:after="80"/>
+        <w:ind w:firstLine="420"/>
       </w:pPr>
       <w:r>
         <w:rPr>
@@ -27964,15 +27467,16 @@
       <w:tblPr>
         <w:tblStyle w:val="Table"/>
         <w:tblW w:type="auto" w:w="0"/>
+        <w:tblLook w:firstRow="1" w:lastRow="0" w:firstColumn="0" w:lastColumn="0" w:noHBand="0" w:noVBand="0" w:val="0020"/>
+        <w:jc w:val="center"/>
         <w:tblBorders>
           <w:top w:val="single" w:sz="12" w:space="0" w:color="000000"/>
-          <w:left w:val="none" w:sz="0" w:space="0" w:color="auto"/>
           <w:bottom w:val="single" w:sz="12" w:space="0" w:color="000000"/>
-          <w:right w:val="none" w:sz="0" w:space="0" w:color="auto"/>
-          <w:insideH w:val="none" w:sz="0" w:space="0" w:color="auto"/>
-          <w:insideV w:val="none" w:sz="0" w:space="0" w:color="auto"/>
+          <w:left w:val="none"/>
+          <w:right w:val="none"/>
+          <w:insideH w:val="none"/>
+          <w:insideV w:val="none"/>
         </w:tblBorders>
-        <w:tblLook w:firstRow="1" w:lastRow="0" w:firstColumn="0" w:lastColumn="0" w:noHBand="0" w:noVBand="0" w:val="0020"/>
       </w:tblPr>
       <w:tblGrid>
         <w:gridCol w:w="1980"/>
@@ -27987,7 +27491,7 @@
         <w:tc>
           <w:tcPr>
             <w:tcBorders>
-              <w:bottom w:val="single" w:sz="8" w:space="0" w:color="000000"/>
+              <w:bottom w:val="single" w:sz="6" w:space="0" w:color="000000"/>
             </w:tcBorders>
           </w:tcPr>
           <w:p>
@@ -28007,7 +27511,7 @@
         <w:tc>
           <w:tcPr>
             <w:tcBorders>
-              <w:bottom w:val="single" w:sz="8" w:space="0" w:color="000000"/>
+              <w:bottom w:val="single" w:sz="6" w:space="0" w:color="000000"/>
             </w:tcBorders>
           </w:tcPr>
           <w:p>
@@ -28041,7 +27545,7 @@
         <w:tc>
           <w:tcPr>
             <w:tcBorders>
-              <w:bottom w:val="single" w:sz="8" w:space="0" w:color="000000"/>
+              <w:bottom w:val="single" w:sz="6" w:space="0" w:color="000000"/>
             </w:tcBorders>
           </w:tcPr>
           <w:p>
@@ -28061,7 +27565,7 @@
         <w:tc>
           <w:tcPr>
             <w:tcBorders>
-              <w:bottom w:val="single" w:sz="8" w:space="0" w:color="000000"/>
+              <w:bottom w:val="single" w:sz="6" w:space="0" w:color="000000"/>
             </w:tcBorders>
           </w:tcPr>
           <w:p>
@@ -28237,6 +27741,7 @@
       <w:pPr>
         <w:pStyle w:val="BodyText"/>
         <w:spacing w:before="120"/>
+        <w:ind w:firstLine="420"/>
       </w:pPr>
       <w:r>
         <w:rPr>
@@ -28244,7 +27749,7 @@
           <w:b/>
           <w:bCs/>
         </w:rPr>
-        <w:t xml:space="preserve">6-1</w:t>
+        <w:t xml:space="preserve">(1)</w:t>
       </w:r>
       <w:r>
         <w:rPr>
@@ -28280,6 +27785,7 @@
     <w:p>
       <w:pPr>
         <w:pStyle w:val="BodyText"/>
+        <w:ind w:firstLine="420"/>
       </w:pPr>
       <w:r>
         <w:rPr>
@@ -28287,7 +27793,7 @@
           <w:b/>
           <w:bCs/>
         </w:rPr>
-        <w:t xml:space="preserve">6-2</w:t>
+        <w:t xml:space="preserve">(2)</w:t>
       </w:r>
       <w:r>
         <w:rPr>
@@ -28347,6 +27853,7 @@
     <w:p>
       <w:pPr>
         <w:pStyle w:val="BodyText"/>
+        <w:ind w:firstLine="420"/>
       </w:pPr>
       <w:r>
         <w:rPr>
@@ -28354,7 +27861,7 @@
           <w:b/>
           <w:bCs/>
         </w:rPr>
-        <w:t xml:space="preserve">6-3</w:t>
+        <w:t xml:space="preserve">(3)</w:t>
       </w:r>
       <w:r>
         <w:rPr>
@@ -28464,43 +27971,13 @@
     </w:p>
     <w:p>
       <w:pPr>
-        <w:spacing w:before="0" w:after="0"/>
-      </w:pPr>
-    </w:p>
-    <w:p>
-      <w:pPr>
-        <w:spacing w:before="0" w:after="0"/>
-      </w:pPr>
-    </w:p>
-    <w:p>
-      <w:pPr>
-        <w:spacing w:before="0" w:after="0"/>
-      </w:pPr>
-    </w:p>
-    <w:p>
-      <w:pPr>
-        <w:spacing w:before="0" w:after="0"/>
-      </w:pPr>
-    </w:p>
-    <w:p>
-      <w:pPr>
-        <w:spacing w:before="0" w:after="0"/>
-      </w:pPr>
-    </w:p>
-    <w:p>
-      <w:pPr>
-        <w:spacing w:before="0" w:after="0"/>
-      </w:pPr>
-    </w:p>
-    <w:p>
-      <w:pPr>
-        <w:spacing w:before="0" w:after="0"/>
-      </w:pPr>
-    </w:p>
-    <w:p>
-      <w:pPr>
-        <w:spacing w:before="0" w:after="0"/>
-      </w:pPr>
+        <w:spacing w:before="160" w:after="80"/>
+      </w:pPr>
+      <w:r>
+        <w:pict>
+          <v:rect style="width:0;height:1.5pt" o:hralign="center" o:hrstd="t" o:hr="t"/>
+        </w:pict>
+      </w:r>
     </w:p>
     <w:p>
       <w:pPr>
@@ -28541,6 +28018,7 @@
     <w:p>
       <w:pPr>
         <w:pStyle w:val="FirstParagraph"/>
+        <w:ind w:firstLine="420"/>
       </w:pPr>
       <w:r>
         <w:rPr>
@@ -28694,6 +28172,7 @@
     <w:p>
       <w:pPr>
         <w:pStyle w:val="BodyText"/>
+        <w:ind w:firstLine="420"/>
       </w:pPr>
       <w:r>
         <w:rPr>
@@ -28701,7 +28180,7 @@
           <w:b/>
           <w:bCs/>
         </w:rPr>
-        <w:t xml:space="preserve">3-1</w:t>
+        <w:t xml:space="preserve">(1)</w:t>
       </w:r>
       <w:r>
         <w:rPr>
@@ -28725,6 +28204,7 @@
     <w:p>
       <w:pPr>
         <w:pStyle w:val="BodyText"/>
+        <w:ind w:firstLine="420"/>
       </w:pPr>
       <w:r>
         <w:rPr>
@@ -28732,7 +28212,7 @@
           <w:b/>
           <w:bCs/>
         </w:rPr>
-        <w:t xml:space="preserve">3-2</w:t>
+        <w:t xml:space="preserve">(2)</w:t>
       </w:r>
       <w:r>
         <w:rPr>
@@ -29000,6 +28480,7 @@
     <w:p>
       <w:pPr>
         <w:pStyle w:val="BodyText"/>
+        <w:ind w:firstLine="420"/>
       </w:pPr>
       <w:r>
         <w:rPr>
@@ -29007,7 +28488,7 @@
           <w:b/>
           <w:bCs/>
         </w:rPr>
-        <w:t xml:space="preserve">3-3</w:t>
+        <w:t xml:space="preserve">(3)</w:t>
       </w:r>
       <w:r>
         <w:rPr>
@@ -29112,6 +28593,7 @@
     <w:p>
       <w:pPr>
         <w:pStyle w:val="BodyText"/>
+        <w:ind w:firstLine="420"/>
       </w:pPr>
       <w:r>
         <w:rPr>
@@ -29119,7 +28601,7 @@
           <w:b/>
           <w:bCs/>
         </w:rPr>
-        <w:t xml:space="preserve">3-4</w:t>
+        <w:t xml:space="preserve">(4)</w:t>
       </w:r>
       <w:r>
         <w:rPr>
@@ -29142,43 +28624,13 @@
     </w:p>
     <w:p>
       <w:pPr>
-        <w:spacing w:before="0" w:after="0"/>
-      </w:pPr>
-    </w:p>
-    <w:p>
-      <w:pPr>
-        <w:spacing w:before="0" w:after="0"/>
-      </w:pPr>
-    </w:p>
-    <w:p>
-      <w:pPr>
-        <w:spacing w:before="0" w:after="0"/>
-      </w:pPr>
-    </w:p>
-    <w:p>
-      <w:pPr>
-        <w:spacing w:before="0" w:after="0"/>
-      </w:pPr>
-    </w:p>
-    <w:p>
-      <w:pPr>
-        <w:spacing w:before="0" w:after="0"/>
-      </w:pPr>
-    </w:p>
-    <w:p>
-      <w:pPr>
-        <w:spacing w:before="0" w:after="0"/>
-      </w:pPr>
-    </w:p>
-    <w:p>
-      <w:pPr>
-        <w:spacing w:before="0" w:after="0"/>
-      </w:pPr>
-    </w:p>
-    <w:p>
-      <w:pPr>
-        <w:spacing w:before="0" w:after="0"/>
-      </w:pPr>
+        <w:spacing w:before="160" w:after="80"/>
+      </w:pPr>
+      <w:r>
+        <w:pict>
+          <v:rect style="width:0;height:1.5pt" o:hralign="center" o:hrstd="t" o:hr="t"/>
+        </w:pict>
+      </w:r>
     </w:p>
     <w:p>
       <w:pPr>
@@ -29219,6 +28671,7 @@
     <w:p>
       <w:pPr>
         <w:pStyle w:val="FirstParagraph"/>
+        <w:ind w:firstLine="420"/>
       </w:pPr>
       <w:r>
         <w:rPr>
@@ -29324,7 +28777,7 @@
         <w:pStyle w:val="Compact"/>
         <w:numPr>
           <w:ilvl w:val="0"/>
-          <w:numId w:val="1017"/>
+          <w:numId w:val="1018"/>
         </w:numPr>
       </w:pPr>
       <m:oMath>
@@ -29412,7 +28865,7 @@
         <w:pStyle w:val="Compact"/>
         <w:numPr>
           <w:ilvl w:val="0"/>
-          <w:numId w:val="1017"/>
+          <w:numId w:val="1018"/>
         </w:numPr>
       </w:pPr>
       <w:r>
@@ -29453,7 +28906,7 @@
         <w:pStyle w:val="Compact"/>
         <w:numPr>
           <w:ilvl w:val="0"/>
-          <w:numId w:val="1017"/>
+          <w:numId w:val="1018"/>
         </w:numPr>
       </w:pPr>
       <w:r>
@@ -29501,8 +28954,9 @@
         <w:pStyle w:val="Compact"/>
         <w:numPr>
           <w:ilvl w:val="0"/>
-          <w:numId w:val="1017"/>
+          <w:numId w:val="1018"/>
         </w:numPr>
+        <w:ind w:firstLine="420"/>
       </w:pPr>
       <w:r>
         <w:rPr>
@@ -29539,6 +28993,7 @@
     <w:p>
       <w:pPr>
         <w:pStyle w:val="FirstParagraph"/>
+        <w:ind w:firstLine="420"/>
       </w:pPr>
       <w:r>
         <w:rPr>
@@ -29546,7 +29001,7 @@
           <w:b/>
           <w:bCs/>
         </w:rPr>
-        <w:t xml:space="preserve">10-1</w:t>
+        <w:t xml:space="preserve">(1)</w:t>
       </w:r>
       <w:r>
         <w:rPr>
@@ -29601,6 +29056,7 @@
     <w:p>
       <w:pPr>
         <w:pStyle w:val="BodyText"/>
+        <w:ind w:firstLine="420"/>
       </w:pPr>
       <w:r>
         <w:rPr>
@@ -29608,7 +29064,7 @@
           <w:b/>
           <w:bCs/>
         </w:rPr>
-        <w:t xml:space="preserve">10-2</w:t>
+        <w:t xml:space="preserve">(2)</w:t>
       </w:r>
       <w:r>
         <w:rPr>
@@ -29668,43 +29124,13 @@
     </w:p>
     <w:p>
       <w:pPr>
-        <w:spacing w:before="0" w:after="0"/>
-      </w:pPr>
-    </w:p>
-    <w:p>
-      <w:pPr>
-        <w:spacing w:before="0" w:after="0"/>
-      </w:pPr>
-    </w:p>
-    <w:p>
-      <w:pPr>
-        <w:spacing w:before="0" w:after="0"/>
-      </w:pPr>
-    </w:p>
-    <w:p>
-      <w:pPr>
-        <w:spacing w:before="0" w:after="0"/>
-      </w:pPr>
-    </w:p>
-    <w:p>
-      <w:pPr>
-        <w:spacing w:before="0" w:after="0"/>
-      </w:pPr>
-    </w:p>
-    <w:p>
-      <w:pPr>
-        <w:spacing w:before="0" w:after="0"/>
-      </w:pPr>
-    </w:p>
-    <w:p>
-      <w:pPr>
-        <w:spacing w:before="0" w:after="0"/>
-      </w:pPr>
-    </w:p>
-    <w:p>
-      <w:pPr>
-        <w:spacing w:before="0" w:after="0"/>
-      </w:pPr>
+        <w:spacing w:before="160" w:after="80"/>
+      </w:pPr>
+      <w:r>
+        <w:pict>
+          <v:rect style="width:0;height:1.5pt" o:hralign="center" o:hrstd="t" o:hr="t"/>
+        </w:pict>
+      </w:r>
     </w:p>
     <w:p>
       <w:pPr>
@@ -29745,6 +29171,7 @@
     <w:p>
       <w:pPr>
         <w:pStyle w:val="FirstParagraph"/>
+        <w:ind w:firstLine="420"/>
       </w:pPr>
       <w:r>
         <w:rPr>
@@ -29798,6 +29225,7 @@
     <w:p>
       <w:pPr>
         <w:pStyle w:val="BodyText"/>
+        <w:ind w:firstLine="420"/>
       </w:pPr>
       <w:r>
         <w:rPr>
@@ -29805,7 +29233,7 @@
           <w:b/>
           <w:bCs/>
         </w:rPr>
-        <w:t xml:space="preserve">9-1</w:t>
+        <w:t xml:space="preserve">(1)</w:t>
       </w:r>
       <w:r>
         <w:rPr>
@@ -29829,6 +29257,7 @@
     <w:p>
       <w:pPr>
         <w:pStyle w:val="BodyText"/>
+        <w:ind w:firstLine="420"/>
       </w:pPr>
       <w:r>
         <w:rPr>
@@ -29836,7 +29265,7 @@
           <w:b/>
           <w:bCs/>
         </w:rPr>
-        <w:t xml:space="preserve">9-2</w:t>
+        <w:t xml:space="preserve">(2)</w:t>
       </w:r>
       <w:r>
         <w:rPr>
@@ -29860,6 +29289,7 @@
     <w:p>
       <w:pPr>
         <w:pStyle w:val="BodyText"/>
+        <w:ind w:firstLine="420"/>
       </w:pPr>
       <w:r>
         <w:rPr>
@@ -29867,7 +29297,7 @@
           <w:b/>
           <w:bCs/>
         </w:rPr>
-        <w:t xml:space="preserve">9-3</w:t>
+        <w:t xml:space="preserve">(3)</w:t>
       </w:r>
       <w:r>
         <w:rPr>
@@ -29922,6 +29352,7 @@
     <w:p>
       <w:pPr>
         <w:pStyle w:val="BodyText"/>
+        <w:ind w:firstLine="420"/>
       </w:pPr>
       <w:r>
         <w:rPr>
@@ -29929,7 +29360,7 @@
           <w:b/>
           <w:bCs/>
         </w:rPr>
-        <w:t xml:space="preserve">9-4</w:t>
+        <w:t xml:space="preserve">(4)</w:t>
       </w:r>
       <w:r>
         <w:rPr>
@@ -29988,28 +29419,13 @@
     </w:p>
     <w:p>
       <w:pPr>
-        <w:spacing w:before="0" w:after="0"/>
-      </w:pPr>
-    </w:p>
-    <w:p>
-      <w:pPr>
-        <w:spacing w:before="0" w:after="0"/>
-      </w:pPr>
-    </w:p>
-    <w:p>
-      <w:pPr>
-        <w:spacing w:before="0" w:after="0"/>
-      </w:pPr>
-    </w:p>
-    <w:p>
-      <w:pPr>
-        <w:spacing w:before="0" w:after="0"/>
-      </w:pPr>
-    </w:p>
-    <w:p>
-      <w:pPr>
-        <w:spacing w:before="0" w:after="0"/>
-      </w:pPr>
+        <w:spacing w:before="160" w:after="80"/>
+      </w:pPr>
+      <w:r>
+        <w:pict>
+          <v:rect style="width:0;height:1.5pt" o:hralign="center" o:hrstd="t" o:hr="t"/>
+        </w:pict>
+      </w:r>
     </w:p>
     <w:p>
       <w:pPr>
@@ -30050,6 +29466,7 @@
     <w:p>
       <w:pPr>
         <w:pStyle w:val="FirstParagraph"/>
+        <w:ind w:firstLine="420"/>
       </w:pPr>
       <w:r>
         <w:rPr>
@@ -30057,7 +29474,7 @@
           <w:b/>
           <w:bCs/>
         </w:rPr>
-        <w:t xml:space="preserve">1-1</w:t>
+        <w:t xml:space="preserve">(1)</w:t>
       </w:r>
       <w:r>
         <w:rPr>
@@ -30220,6 +29637,7 @@
     <w:p>
       <w:pPr>
         <w:pStyle w:val="BodyText"/>
+        <w:ind w:firstLine="420"/>
       </w:pPr>
       <w:r>
         <w:rPr>
@@ -30227,7 +29645,7 @@
           <w:b/>
           <w:bCs/>
         </w:rPr>
-        <w:t xml:space="preserve">1-2</w:t>
+        <w:t xml:space="preserve">(2)</w:t>
       </w:r>
       <w:r>
         <w:rPr>
@@ -30450,43 +29868,13 @@
     </w:p>
     <w:p>
       <w:pPr>
-        <w:spacing w:before="0" w:after="0"/>
-      </w:pPr>
-    </w:p>
-    <w:p>
-      <w:pPr>
-        <w:spacing w:before="0" w:after="0"/>
-      </w:pPr>
-    </w:p>
-    <w:p>
-      <w:pPr>
-        <w:spacing w:before="0" w:after="0"/>
-      </w:pPr>
-    </w:p>
-    <w:p>
-      <w:pPr>
-        <w:spacing w:before="0" w:after="0"/>
-      </w:pPr>
-    </w:p>
-    <w:p>
-      <w:pPr>
-        <w:spacing w:before="0" w:after="0"/>
-      </w:pPr>
-    </w:p>
-    <w:p>
-      <w:pPr>
-        <w:spacing w:before="0" w:after="0"/>
-      </w:pPr>
-    </w:p>
-    <w:p>
-      <w:pPr>
-        <w:spacing w:before="0" w:after="0"/>
-      </w:pPr>
-    </w:p>
-    <w:p>
-      <w:pPr>
-        <w:spacing w:before="0" w:after="0"/>
-      </w:pPr>
+        <w:spacing w:before="160" w:after="80"/>
+      </w:pPr>
+      <w:r>
+        <w:pict>
+          <v:rect style="width:0;height:1.5pt" o:hralign="center" o:hrstd="t" o:hr="t"/>
+        </w:pict>
+      </w:r>
     </w:p>
     <w:p>
       <w:pPr>
@@ -30527,6 +29915,7 @@
     <w:p>
       <w:pPr>
         <w:pStyle w:val="FirstParagraph"/>
+        <w:ind w:firstLine="420"/>
       </w:pPr>
       <w:r>
         <w:rPr>
@@ -30723,6 +30112,7 @@
     <w:p>
       <w:pPr>
         <w:pStyle w:val="BodyText"/>
+        <w:ind w:firstLine="420"/>
       </w:pPr>
       <w:r>
         <w:rPr>
@@ -30730,7 +30120,7 @@
           <w:b/>
           <w:bCs/>
         </w:rPr>
-        <w:t xml:space="preserve">5-1</w:t>
+        <w:t xml:space="preserve">(1)</w:t>
       </w:r>
       <w:r>
         <w:rPr>
@@ -30754,6 +30144,7 @@
     <w:p>
       <w:pPr>
         <w:pStyle w:val="BodyText"/>
+        <w:ind w:firstLine="420"/>
       </w:pPr>
       <w:r>
         <w:rPr>
@@ -30761,7 +30152,7 @@
           <w:b/>
           <w:bCs/>
         </w:rPr>
-        <w:t xml:space="preserve">5-2</w:t>
+        <w:t xml:space="preserve">(2)</w:t>
       </w:r>
       <w:r>
         <w:rPr>
@@ -30809,6 +30200,7 @@
     <w:p>
       <w:pPr>
         <w:pStyle w:val="BodyText"/>
+        <w:ind w:firstLine="420"/>
       </w:pPr>
       <w:r>
         <w:rPr>
@@ -30816,7 +30208,7 @@
           <w:b/>
           <w:bCs/>
         </w:rPr>
-        <w:t xml:space="preserve">5-3</w:t>
+        <w:t xml:space="preserve">(3)</w:t>
       </w:r>
       <w:r>
         <w:rPr>
@@ -30865,6 +30257,7 @@
     <w:p>
       <w:pPr>
         <w:pStyle w:val="BodyText"/>
+        <w:ind w:firstLine="420"/>
       </w:pPr>
       <w:r>
         <w:rPr>
@@ -30872,7 +30265,7 @@
           <w:b/>
           <w:bCs/>
         </w:rPr>
-        <w:t xml:space="preserve">5-4</w:t>
+        <w:t xml:space="preserve">(4)</w:t>
       </w:r>
       <w:r>
         <w:rPr>
@@ -30921,6 +30314,7 @@
     <w:p>
       <w:pPr>
         <w:pStyle w:val="BodyText"/>
+        <w:ind w:firstLine="420"/>
       </w:pPr>
       <w:r>
         <w:rPr>
@@ -30928,7 +30322,7 @@
           <w:b/>
           <w:bCs/>
         </w:rPr>
-        <w:t xml:space="preserve">5-5</w:t>
+        <w:t xml:space="preserve">(5)</w:t>
       </w:r>
       <w:r>
         <w:rPr>
@@ -30963,43 +30357,13 @@
     </w:p>
     <w:p>
       <w:pPr>
-        <w:spacing w:before="0" w:after="0"/>
-      </w:pPr>
-    </w:p>
-    <w:p>
-      <w:pPr>
-        <w:spacing w:before="0" w:after="0"/>
-      </w:pPr>
-    </w:p>
-    <w:p>
-      <w:pPr>
-        <w:spacing w:before="0" w:after="0"/>
-      </w:pPr>
-    </w:p>
-    <w:p>
-      <w:pPr>
-        <w:spacing w:before="0" w:after="0"/>
-      </w:pPr>
-    </w:p>
-    <w:p>
-      <w:pPr>
-        <w:spacing w:before="0" w:after="0"/>
-      </w:pPr>
-    </w:p>
-    <w:p>
-      <w:pPr>
-        <w:spacing w:before="0" w:after="0"/>
-      </w:pPr>
-    </w:p>
-    <w:p>
-      <w:pPr>
-        <w:spacing w:before="0" w:after="0"/>
-      </w:pPr>
-    </w:p>
-    <w:p>
-      <w:pPr>
-        <w:spacing w:before="0" w:after="0"/>
-      </w:pPr>
+        <w:spacing w:before="160" w:after="80"/>
+      </w:pPr>
+      <w:r>
+        <w:pict>
+          <v:rect style="width:0;height:1.5pt" o:hralign="center" o:hrstd="t" o:hr="t"/>
+        </w:pict>
+      </w:r>
     </w:p>
     <w:p>
       <w:pPr>
@@ -31040,6 +30404,7 @@
     <w:p>
       <w:pPr>
         <w:pStyle w:val="FirstParagraph"/>
+        <w:ind w:firstLine="420"/>
       </w:pPr>
       <w:r>
         <w:rPr>
@@ -31195,6 +30560,7 @@
     <w:p>
       <w:pPr>
         <w:pStyle w:val="BodyText"/>
+        <w:ind w:firstLine="420"/>
       </w:pPr>
       <w:r>
         <w:rPr>
@@ -31385,28 +30751,13 @@
     </w:p>
     <w:p>
       <w:pPr>
-        <w:spacing w:before="0" w:after="0"/>
-      </w:pPr>
-    </w:p>
-    <w:p>
-      <w:pPr>
-        <w:spacing w:before="0" w:after="0"/>
-      </w:pPr>
-    </w:p>
-    <w:p>
-      <w:pPr>
-        <w:spacing w:before="0" w:after="0"/>
-      </w:pPr>
-    </w:p>
-    <w:p>
-      <w:pPr>
-        <w:spacing w:before="0" w:after="0"/>
-      </w:pPr>
-    </w:p>
-    <w:p>
-      <w:pPr>
-        <w:spacing w:before="0" w:after="0"/>
-      </w:pPr>
+        <w:spacing w:before="160" w:after="80"/>
+      </w:pPr>
+      <w:r>
+        <w:pict>
+          <v:rect style="width:0;height:1.5pt" o:hralign="center" o:hrstd="t" o:hr="t"/>
+        </w:pict>
+      </w:r>
     </w:p>
     <w:p>
       <w:pPr>
@@ -31447,6 +30798,7 @@
     <w:p>
       <w:pPr>
         <w:pStyle w:val="FirstParagraph"/>
+        <w:ind w:firstLine="420"/>
       </w:pPr>
       <w:r>
         <w:rPr>
@@ -31559,18 +30911,13 @@
     </w:p>
     <w:p>
       <w:pPr>
-        <w:spacing w:before="0" w:after="0"/>
-      </w:pPr>
-    </w:p>
-    <w:p>
-      <w:pPr>
-        <w:spacing w:before="0" w:after="0"/>
-      </w:pPr>
-    </w:p>
-    <w:p>
-      <w:pPr>
-        <w:spacing w:before="0" w:after="0"/>
-      </w:pPr>
+        <w:spacing w:before="160" w:after="80"/>
+      </w:pPr>
+      <w:r>
+        <w:pict>
+          <v:rect style="width:0;height:1.5pt" o:hralign="center" o:hrstd="t" o:hr="t"/>
+        </w:pict>
+      </w:r>
     </w:p>
     <w:p>
       <w:pPr>
@@ -31611,6 +30958,7 @@
     <w:p>
       <w:pPr>
         <w:pStyle w:val="FirstParagraph"/>
+        <w:ind w:firstLine="420"/>
       </w:pPr>
       <w:r>
         <w:rPr>
@@ -31867,43 +31215,13 @@
     </w:p>
     <w:p>
       <w:pPr>
-        <w:spacing w:before="0" w:after="0"/>
-      </w:pPr>
-    </w:p>
-    <w:p>
-      <w:pPr>
-        <w:spacing w:before="0" w:after="0"/>
-      </w:pPr>
-    </w:p>
-    <w:p>
-      <w:pPr>
-        <w:spacing w:before="0" w:after="0"/>
-      </w:pPr>
-    </w:p>
-    <w:p>
-      <w:pPr>
-        <w:spacing w:before="0" w:after="0"/>
-      </w:pPr>
-    </w:p>
-    <w:p>
-      <w:pPr>
-        <w:spacing w:before="0" w:after="0"/>
-      </w:pPr>
-    </w:p>
-    <w:p>
-      <w:pPr>
-        <w:spacing w:before="0" w:after="0"/>
-      </w:pPr>
-    </w:p>
-    <w:p>
-      <w:pPr>
-        <w:spacing w:before="0" w:after="0"/>
-      </w:pPr>
-    </w:p>
-    <w:p>
-      <w:pPr>
-        <w:spacing w:before="0" w:after="0"/>
-      </w:pPr>
+        <w:spacing w:before="160" w:after="80"/>
+      </w:pPr>
+      <w:r>
+        <w:pict>
+          <v:rect style="width:0;height:1.5pt" o:hralign="center" o:hrstd="t" o:hr="t"/>
+        </w:pict>
+      </w:r>
     </w:p>
     <w:p>
       <w:pPr>
@@ -31920,6 +31238,7 @@
     <w:bookmarkEnd w:id="59"/>
     <w:sectPr>
       <w:footerReference w:type="default" r:id="rId9"/>
+      <w:headerReference w:type="default" r:id="rId10"/>
       <w:footnotePr>
         <w:numRestart w:val="eachSect"/>
       </w:footnotePr>
@@ -31938,32 +31257,90 @@
 <w:ftr xmlns:m="http://schemas.openxmlformats.org/officeDocument/2006/math" xmlns:mc="http://schemas.openxmlformats.org/markup-compatibility/2006" xmlns:mo="http://schemas.microsoft.com/office/mac/office/2008/main" xmlns:mv="urn:schemas-microsoft-com:mac:vml" xmlns:o="urn:schemas-microsoft-com:office:office" xmlns:r="http://schemas.openxmlformats.org/officeDocument/2006/relationships" xmlns:v="urn:schemas-microsoft-com:vml" xmlns:w10="urn:schemas-microsoft-com:office:word" xmlns:w14="http://schemas.microsoft.com/office/word/2010/wordml" xmlns:w="http://schemas.openxmlformats.org/wordprocessingml/2006/main" xmlns:wne="http://schemas.microsoft.com/office/word/2006/wordml" xmlns:wp14="http://schemas.microsoft.com/office/word/2010/wordprocessingDrawing" xmlns:wp="http://schemas.openxmlformats.org/drawingml/2006/wordprocessingDrawing" xmlns:wpc="http://schemas.microsoft.com/office/word/2010/wordprocessingCanvas" xmlns:wpg="http://schemas.microsoft.com/office/word/2010/wordprocessingGroup" xmlns:wpi="http://schemas.microsoft.com/office/word/2010/wordprocessingInk" xmlns:wps="http://schemas.microsoft.com/office/word/2010/wordprocessingShape" mc:Ignorable="w14 wp14">
   <w:p>
     <w:pPr>
-      <w:pStyle w:val="Footer"/>
       <w:jc w:val="center"/>
     </w:pPr>
     <w:r>
       <w:rPr>
-        <w:rFonts w:ascii="Times New Roman" w:hAnsi="Times New Roman" w:eastAsia="Times New Roman" w:cs="Times New Roman"/>
-        <w:b w:val="0"/>
-        <w:sz w:val="20"/>
+        <w:color w:val="000000"/>
+        <w:sz w:val="18"/>
+      </w:rPr>
+      <w:t xml:space="preserve">第 </w:t>
+    </w:r>
+    <w:r>
+      <w:rPr>
+        <w:color w:val="000000"/>
+        <w:sz w:val="18"/>
       </w:rPr>
       <w:fldChar w:fldCharType="begin"/>
     </w:r>
     <w:r>
       <w:rPr>
-        <w:rFonts w:ascii="Times New Roman" w:hAnsi="Times New Roman" w:eastAsia="Times New Roman" w:cs="Times New Roman"/>
-        <w:b w:val="0"/>
-        <w:sz w:val="20"/>
+        <w:sz w:val="18"/>
       </w:rPr>
       <w:instrText xml:space="preserve"> PAGE </w:instrText>
     </w:r>
     <w:r>
       <w:rPr>
-        <w:rFonts w:ascii="Times New Roman" w:hAnsi="Times New Roman" w:eastAsia="Times New Roman" w:cs="Times New Roman"/>
-        <w:b w:val="0"/>
-        <w:sz w:val="20"/>
+        <w:sz w:val="18"/>
+      </w:rPr>
+      <w:fldChar w:fldCharType="separate"/>
+    </w:r>
+    <w:r>
+      <w:rPr>
+        <w:sz w:val="18"/>
+      </w:rPr>
+      <w:t>1</w:t>
+    </w:r>
+    <w:r>
+      <w:rPr>
+        <w:sz w:val="18"/>
       </w:rPr>
       <w:fldChar w:fldCharType="end"/>
+    </w:r>
+    <w:r>
+      <w:rPr>
+        <w:color w:val="000000"/>
+        <w:sz w:val="18"/>
+      </w:rPr>
+      <w:t xml:space="preserve"> 页 / 共 </w:t>
+    </w:r>
+    <w:r>
+      <w:rPr>
+        <w:color w:val="000000"/>
+        <w:sz w:val="18"/>
+      </w:rPr>
+      <w:fldChar w:fldCharType="begin"/>
+    </w:r>
+    <w:r>
+      <w:rPr>
+        <w:sz w:val="18"/>
+      </w:rPr>
+      <w:instrText xml:space="preserve"> NUMPAGES </w:instrText>
+    </w:r>
+    <w:r>
+      <w:rPr>
+        <w:sz w:val="18"/>
+      </w:rPr>
+      <w:fldChar w:fldCharType="separate"/>
+    </w:r>
+    <w:r>
+      <w:rPr>
+        <w:sz w:val="18"/>
+      </w:rPr>
+      <w:t>1</w:t>
+    </w:r>
+    <w:r>
+      <w:rPr>
+        <w:sz w:val="18"/>
+      </w:rPr>
+      <w:fldChar w:fldCharType="end"/>
+    </w:r>
+    <w:r>
+      <w:rPr>
+        <w:color w:val="000000"/>
+        <w:sz w:val="18"/>
+      </w:rPr>
+      <w:t xml:space="preserve"> 页</w:t>
     </w:r>
   </w:p>
 </w:ftr>
@@ -31986,6 +31363,26 @@
     </w:p>
   </w:footnote>
 </w:footnotes>
+</file>
+
+<file path=word/header1.xml><?xml version="1.0" encoding="utf-8"?>
+<w:hdr xmlns:m="http://schemas.openxmlformats.org/officeDocument/2006/math" xmlns:mc="http://schemas.openxmlformats.org/markup-compatibility/2006" xmlns:mo="http://schemas.microsoft.com/office/mac/office/2008/main" xmlns:mv="urn:schemas-microsoft-com:mac:vml" xmlns:o="urn:schemas-microsoft-com:office:office" xmlns:r="http://schemas.openxmlformats.org/officeDocument/2006/relationships" xmlns:v="urn:schemas-microsoft-com:vml" xmlns:w10="urn:schemas-microsoft-com:office:word" xmlns:w14="http://schemas.microsoft.com/office/word/2010/wordml" xmlns:w="http://schemas.openxmlformats.org/wordprocessingml/2006/main" xmlns:wne="http://schemas.microsoft.com/office/word/2006/wordml" xmlns:wp14="http://schemas.microsoft.com/office/word/2010/wordprocessingDrawing" xmlns:wp="http://schemas.openxmlformats.org/drawingml/2006/wordprocessingDrawing" xmlns:wpc="http://schemas.microsoft.com/office/word/2010/wordprocessingCanvas" xmlns:wpg="http://schemas.microsoft.com/office/word/2010/wordprocessingGroup" xmlns:wpi="http://schemas.microsoft.com/office/word/2010/wordprocessingInk" xmlns:wps="http://schemas.microsoft.com/office/word/2010/wordprocessingShape" mc:Ignorable="w14 wp14">
+  <w:p>
+    <w:pPr>
+      <w:jc w:val="right"/>
+      <w:pBdr>
+        <w:bottom w:val="single" w:sz="4" w:space="2" w:color="000000"/>
+      </w:pBdr>
+    </w:pPr>
+    <w:r>
+      <w:rPr>
+        <w:color w:val="000000"/>
+        <w:sz w:val="18"/>
+      </w:rPr>
+      <w:t>第一轮原理·6-酸碱理论（学生版）</w:t>
+    </w:r>
+  </w:p>
+</w:hdr>
 </file>
 
 <file path=word/numbering.xml><?xml version="1.0" encoding="utf-8"?>
@@ -32503,6 +31900,91 @@
       <w:start w:val="3"/>
       <w:numFmt w:val="decimal"/>
       <w:lvlText w:val="%9."/>
+      <w:lvlJc w:val="left"/>
+      <w:pPr>
+        <w:ind w:left="6480" w:hanging="360"/>
+      </w:pPr>
+    </w:lvl>
+  </w:abstractNum>
+  <w:abstractNum w:abstractNumId="99431">
+    <w:nsid w:val="00A99431"/>
+    <w:multiLevelType w:val="multilevel"/>
+    <w:lvl w:ilvl="0">
+      <w:start w:val="1"/>
+      <w:numFmt w:val="decimal"/>
+      <w:lvlText w:val="(%1)"/>
+      <w:lvlJc w:val="left"/>
+      <w:pPr>
+        <w:ind w:left="720" w:hanging="360"/>
+      </w:pPr>
+    </w:lvl>
+    <w:lvl w:ilvl="1">
+      <w:start w:val="1"/>
+      <w:numFmt w:val="decimal"/>
+      <w:lvlText w:val="(%2)"/>
+      <w:lvlJc w:val="left"/>
+      <w:pPr>
+        <w:ind w:left="1440" w:hanging="360"/>
+      </w:pPr>
+    </w:lvl>
+    <w:lvl w:ilvl="2">
+      <w:start w:val="1"/>
+      <w:numFmt w:val="decimal"/>
+      <w:lvlText w:val="(%3)"/>
+      <w:lvlJc w:val="left"/>
+      <w:pPr>
+        <w:ind w:left="2160" w:hanging="360"/>
+      </w:pPr>
+    </w:lvl>
+    <w:lvl w:ilvl="3">
+      <w:start w:val="1"/>
+      <w:numFmt w:val="decimal"/>
+      <w:lvlText w:val="(%4)"/>
+      <w:lvlJc w:val="left"/>
+      <w:pPr>
+        <w:ind w:left="2880" w:hanging="360"/>
+      </w:pPr>
+    </w:lvl>
+    <w:lvl w:ilvl="4">
+      <w:start w:val="1"/>
+      <w:numFmt w:val="decimal"/>
+      <w:lvlText w:val="(%5)"/>
+      <w:lvlJc w:val="left"/>
+      <w:pPr>
+        <w:ind w:left="3600" w:hanging="360"/>
+      </w:pPr>
+    </w:lvl>
+    <w:lvl w:ilvl="5">
+      <w:start w:val="1"/>
+      <w:numFmt w:val="decimal"/>
+      <w:lvlText w:val="(%6)"/>
+      <w:lvlJc w:val="left"/>
+      <w:pPr>
+        <w:ind w:left="4320" w:hanging="360"/>
+      </w:pPr>
+    </w:lvl>
+    <w:lvl w:ilvl="6">
+      <w:start w:val="1"/>
+      <w:numFmt w:val="decimal"/>
+      <w:lvlText w:val="(%7)"/>
+      <w:lvlJc w:val="left"/>
+      <w:pPr>
+        <w:ind w:left="5040" w:hanging="360"/>
+      </w:pPr>
+    </w:lvl>
+    <w:lvl w:ilvl="7">
+      <w:start w:val="1"/>
+      <w:numFmt w:val="decimal"/>
+      <w:lvlText w:val="(%8)"/>
+      <w:lvlJc w:val="left"/>
+      <w:pPr>
+        <w:ind w:left="5760" w:hanging="360"/>
+      </w:pPr>
+    </w:lvl>
+    <w:lvl w:ilvl="8">
+      <w:start w:val="1"/>
+      <w:numFmt w:val="decimal"/>
+      <w:lvlText w:val="(%9)"/>
       <w:lvlJc w:val="left"/>
       <w:pPr>
         <w:ind w:left="6480" w:hanging="360"/>
@@ -32939,6 +32421,36 @@
     </w:lvlOverride>
   </w:num>
   <w:num w:numId="1017">
+    <w:abstractNumId w:val="99431"/>
+    <w:lvlOverride w:ilvl="0">
+      <w:startOverride w:val="1"/>
+    </w:lvlOverride>
+    <w:lvlOverride w:ilvl="1">
+      <w:startOverride w:val="1"/>
+    </w:lvlOverride>
+    <w:lvlOverride w:ilvl="2">
+      <w:startOverride w:val="1"/>
+    </w:lvlOverride>
+    <w:lvlOverride w:ilvl="3">
+      <w:startOverride w:val="1"/>
+    </w:lvlOverride>
+    <w:lvlOverride w:ilvl="4">
+      <w:startOverride w:val="1"/>
+    </w:lvlOverride>
+    <w:lvlOverride w:ilvl="5">
+      <w:startOverride w:val="1"/>
+    </w:lvlOverride>
+    <w:lvlOverride w:ilvl="6">
+      <w:startOverride w:val="1"/>
+    </w:lvlOverride>
+    <w:lvlOverride w:ilvl="7">
+      <w:startOverride w:val="1"/>
+    </w:lvlOverride>
+    <w:lvlOverride w:ilvl="8">
+      <w:startOverride w:val="1"/>
+    </w:lvlOverride>
+  </w:num>
+  <w:num w:numId="1018">
     <w:abstractNumId w:val="991"/>
   </w:num>
 </w:numbering>
@@ -33019,7 +32531,7 @@
     <ns0:rPr>
       <ns0:rFonts ns0:ascii="Times New Roman" ns0:cs="Times New Roman" ns0:eastAsia="SimHei" ns0:hAnsi="Times New Roman"/>
       <ns0:b/>
-      <ns0:color ns0:val="000000"/>
+      <ns0:color ns0:val="17324D"/>
       <ns0:sz ns0:val="44"/>
       <ns0:szCs ns0:val="56"/>
     </ns0:rPr>
@@ -33161,7 +32673,7 @@
     <ns0:rPr>
       <ns0:rFonts ns0:ascii="Times New Roman" ns0:cs="Times New Roman" ns0:eastAsia="SimHei" ns0:hAnsi="Times New Roman"/>
       <ns0:b/>
-      <ns0:color ns0:val="000000"/>
+      <ns0:color ns0:val="17324D"/>
       <ns0:sz ns0:val="32"/>
       <ns0:szCs ns0:val="40"/>
     </ns0:rPr>
@@ -33185,7 +32697,7 @@
     <ns0:rPr>
       <ns0:rFonts ns0:ascii="Times New Roman" ns0:cs="Times New Roman" ns0:eastAsia="SimHei" ns0:hAnsi="Times New Roman"/>
       <ns0:b/>
-      <ns0:color ns0:val="000000"/>
+      <ns0:color ns0:val="17324D"/>
       <ns0:sz ns0:val="28"/>
       <ns0:szCs ns0:val="32"/>
     </ns0:rPr>
@@ -33209,7 +32721,7 @@
     <ns0:rPr>
       <ns0:rFonts ns0:ascii="Times New Roman" ns0:cs="Times New Roman" ns0:eastAsia="SimHei" ns0:hAnsi="Times New Roman"/>
       <ns0:b/>
-      <ns0:color ns0:val="000000"/>
+      <ns0:color ns0:val="17324D"/>
       <ns0:sz ns0:val="25"/>
       <ns0:szCs ns0:val="28"/>
     </ns0:rPr>
@@ -33685,7 +33197,7 @@
     <w:rPr>
       <w:rFonts w:ascii="Times New Roman" w:hAnsi="Times New Roman" w:eastAsia="FangSong" w:cs="Times New Roman"/>
       <w:b/>
-      <w:color w:val="007020"/>
+      <w:color w:val="000000"/>
     </w:rPr>
   </w:style>
   <w:style w:type="character" w:customStyle="1" w:styleId="DataTypeTok">
@@ -33693,7 +33205,7 @@
     <w:basedOn w:val="VerbatimChar"/>
     <w:rPr>
       <w:rFonts w:ascii="Times New Roman" w:hAnsi="Times New Roman" w:eastAsia="FangSong" w:cs="Times New Roman"/>
-      <w:color w:val="902000"/>
+      <w:color w:val="000000"/>
     </w:rPr>
   </w:style>
   <w:style w:type="character" w:customStyle="1" w:styleId="DecValTok">
@@ -33701,7 +33213,7 @@
     <w:basedOn w:val="VerbatimChar"/>
     <w:rPr>
       <w:rFonts w:ascii="Times New Roman" w:hAnsi="Times New Roman" w:eastAsia="FangSong" w:cs="Times New Roman"/>
-      <w:color w:val="40a070"/>
+      <w:color w:val="000000"/>
     </w:rPr>
   </w:style>
   <w:style w:type="character" w:customStyle="1" w:styleId="BaseNTok">
@@ -33709,7 +33221,7 @@
     <w:basedOn w:val="VerbatimChar"/>
     <w:rPr>
       <w:rFonts w:ascii="Times New Roman" w:hAnsi="Times New Roman" w:eastAsia="FangSong" w:cs="Times New Roman"/>
-      <w:color w:val="40a070"/>
+      <w:color w:val="000000"/>
     </w:rPr>
   </w:style>
   <w:style w:type="character" w:customStyle="1" w:styleId="FloatTok">
@@ -33717,7 +33229,7 @@
     <w:basedOn w:val="VerbatimChar"/>
     <w:rPr>
       <w:rFonts w:ascii="Times New Roman" w:hAnsi="Times New Roman" w:eastAsia="FangSong" w:cs="Times New Roman"/>
-      <w:color w:val="40a070"/>
+      <w:color w:val="000000"/>
     </w:rPr>
   </w:style>
   <w:style w:type="character" w:customStyle="1" w:styleId="ConstantTok">
@@ -33725,7 +33237,7 @@
     <w:basedOn w:val="VerbatimChar"/>
     <w:rPr>
       <w:rFonts w:ascii="Times New Roman" w:hAnsi="Times New Roman" w:eastAsia="FangSong" w:cs="Times New Roman"/>
-      <w:color w:val="880000"/>
+      <w:color w:val="000000"/>
     </w:rPr>
   </w:style>
   <w:style w:type="character" w:customStyle="1" w:styleId="CharTok">
@@ -33733,7 +33245,7 @@
     <w:basedOn w:val="VerbatimChar"/>
     <w:rPr>
       <w:rFonts w:ascii="Times New Roman" w:hAnsi="Times New Roman" w:eastAsia="FangSong" w:cs="Times New Roman"/>
-      <w:color w:val="4070a0"/>
+      <w:color w:val="000000"/>
     </w:rPr>
   </w:style>
   <w:style w:type="character" w:customStyle="1" w:styleId="SpecialCharTok">
@@ -33741,7 +33253,7 @@
     <w:basedOn w:val="VerbatimChar"/>
     <w:rPr>
       <w:rFonts w:ascii="Times New Roman" w:hAnsi="Times New Roman" w:eastAsia="FangSong" w:cs="Times New Roman"/>
-      <w:color w:val="4070a0"/>
+      <w:color w:val="000000"/>
     </w:rPr>
   </w:style>
   <w:style w:type="character" w:customStyle="1" w:styleId="StringTok">
@@ -33749,7 +33261,7 @@
     <w:basedOn w:val="VerbatimChar"/>
     <w:rPr>
       <w:rFonts w:ascii="Times New Roman" w:hAnsi="Times New Roman" w:eastAsia="FangSong" w:cs="Times New Roman"/>
-      <w:color w:val="4070a0"/>
+      <w:color w:val="000000"/>
     </w:rPr>
   </w:style>
   <w:style w:type="character" w:customStyle="1" w:styleId="VerbatimStringTok">
@@ -33757,7 +33269,7 @@
     <w:basedOn w:val="VerbatimChar"/>
     <w:rPr>
       <w:rFonts w:ascii="Times New Roman" w:hAnsi="Times New Roman" w:eastAsia="FangSong" w:cs="Times New Roman"/>
-      <w:color w:val="4070a0"/>
+      <w:color w:val="000000"/>
     </w:rPr>
   </w:style>
   <w:style w:type="character" w:customStyle="1" w:styleId="SpecialStringTok">
@@ -33765,7 +33277,7 @@
     <w:basedOn w:val="VerbatimChar"/>
     <w:rPr>
       <w:rFonts w:ascii="Times New Roman" w:hAnsi="Times New Roman" w:eastAsia="FangSong" w:cs="Times New Roman"/>
-      <w:color w:val="bb6688"/>
+      <w:color w:val="000000"/>
     </w:rPr>
   </w:style>
   <w:style w:type="character" w:customStyle="1" w:styleId="ImportTok">
@@ -33774,7 +33286,7 @@
     <w:rPr>
       <w:rFonts w:ascii="Times New Roman" w:hAnsi="Times New Roman" w:eastAsia="FangSong" w:cs="Times New Roman"/>
       <w:b/>
-      <w:color w:val="008000"/>
+      <w:color w:val="000000"/>
     </w:rPr>
   </w:style>
   <w:style w:type="character" w:customStyle="1" w:styleId="CommentTok">
@@ -33783,7 +33295,7 @@
     <w:rPr>
       <w:rFonts w:ascii="Times New Roman" w:hAnsi="Times New Roman" w:eastAsia="FangSong" w:cs="Times New Roman"/>
       <w:i/>
-      <w:color w:val="60a0b0"/>
+      <w:color w:val="000000"/>
     </w:rPr>
   </w:style>
   <w:style w:type="character" w:customStyle="1" w:styleId="DocumentationTok">
@@ -33792,7 +33304,7 @@
     <w:rPr>
       <w:rFonts w:ascii="Times New Roman" w:hAnsi="Times New Roman" w:eastAsia="FangSong" w:cs="Times New Roman"/>
       <w:i/>
-      <w:color w:val="ba2121"/>
+      <w:color w:val="000000"/>
     </w:rPr>
   </w:style>
   <w:style w:type="character" w:customStyle="1" w:styleId="AnnotationTok">
@@ -33802,7 +33314,7 @@
       <w:rFonts w:ascii="Times New Roman" w:hAnsi="Times New Roman" w:eastAsia="FangSong" w:cs="Times New Roman"/>
       <w:b/>
       <w:i/>
-      <w:color w:val="60a0b0"/>
+      <w:color w:val="000000"/>
     </w:rPr>
   </w:style>
   <w:style w:type="character" w:customStyle="1" w:styleId="CommentVarTok">
@@ -33812,7 +33324,7 @@
       <w:rFonts w:ascii="Times New Roman" w:hAnsi="Times New Roman" w:eastAsia="FangSong" w:cs="Times New Roman"/>
       <w:b/>
       <w:i/>
-      <w:color w:val="60a0b0"/>
+      <w:color w:val="000000"/>
     </w:rPr>
   </w:style>
   <w:style w:type="character" w:customStyle="1" w:styleId="OtherTok">
@@ -33820,7 +33332,7 @@
     <w:basedOn w:val="VerbatimChar"/>
     <w:rPr>
       <w:rFonts w:ascii="Times New Roman" w:hAnsi="Times New Roman" w:eastAsia="FangSong" w:cs="Times New Roman"/>
-      <w:color w:val="007020"/>
+      <w:color w:val="000000"/>
     </w:rPr>
   </w:style>
   <w:style w:type="character" w:customStyle="1" w:styleId="FunctionTok">
@@ -33828,7 +33340,7 @@
     <w:basedOn w:val="VerbatimChar"/>
     <w:rPr>
       <w:rFonts w:ascii="Times New Roman" w:hAnsi="Times New Roman" w:eastAsia="FangSong" w:cs="Times New Roman"/>
-      <w:color w:val="06287e"/>
+      <w:color w:val="000000"/>
     </w:rPr>
   </w:style>
   <w:style w:type="character" w:customStyle="1" w:styleId="VariableTok">
@@ -33836,7 +33348,7 @@
     <w:basedOn w:val="VerbatimChar"/>
     <w:rPr>
       <w:rFonts w:ascii="Times New Roman" w:hAnsi="Times New Roman" w:eastAsia="FangSong" w:cs="Times New Roman"/>
-      <w:color w:val="19177c"/>
+      <w:color w:val="000000"/>
     </w:rPr>
   </w:style>
   <w:style w:type="character" w:customStyle="1" w:styleId="ControlFlowTok">
@@ -33845,7 +33357,7 @@
     <w:rPr>
       <w:rFonts w:ascii="Times New Roman" w:hAnsi="Times New Roman" w:eastAsia="FangSong" w:cs="Times New Roman"/>
       <w:b/>
-      <w:color w:val="007020"/>
+      <w:color w:val="000000"/>
     </w:rPr>
   </w:style>
   <w:style w:type="character" w:customStyle="1" w:styleId="OperatorTok">
@@ -33853,7 +33365,7 @@
     <w:basedOn w:val="VerbatimChar"/>
     <w:rPr>
       <w:rFonts w:ascii="Times New Roman" w:hAnsi="Times New Roman" w:eastAsia="FangSong" w:cs="Times New Roman"/>
-      <w:color w:val="666666"/>
+      <w:color w:val="000000"/>
     </w:rPr>
   </w:style>
   <w:style w:type="character" w:customStyle="1" w:styleId="BuiltInTok">
@@ -33861,7 +33373,7 @@
     <w:basedOn w:val="VerbatimChar"/>
     <w:rPr>
       <w:rFonts w:ascii="Times New Roman" w:hAnsi="Times New Roman" w:eastAsia="FangSong" w:cs="Times New Roman"/>
-      <w:color w:val="008000"/>
+      <w:color w:val="000000"/>
     </w:rPr>
   </w:style>
   <w:style w:type="character" w:customStyle="1" w:styleId="ExtensionTok">
@@ -33876,7 +33388,7 @@
     <w:basedOn w:val="VerbatimChar"/>
     <w:rPr>
       <w:rFonts w:ascii="Times New Roman" w:hAnsi="Times New Roman" w:eastAsia="FangSong" w:cs="Times New Roman"/>
-      <w:color w:val="bc7a00"/>
+      <w:color w:val="000000"/>
     </w:rPr>
   </w:style>
   <w:style w:type="character" w:customStyle="1" w:styleId="AttributeTok">
@@ -33884,7 +33396,7 @@
     <w:basedOn w:val="VerbatimChar"/>
     <w:rPr>
       <w:rFonts w:ascii="Times New Roman" w:hAnsi="Times New Roman" w:eastAsia="FangSong" w:cs="Times New Roman"/>
-      <w:color w:val="7d9029"/>
+      <w:color w:val="000000"/>
     </w:rPr>
   </w:style>
   <w:style w:type="character" w:customStyle="1" w:styleId="RegionMarkerTok">
@@ -33901,7 +33413,7 @@
       <w:rFonts w:ascii="Times New Roman" w:hAnsi="Times New Roman" w:eastAsia="FangSong" w:cs="Times New Roman"/>
       <w:b/>
       <w:i/>
-      <w:color w:val="60a0b0"/>
+      <w:color w:val="000000"/>
     </w:rPr>
   </w:style>
   <w:style w:type="character" w:customStyle="1" w:styleId="WarningTok">
@@ -33911,7 +33423,7 @@
       <w:rFonts w:ascii="Times New Roman" w:hAnsi="Times New Roman" w:eastAsia="FangSong" w:cs="Times New Roman"/>
       <w:b/>
       <w:i/>
-      <w:color w:val="60a0b0"/>
+      <w:color w:val="000000"/>
     </w:rPr>
   </w:style>
   <w:style w:type="character" w:customStyle="1" w:styleId="AlertTok">
@@ -33920,7 +33432,7 @@
     <w:rPr>
       <w:rFonts w:ascii="Times New Roman" w:hAnsi="Times New Roman" w:eastAsia="FangSong" w:cs="Times New Roman"/>
       <w:b/>
-      <w:color w:val="ff0000"/>
+      <w:color w:val="000000"/>
     </w:rPr>
   </w:style>
   <w:style w:type="character" w:customStyle="1" w:styleId="ErrorTok">
@@ -33929,7 +33441,7 @@
     <w:rPr>
       <w:rFonts w:ascii="Times New Roman" w:hAnsi="Times New Roman" w:eastAsia="FangSong" w:cs="Times New Roman"/>
       <w:b/>
-      <w:color w:val="ff0000"/>
+      <w:color w:val="000000"/>
     </w:rPr>
   </w:style>
   <w:style w:type="character" w:customStyle="1" w:styleId="NormalTok">

--- a/00-首页/题组Word/第一轮·竞赛教材版/第一轮原理·6-酸碱理论（学生版-打印版）.docx
+++ b/00-首页/题组Word/第一轮·竞赛教材版/第一轮原理·6-酸碱理论（学生版-打印版）.docx
@@ -6945,11 +6945,66 @@
     </w:p>
     <w:p>
       <w:pPr>
+        <w:pStyle w:val="FirstParagraph"/>
+        <w:ind w:firstLine="420"/>
+      </w:pPr>
+      <w:r>
+        <w:rPr>
+          <w:rFonts w:hint="eastAsia" w:ascii="Times New Roman" w:hAnsi="Times New Roman" w:eastAsia="FangSong" w:cs="Times New Roman"/>
+        </w:rPr>
+        <w:t>按国标方法</w:t>
+      </w:r>
+      <w:r>
+        <w:rPr>
+          <w:rFonts w:hint="eastAsia" w:ascii="Times New Roman" w:hAnsi="Times New Roman" w:eastAsia="Times New Roman" w:cs="Times New Roman"/>
+        </w:rPr>
+        <w:t>(GB29203-2012)</w:t>
+      </w:r>
+      <w:r>
+        <w:rPr>
+          <w:rFonts w:hint="eastAsia" w:ascii="Times New Roman" w:hAnsi="Times New Roman" w:eastAsia="FangSong" w:cs="Times New Roman"/>
+        </w:rPr>
+        <w:t>测定某含量不低于</w:t>
+      </w:r>
+      <w:r>
+        <w:rPr>
+          <w:rFonts w:hint="eastAsia" w:ascii="Times New Roman" w:hAnsi="Times New Roman" w:eastAsia="Times New Roman" w:cs="Times New Roman"/>
+        </w:rPr>
+        <w:t>90%</w:t>
+      </w:r>
+      <w:r>
+        <w:rPr>
+          <w:rFonts w:hint="eastAsia" w:ascii="Times New Roman" w:hAnsi="Times New Roman" w:eastAsia="FangSong" w:cs="Times New Roman"/>
+        </w:rPr>
+        <w:t>的食品添加剂</w:t>
+      </w:r>
+      <w:r>
+        <w:rPr>
+          <w:rFonts w:hint="eastAsia" w:ascii="Times New Roman" w:hAnsi="Times New Roman" w:eastAsia="Times New Roman" w:cs="Times New Roman"/>
+        </w:rPr>
+        <w:t>KI</w:t>
+      </w:r>
+      <w:r>
+        <w:rPr>
+          <w:rFonts w:hint="eastAsia" w:ascii="Times New Roman" w:hAnsi="Times New Roman" w:eastAsia="FangSong" w:cs="Times New Roman"/>
+        </w:rPr>
+        <w:t>试样</w:t>
+      </w:r>
+      <w:r>
+        <w:rPr>
+          <w:rFonts w:hint="eastAsia" w:ascii="Times New Roman" w:hAnsi="Times New Roman" w:eastAsia="Times New Roman" w:cs="Times New Roman"/>
+        </w:rPr>
+        <w:t>。</w:t>
+      </w:r>
+    </w:p>
+    <w:p>
+      <w:pPr>
         <w:pStyle w:val="Compact"/>
         <w:numPr>
           <w:ilvl w:val="0"/>
           <w:numId w:val="1004"/>
         </w:numPr>
+        <w:ind w:firstLine="420"/>
       </w:pPr>
       <m:oMath>
         <m:r>
@@ -6975,7 +7030,117 @@
         <w:rPr>
           <w:rFonts w:ascii="Times New Roman" w:hAnsi="Times New Roman" w:eastAsia="Times New Roman" w:cs="Times New Roman"/>
         </w:rPr>
-        <w:t xml:space="preserve">…</w:t>
+        <w:t xml:space="preserve"> </w:t>
+      </w:r>
+      <w:r>
+        <w:rPr>
+          <w:rFonts w:hint="eastAsia" w:ascii="Times New Roman" w:hAnsi="Times New Roman" w:eastAsia="FangSong" w:cs="Times New Roman"/>
+        </w:rPr>
+        <w:t>标准溶液的配制</w:t>
+      </w:r>
+      <w:r>
+        <w:rPr>
+          <w:rFonts w:hint="eastAsia" w:ascii="Times New Roman" w:hAnsi="Times New Roman" w:eastAsia="Times New Roman" w:cs="Times New Roman"/>
+        </w:rPr>
+        <w:t>:</w:t>
+      </w:r>
+      <w:r>
+        <w:rPr>
+          <w:rFonts w:ascii="Times New Roman" w:hAnsi="Times New Roman" w:eastAsia="Times New Roman" w:cs="Times New Roman"/>
+        </w:rPr>
+        <w:t xml:space="preserve"> </w:t>
+      </w:r>
+      <w:r>
+        <w:rPr>
+          <w:rFonts w:hint="eastAsia" w:ascii="Times New Roman" w:hAnsi="Times New Roman" w:eastAsia="FangSong" w:cs="Times New Roman"/>
+        </w:rPr>
+        <w:t xml:space="preserve">称取</w:t>
+      </w:r>
+      <w:r>
+        <w:rPr>
+          <w:rFonts w:ascii="Times New Roman" w:hAnsi="Times New Roman" w:eastAsia="Times New Roman" w:cs="Times New Roman"/>
+        </w:rPr>
+        <w:t xml:space="preserve"> 5.3643g </w:t>
+      </w:r>
+      <w:r>
+        <w:rPr>
+          <w:rFonts w:hint="eastAsia" w:ascii="Times New Roman" w:hAnsi="Times New Roman" w:eastAsia="FangSong" w:cs="Times New Roman"/>
+        </w:rPr>
+        <w:t xml:space="preserve">纯</w:t>
+      </w:r>
+      <w:r>
+        <w:rPr>
+          <w:rFonts w:ascii="Times New Roman" w:hAnsi="Times New Roman" w:eastAsia="Times New Roman" w:cs="Times New Roman"/>
+        </w:rPr>
+        <w:t xml:space="preserve"> </w:t>
+      </w:r>
+      <m:oMath>
+        <m:r>
+          <m:t>K</m:t>
+        </m:r>
+        <m:r>
+          <m:t>I</m:t>
+        </m:r>
+        <m:sSub>
+          <m:e>
+            <m:r>
+              <m:t>O</m:t>
+            </m:r>
+          </m:e>
+          <m:sub>
+            <m:r>
+              <m:t>3</m:t>
+            </m:r>
+          </m:sub>
+        </m:sSub>
+      </m:oMath>
+      <w:r>
+        <w:rPr>
+          <w:rFonts w:ascii="Times New Roman" w:hAnsi="Times New Roman" w:eastAsia="Times New Roman" w:cs="Times New Roman"/>
+        </w:rPr>
+        <w:t xml:space="preserve"> </w:t>
+      </w:r>
+      <w:r>
+        <w:rPr>
+          <w:rFonts w:hint="eastAsia" w:ascii="Times New Roman" w:hAnsi="Times New Roman" w:eastAsia="FangSong" w:cs="Times New Roman"/>
+        </w:rPr>
+        <w:t xml:space="preserve">溶于</w:t>
+      </w:r>
+      <w:r>
+        <w:rPr>
+          <w:rFonts w:ascii="Times New Roman" w:hAnsi="Times New Roman" w:eastAsia="Times New Roman" w:cs="Times New Roman"/>
+        </w:rPr>
+        <w:t xml:space="preserve"> 80mL </w:t>
+      </w:r>
+      <w:r>
+        <w:rPr>
+          <w:rFonts w:hint="eastAsia" w:ascii="Times New Roman" w:hAnsi="Times New Roman" w:eastAsia="FangSong" w:cs="Times New Roman"/>
+        </w:rPr>
+        <w:t>蒸馏水中</w:t>
+      </w:r>
+      <w:r>
+        <w:rPr>
+          <w:rFonts w:hint="eastAsia" w:ascii="Times New Roman" w:hAnsi="Times New Roman" w:eastAsia="Times New Roman" w:cs="Times New Roman"/>
+        </w:rPr>
+        <w:t>,</w:t>
+      </w:r>
+      <w:r>
+        <w:rPr>
+          <w:rFonts w:ascii="Times New Roman" w:hAnsi="Times New Roman" w:eastAsia="Times New Roman" w:cs="Times New Roman"/>
+        </w:rPr>
+        <w:t xml:space="preserve"> </w:t>
+      </w:r>
+      <w:r>
+        <w:rPr>
+          <w:rFonts w:hint="eastAsia" w:ascii="Times New Roman" w:hAnsi="Times New Roman" w:eastAsia="FangSong" w:cs="Times New Roman"/>
+        </w:rPr>
+        <w:t xml:space="preserve">定容至</w:t>
+      </w:r>
+      <w:r>
+        <w:rPr>
+          <w:rFonts w:ascii="Times New Roman" w:hAnsi="Times New Roman" w:eastAsia="Times New Roman" w:cs="Times New Roman"/>
+        </w:rPr>
+        <w:t xml:space="preserve"> 500mL。</w:t>
       </w:r>
     </w:p>
     <w:p>
@@ -6985,33 +7150,39 @@
       </w:pPr>
       <w:r>
         <w:rPr>
-          <w:rFonts w:hint="eastAsia" w:ascii="Times New Roman" w:hAnsi="Times New Roman" w:eastAsia="FangSong" w:cs="Times New Roman"/>
-        </w:rPr>
-        <w:t>按国标方法</w:t>
-      </w:r>
-      <w:r>
-        <w:rPr>
-          <w:rFonts w:hint="eastAsia" w:ascii="Times New Roman" w:hAnsi="Times New Roman" w:eastAsia="Times New Roman" w:cs="Times New Roman"/>
-        </w:rPr>
-        <w:t>(GB29203-2012)</w:t>
-      </w:r>
-      <w:r>
-        <w:rPr>
-          <w:rFonts w:hint="eastAsia" w:ascii="Times New Roman" w:hAnsi="Times New Roman" w:eastAsia="FangSong" w:cs="Times New Roman"/>
-        </w:rPr>
-        <w:t>测定某含量不低于</w:t>
-      </w:r>
-      <w:r>
-        <w:rPr>
-          <w:rFonts w:hint="eastAsia" w:ascii="Times New Roman" w:hAnsi="Times New Roman" w:eastAsia="Times New Roman" w:cs="Times New Roman"/>
-        </w:rPr>
-        <w:t>90%</w:t>
-      </w:r>
-      <w:r>
-        <w:rPr>
-          <w:rFonts w:hint="eastAsia" w:ascii="Times New Roman" w:hAnsi="Times New Roman" w:eastAsia="FangSong" w:cs="Times New Roman"/>
-        </w:rPr>
-        <w:t>的食品添加剂</w:t>
+          <w:rFonts w:hint="eastAsia" w:ascii="Times New Roman" w:hAnsi="Times New Roman" w:eastAsia="Times New Roman" w:cs="Times New Roman"/>
+        </w:rPr>
+        <w:t>b)</w:t>
+      </w:r>
+      <w:r>
+        <w:rPr>
+          <w:rFonts w:hint="eastAsia" w:ascii="Times New Roman" w:hAnsi="Times New Roman" w:eastAsia="FangSong" w:cs="Times New Roman"/>
+        </w:rPr>
+        <w:t>样品测定</w:t>
+      </w:r>
+      <w:r>
+        <w:rPr>
+          <w:rFonts w:hint="eastAsia" w:ascii="Times New Roman" w:hAnsi="Times New Roman" w:eastAsia="Times New Roman" w:cs="Times New Roman"/>
+        </w:rPr>
+        <w:t>：</w:t>
+      </w:r>
+      <w:r>
+        <w:rPr>
+          <w:rFonts w:hint="eastAsia" w:ascii="Times New Roman" w:hAnsi="Times New Roman" w:eastAsia="FangSong" w:cs="Times New Roman"/>
+        </w:rPr>
+        <w:t>称取</w:t>
+      </w:r>
+      <w:r>
+        <w:rPr>
+          <w:rFonts w:hint="eastAsia" w:ascii="Times New Roman" w:hAnsi="Times New Roman" w:eastAsia="Times New Roman" w:cs="Times New Roman"/>
+        </w:rPr>
+        <w:t>0.5232g</w:t>
+      </w:r>
+      <w:r>
+        <w:rPr>
+          <w:rFonts w:ascii="Times New Roman" w:hAnsi="Times New Roman" w:eastAsia="Times New Roman" w:cs="Times New Roman"/>
+        </w:rPr>
+        <w:t xml:space="preserve"> </w:t>
       </w:r>
       <w:r>
         <w:rPr>
@@ -7023,483 +7194,706 @@
         <w:rPr>
           <w:rFonts w:hint="eastAsia" w:ascii="Times New Roman" w:hAnsi="Times New Roman" w:eastAsia="FangSong" w:cs="Times New Roman"/>
         </w:rPr>
-        <w:t>试样</w:t>
+        <w:t>样品并加水溶解</w:t>
+      </w:r>
+      <w:r>
+        <w:rPr>
+          <w:rFonts w:hint="eastAsia" w:ascii="Times New Roman" w:hAnsi="Times New Roman" w:eastAsia="Times New Roman" w:cs="Times New Roman"/>
+        </w:rPr>
+        <w:t>，</w:t>
+      </w:r>
+      <w:r>
+        <w:rPr>
+          <w:rFonts w:hint="eastAsia" w:ascii="Times New Roman" w:hAnsi="Times New Roman" w:eastAsia="FangSong" w:cs="Times New Roman"/>
+        </w:rPr>
+        <w:t>加入</w:t>
+      </w:r>
+      <w:r>
+        <w:rPr>
+          <w:rFonts w:hint="eastAsia" w:ascii="Times New Roman" w:hAnsi="Times New Roman" w:eastAsia="Times New Roman" w:cs="Times New Roman"/>
+        </w:rPr>
+        <w:t>35mL</w:t>
+      </w:r>
+      <w:r>
+        <w:rPr>
+          <w:rFonts w:ascii="Times New Roman" w:hAnsi="Times New Roman" w:eastAsia="Times New Roman" w:cs="Times New Roman"/>
+        </w:rPr>
+        <w:t xml:space="preserve"> 12mol/L </w:t>
+      </w:r>
+      <w:r>
+        <w:rPr>
+          <w:rFonts w:hint="eastAsia" w:ascii="Times New Roman" w:hAnsi="Times New Roman" w:eastAsia="Times New Roman" w:cs="Times New Roman"/>
+        </w:rPr>
+        <w:t>HCl</w:t>
+      </w:r>
+      <w:r>
+        <w:rPr>
+          <w:rFonts w:hint="eastAsia" w:ascii="Times New Roman" w:hAnsi="Times New Roman" w:eastAsia="FangSong" w:cs="Times New Roman"/>
+        </w:rPr>
+        <w:t>和</w:t>
+      </w:r>
+      <w:r>
+        <w:rPr>
+          <w:rFonts w:hint="eastAsia" w:ascii="Times New Roman" w:hAnsi="Times New Roman" w:eastAsia="Times New Roman" w:cs="Times New Roman"/>
+        </w:rPr>
+        <w:t>5mL</w:t>
+      </w:r>
+      <w:r>
+        <w:rPr>
+          <w:rFonts w:hint="eastAsia" w:ascii="Times New Roman" w:hAnsi="Times New Roman" w:eastAsia="FangSong" w:cs="Times New Roman"/>
+        </w:rPr>
+        <w:t>分析纯</w:t>
+      </w:r>
+      <w:r>
+        <w:rPr>
+          <w:rFonts w:ascii="Times New Roman" w:hAnsi="Times New Roman" w:eastAsia="Times New Roman" w:cs="Times New Roman"/>
+        </w:rPr>
+        <w:t xml:space="preserve"> </w:t>
+      </w:r>
+      <m:oMath>
+        <m:r>
+          <m:t>C</m:t>
+        </m:r>
+        <m:r>
+          <m:t>H</m:t>
+        </m:r>
+        <m:r>
+          <m:t>C</m:t>
+        </m:r>
+        <m:sSub>
+          <m:e>
+            <m:r>
+              <m:t>l</m:t>
+            </m:r>
+          </m:e>
+          <m:sub>
+            <m:r>
+              <m:t>3</m:t>
+            </m:r>
+          </m:sub>
+        </m:sSub>
+      </m:oMath>
+      <w:r>
+        <w:rPr>
+          <w:rFonts w:ascii="Times New Roman" w:hAnsi="Times New Roman" w:eastAsia="Times New Roman" w:cs="Times New Roman"/>
+        </w:rPr>
+        <w:t xml:space="preserve"> </w:t>
+      </w:r>
+      <w:r>
+        <w:rPr>
+          <w:rFonts w:hint="eastAsia" w:ascii="Times New Roman" w:hAnsi="Times New Roman" w:eastAsia="Times New Roman" w:cs="Times New Roman"/>
+        </w:rPr>
+        <w:t>（</w:t>
+      </w:r>
+      <w:r>
+        <w:rPr>
+          <w:rFonts w:hint="eastAsia" w:ascii="Times New Roman" w:hAnsi="Times New Roman" w:eastAsia="FangSong" w:cs="Times New Roman"/>
+        </w:rPr>
+        <w:t>密度约</w:t>
+      </w:r>
+      <w:r>
+        <w:rPr>
+          <w:rFonts w:hint="eastAsia" w:ascii="Times New Roman" w:hAnsi="Times New Roman" w:eastAsia="Times New Roman" w:cs="Times New Roman"/>
+        </w:rPr>
+        <w:t>1.5g/mL）。</w:t>
+      </w:r>
+      <w:r>
+        <w:rPr>
+          <w:rFonts w:hint="eastAsia" w:ascii="Times New Roman" w:hAnsi="Times New Roman" w:eastAsia="FangSong" w:cs="Times New Roman"/>
+        </w:rPr>
+        <w:t>用</w:t>
+      </w:r>
+      <w:r>
+        <w:rPr>
+          <w:rFonts w:ascii="Times New Roman" w:hAnsi="Times New Roman" w:eastAsia="Times New Roman" w:cs="Times New Roman"/>
+        </w:rPr>
+        <w:t xml:space="preserve"> </w:t>
+      </w:r>
+      <m:oMath>
+        <m:r>
+          <m:t>K</m:t>
+        </m:r>
+        <m:r>
+          <m:t>I</m:t>
+        </m:r>
+        <m:sSub>
+          <m:e>
+            <m:r>
+              <m:t>O</m:t>
+            </m:r>
+          </m:e>
+          <m:sub>
+            <m:r>
+              <m:t>3</m:t>
+            </m:r>
+          </m:sub>
+        </m:sSub>
+      </m:oMath>
+      <w:r>
+        <w:rPr>
+          <w:rFonts w:ascii="Times New Roman" w:hAnsi="Times New Roman" w:eastAsia="Times New Roman" w:cs="Times New Roman"/>
+        </w:rPr>
+        <w:t xml:space="preserve"> </w:t>
+      </w:r>
+      <w:r>
+        <w:rPr>
+          <w:rFonts w:hint="eastAsia" w:ascii="Times New Roman" w:hAnsi="Times New Roman" w:eastAsia="FangSong" w:cs="Times New Roman"/>
+        </w:rPr>
+        <w:t>标准溶液滴定</w:t>
+      </w:r>
+      <w:r>
+        <w:rPr>
+          <w:rFonts w:hint="eastAsia" w:ascii="Times New Roman" w:hAnsi="Times New Roman" w:eastAsia="Times New Roman" w:cs="Times New Roman"/>
+        </w:rPr>
+        <w:t>，</w:t>
+      </w:r>
+      <w:r>
+        <w:rPr>
+          <w:rFonts w:hint="eastAsia" w:ascii="Times New Roman" w:hAnsi="Times New Roman" w:eastAsia="FangSong" w:cs="Times New Roman"/>
+        </w:rPr>
+        <w:t>直到</w:t>
+      </w:r>
+      <w:r>
+        <w:rPr>
+          <w:rFonts w:ascii="Times New Roman" w:hAnsi="Times New Roman" w:eastAsia="Times New Roman" w:cs="Times New Roman"/>
+        </w:rPr>
+        <w:t xml:space="preserve"> </w:t>
+      </w:r>
+      <m:oMath>
+        <m:r>
+          <m:t>C</m:t>
+        </m:r>
+        <m:r>
+          <m:t>H</m:t>
+        </m:r>
+        <m:r>
+          <m:t>C</m:t>
+        </m:r>
+        <m:sSub>
+          <m:e>
+            <m:r>
+              <m:t>l</m:t>
+            </m:r>
+          </m:e>
+          <m:sub>
+            <m:r>
+              <m:t>3</m:t>
+            </m:r>
+          </m:sub>
+        </m:sSub>
+      </m:oMath>
+      <w:r>
+        <w:rPr>
+          <w:rFonts w:ascii="Times New Roman" w:hAnsi="Times New Roman" w:eastAsia="Times New Roman" w:cs="Times New Roman"/>
+        </w:rPr>
+        <w:t xml:space="preserve"> </w:t>
+      </w:r>
+      <w:r>
+        <w:rPr>
+          <w:rFonts w:hint="eastAsia" w:ascii="Times New Roman" w:hAnsi="Times New Roman" w:eastAsia="FangSong" w:cs="Times New Roman"/>
+        </w:rPr>
+        <w:t>层无色且</w:t>
+      </w:r>
+      <w:r>
+        <w:rPr>
+          <w:rFonts w:hint="eastAsia" w:ascii="Times New Roman" w:hAnsi="Times New Roman" w:eastAsia="Times New Roman" w:cs="Times New Roman"/>
+        </w:rPr>
+        <w:t>5min</w:t>
+      </w:r>
+      <w:r>
+        <w:rPr>
+          <w:rFonts w:hint="eastAsia" w:ascii="Times New Roman" w:hAnsi="Times New Roman" w:eastAsia="FangSong" w:cs="Times New Roman"/>
+        </w:rPr>
+        <w:t>内不复紫色即为终点</w:t>
       </w:r>
       <w:r>
         <w:rPr>
           <w:rFonts w:hint="eastAsia" w:ascii="Times New Roman" w:hAnsi="Times New Roman" w:eastAsia="Times New Roman" w:cs="Times New Roman"/>
         </w:rPr>
         <w:t>。</w:t>
+      </w:r>
+      <w:r>
+        <w:rPr>
+          <w:rFonts w:hint="eastAsia" w:ascii="Times New Roman" w:hAnsi="Times New Roman" w:eastAsia="FangSong" w:cs="Times New Roman"/>
+        </w:rPr>
+        <w:t>消耗</w:t>
+      </w:r>
+      <w:r>
+        <w:rPr>
+          <w:rFonts w:ascii="Times New Roman" w:hAnsi="Times New Roman" w:eastAsia="Times New Roman" w:cs="Times New Roman"/>
+        </w:rPr>
+        <w:t xml:space="preserve"> </w:t>
+      </w:r>
+      <m:oMath>
+        <m:r>
+          <m:t>K</m:t>
+        </m:r>
+        <m:r>
+          <m:t>I</m:t>
+        </m:r>
+        <m:sSub>
+          <m:e>
+            <m:r>
+              <m:t>O</m:t>
+            </m:r>
+          </m:e>
+          <m:sub>
+            <m:r>
+              <m:t>3</m:t>
+            </m:r>
+          </m:sub>
+        </m:sSub>
+      </m:oMath>
+      <w:r>
+        <w:rPr>
+          <w:rFonts w:ascii="Times New Roman" w:hAnsi="Times New Roman" w:eastAsia="Times New Roman" w:cs="Times New Roman"/>
+        </w:rPr>
+        <w:t xml:space="preserve"> </w:t>
+      </w:r>
+      <w:r>
+        <w:rPr>
+          <w:rFonts w:hint="eastAsia" w:ascii="Times New Roman" w:hAnsi="Times New Roman" w:eastAsia="FangSong" w:cs="Times New Roman"/>
+        </w:rPr>
+        <w:t>标准溶液</w:t>
+      </w:r>
+      <w:r>
+        <w:rPr>
+          <w:rFonts w:hint="eastAsia" w:ascii="Times New Roman" w:hAnsi="Times New Roman" w:eastAsia="Times New Roman" w:cs="Times New Roman"/>
+        </w:rPr>
+        <w:t>29.02mL。</w:t>
       </w:r>
     </w:p>
     <w:p>
       <w:pPr>
-        <w:pStyle w:val="Compact"/>
         <w:numPr>
           <w:ilvl w:val="0"/>
           <w:numId w:val="1005"/>
         </w:numPr>
         <w:ind w:firstLine="420"/>
       </w:pPr>
-      <m:oMath>
-        <m:r>
-          <m:t>K</m:t>
-        </m:r>
-        <m:r>
-          <m:t>I</m:t>
-        </m:r>
-        <m:sSub>
-          <m:e>
-            <m:r>
-              <m:t>O</m:t>
-            </m:r>
-          </m:e>
-          <m:sub>
-            <m:r>
-              <m:t>3</m:t>
-            </m:r>
-          </m:sub>
-        </m:sSub>
-      </m:oMath>
-      <w:r>
-        <w:rPr>
-          <w:rFonts w:ascii="Times New Roman" w:hAnsi="Times New Roman" w:eastAsia="Times New Roman" w:cs="Times New Roman"/>
-        </w:rPr>
-        <w:t xml:space="preserve"> </w:t>
-      </w:r>
-      <w:r>
-        <w:rPr>
-          <w:rFonts w:hint="eastAsia" w:ascii="Times New Roman" w:hAnsi="Times New Roman" w:eastAsia="FangSong" w:cs="Times New Roman"/>
-        </w:rPr>
-        <w:t>标准溶液的配制</w:t>
-      </w:r>
-      <w:r>
-        <w:rPr>
-          <w:rFonts w:hint="eastAsia" w:ascii="Times New Roman" w:hAnsi="Times New Roman" w:eastAsia="Times New Roman" w:cs="Times New Roman"/>
-        </w:rPr>
-        <w:t>:</w:t>
-      </w:r>
-      <w:r>
-        <w:rPr>
-          <w:rFonts w:ascii="Times New Roman" w:hAnsi="Times New Roman" w:eastAsia="Times New Roman" w:cs="Times New Roman"/>
-        </w:rPr>
-        <w:t xml:space="preserve"> </w:t>
-      </w:r>
-      <w:r>
-        <w:rPr>
-          <w:rFonts w:hint="eastAsia" w:ascii="Times New Roman" w:hAnsi="Times New Roman" w:eastAsia="FangSong" w:cs="Times New Roman"/>
-        </w:rPr>
-        <w:t xml:space="preserve">称取</w:t>
-      </w:r>
-      <w:r>
-        <w:rPr>
-          <w:rFonts w:ascii="Times New Roman" w:hAnsi="Times New Roman" w:eastAsia="Times New Roman" w:cs="Times New Roman"/>
-        </w:rPr>
-        <w:t xml:space="preserve"> 5.3643g </w:t>
-      </w:r>
-      <w:r>
-        <w:rPr>
-          <w:rFonts w:hint="eastAsia" w:ascii="Times New Roman" w:hAnsi="Times New Roman" w:eastAsia="FangSong" w:cs="Times New Roman"/>
-        </w:rPr>
-        <w:t xml:space="preserve">纯</w:t>
-      </w:r>
-      <w:r>
-        <w:rPr>
-          <w:rFonts w:ascii="Times New Roman" w:hAnsi="Times New Roman" w:eastAsia="Times New Roman" w:cs="Times New Roman"/>
-        </w:rPr>
-        <w:t xml:space="preserve"> </w:t>
-      </w:r>
-      <m:oMath>
-        <m:r>
-          <m:t>K</m:t>
-        </m:r>
-        <m:r>
-          <m:t>I</m:t>
-        </m:r>
-        <m:sSub>
-          <m:e>
-            <m:r>
-              <m:t>O</m:t>
-            </m:r>
-          </m:e>
-          <m:sub>
-            <m:r>
-              <m:t>3</m:t>
-            </m:r>
-          </m:sub>
-        </m:sSub>
-      </m:oMath>
-      <w:r>
-        <w:rPr>
-          <w:rFonts w:ascii="Times New Roman" w:hAnsi="Times New Roman" w:eastAsia="Times New Roman" w:cs="Times New Roman"/>
-        </w:rPr>
-        <w:t xml:space="preserve"> </w:t>
-      </w:r>
-      <w:r>
-        <w:rPr>
-          <w:rFonts w:hint="eastAsia" w:ascii="Times New Roman" w:hAnsi="Times New Roman" w:eastAsia="FangSong" w:cs="Times New Roman"/>
-        </w:rPr>
-        <w:t xml:space="preserve">溶于</w:t>
-      </w:r>
-      <w:r>
-        <w:rPr>
-          <w:rFonts w:ascii="Times New Roman" w:hAnsi="Times New Roman" w:eastAsia="Times New Roman" w:cs="Times New Roman"/>
-        </w:rPr>
-        <w:t xml:space="preserve"> 80mL </w:t>
-      </w:r>
-      <w:r>
-        <w:rPr>
-          <w:rFonts w:hint="eastAsia" w:ascii="Times New Roman" w:hAnsi="Times New Roman" w:eastAsia="FangSong" w:cs="Times New Roman"/>
-        </w:rPr>
-        <w:t>蒸馏水中</w:t>
-      </w:r>
-      <w:r>
-        <w:rPr>
-          <w:rFonts w:hint="eastAsia" w:ascii="Times New Roman" w:hAnsi="Times New Roman" w:eastAsia="Times New Roman" w:cs="Times New Roman"/>
-        </w:rPr>
-        <w:t>,</w:t>
-      </w:r>
-      <w:r>
-        <w:rPr>
-          <w:rFonts w:ascii="Times New Roman" w:hAnsi="Times New Roman" w:eastAsia="Times New Roman" w:cs="Times New Roman"/>
-        </w:rPr>
-        <w:t xml:space="preserve"> </w:t>
-      </w:r>
-      <w:r>
-        <w:rPr>
-          <w:rFonts w:hint="eastAsia" w:ascii="Times New Roman" w:hAnsi="Times New Roman" w:eastAsia="FangSong" w:cs="Times New Roman"/>
-        </w:rPr>
-        <w:t xml:space="preserve">定容至</w:t>
-      </w:r>
-      <w:r>
-        <w:rPr>
-          <w:rFonts w:ascii="Times New Roman" w:hAnsi="Times New Roman" w:eastAsia="Times New Roman" w:cs="Times New Roman"/>
-        </w:rPr>
-        <w:t xml:space="preserve"> 500mL。</w:t>
+      <w:r>
+        <w:rPr>
+          <w:rFonts w:hint="eastAsia" w:ascii="Times New Roman" w:hAnsi="Times New Roman" w:eastAsia="FangSong" w:cs="Times New Roman"/>
+        </w:rPr>
+        <w:t>上述测定对实验用水有何要求</w:t>
+      </w:r>
+      <w:r>
+        <w:rPr>
+          <w:rFonts w:hint="eastAsia" w:ascii="Times New Roman" w:hAnsi="Times New Roman" w:eastAsia="Times New Roman" w:cs="Times New Roman"/>
+        </w:rPr>
+        <w:t>？</w:t>
+      </w:r>
+      <w:r>
+        <w:rPr>
+          <w:rFonts w:hint="eastAsia" w:ascii="Times New Roman" w:hAnsi="Times New Roman" w:eastAsia="FangSong" w:cs="Times New Roman"/>
+        </w:rPr>
+        <w:t>写出不符合要求时可能发生的副反应</w:t>
+      </w:r>
+      <w:r>
+        <w:rPr>
+          <w:rFonts w:hint="eastAsia" w:ascii="Times New Roman" w:hAnsi="Times New Roman" w:eastAsia="Times New Roman" w:cs="Times New Roman"/>
+        </w:rPr>
+        <w:t>。</w:t>
       </w:r>
     </w:p>
     <w:p>
       <w:pPr>
+        <w:numPr>
+          <w:ilvl w:val="0"/>
+          <w:numId w:val="1005"/>
+        </w:numPr>
+        <w:ind w:firstLine="420"/>
+      </w:pPr>
+      <w:r>
+        <w:rPr>
+          <w:rFonts w:hint="eastAsia" w:ascii="Times New Roman" w:hAnsi="Times New Roman" w:eastAsia="FangSong" w:cs="Times New Roman"/>
+        </w:rPr>
+        <w:t>写出滴定时发生反应的方程式</w:t>
+      </w:r>
+      <w:r>
+        <w:rPr>
+          <w:rFonts w:hint="eastAsia" w:ascii="Times New Roman" w:hAnsi="Times New Roman" w:eastAsia="Times New Roman" w:cs="Times New Roman"/>
+        </w:rPr>
+        <w:t>；</w:t>
+      </w:r>
+      <w:r>
+        <w:rPr>
+          <w:rFonts w:hint="eastAsia" w:ascii="Times New Roman" w:hAnsi="Times New Roman" w:eastAsia="FangSong" w:cs="Times New Roman"/>
+        </w:rPr>
+        <w:t>据此讨论实验现象和确定终点的化学原理</w:t>
+      </w:r>
+      <w:r>
+        <w:rPr>
+          <w:rFonts w:hint="eastAsia" w:ascii="Times New Roman" w:hAnsi="Times New Roman" w:eastAsia="Times New Roman" w:cs="Times New Roman"/>
+        </w:rPr>
+        <w:t>。</w:t>
+      </w:r>
+    </w:p>
+    <w:p>
+      <w:pPr>
+        <w:numPr>
+          <w:ilvl w:val="0"/>
+          <w:numId w:val="1005"/>
+        </w:numPr>
+        <w:ind w:firstLine="420"/>
+      </w:pPr>
+      <w:r>
+        <w:rPr>
+          <w:rFonts w:hint="eastAsia" w:ascii="Times New Roman" w:hAnsi="Times New Roman" w:eastAsia="FangSong" w:cs="Times New Roman"/>
+        </w:rPr>
+        <w:t xml:space="preserve">求出样品中</w:t>
+      </w:r>
+      <w:r>
+        <w:rPr>
+          <w:rFonts w:ascii="Times New Roman" w:hAnsi="Times New Roman" w:eastAsia="Times New Roman" w:cs="Times New Roman"/>
+        </w:rPr>
+        <w:t xml:space="preserve"> KI </w:t>
+      </w:r>
+      <w:r>
+        <w:rPr>
+          <w:rFonts w:hint="eastAsia" w:ascii="Times New Roman" w:hAnsi="Times New Roman" w:eastAsia="FangSong" w:cs="Times New Roman"/>
+        </w:rPr>
+        <w:t>的质量分数</w:t>
+      </w:r>
+      <w:r>
+        <w:rPr>
+          <w:rFonts w:hint="eastAsia" w:ascii="Times New Roman" w:hAnsi="Times New Roman" w:eastAsia="Times New Roman" w:cs="Times New Roman"/>
+        </w:rPr>
+        <w:t>,</w:t>
+      </w:r>
+      <w:r>
+        <w:rPr>
+          <w:rFonts w:ascii="Times New Roman" w:hAnsi="Times New Roman" w:eastAsia="Times New Roman" w:cs="Times New Roman"/>
+        </w:rPr>
+        <w:t xml:space="preserve"> </w:t>
+      </w:r>
+      <w:r>
+        <w:rPr>
+          <w:rFonts w:hint="eastAsia" w:ascii="Times New Roman" w:hAnsi="Times New Roman" w:eastAsia="FangSong" w:cs="Times New Roman"/>
+        </w:rPr>
+        <w:t>要求列出计算公式</w:t>
+      </w:r>
+      <w:r>
+        <w:rPr>
+          <w:rFonts w:hint="eastAsia" w:ascii="Times New Roman" w:hAnsi="Times New Roman" w:eastAsia="Times New Roman" w:cs="Times New Roman"/>
+        </w:rPr>
+        <w:t>。</w:t>
+      </w:r>
+    </w:p>
+    <w:p>
+      <w:pPr>
+        <w:spacing w:before="160" w:after="80"/>
+      </w:pPr>
+      <w:r>
+        <w:pict>
+          <v:rect style="width:0;height:1.5pt" o:hralign="center" o:hrstd="t" o:hr="t"/>
+        </w:pict>
+      </w:r>
+    </w:p>
+    <w:p>
+      <w:pPr>
+        <w:spacing w:before="160" w:after="80"/>
+      </w:pPr>
+      <w:r>
+        <w:pict>
+          <v:rect style="width:0;height:1.5pt" o:hralign="center" o:hrstd="t" o:hr="t"/>
+        </w:pict>
+      </w:r>
+    </w:p>
+    <w:bookmarkEnd w:id="22"/>
+    <w:bookmarkStart w:id="23" w:name="第12题"/>
+    <w:p>
+      <w:pPr>
+        <w:pStyle w:val="Heading3"/>
+        <w:spacing w:before="280" w:after="120"/>
+      </w:pPr>
+      <w:r>
+        <w:rPr>
+          <w:rFonts w:hint="eastAsia" w:ascii="Times New Roman" w:hAnsi="Times New Roman" w:eastAsia="SimHei" w:cs="Times New Roman"/>
+        </w:rPr>
+        <w:t>第</w:t>
+      </w:r>
+      <w:r>
+        <w:rPr>
+          <w:rFonts w:hint="eastAsia" w:ascii="Times New Roman" w:hAnsi="Times New Roman" w:eastAsia="Times New Roman" w:cs="Times New Roman"/>
+        </w:rPr>
+        <w:t>12</w:t>
+      </w:r>
+      <w:r>
+        <w:rPr>
+          <w:rFonts w:hint="eastAsia" w:ascii="Times New Roman" w:hAnsi="Times New Roman" w:eastAsia="SimHei" w:cs="Times New Roman"/>
+        </w:rPr>
+        <w:t>题</w:t>
+      </w:r>
+    </w:p>
+    <w:p>
+      <w:pPr>
         <w:pStyle w:val="FirstParagraph"/>
         <w:ind w:firstLine="420"/>
       </w:pPr>
       <w:r>
         <w:rPr>
-          <w:rFonts w:hint="eastAsia" w:ascii="Times New Roman" w:hAnsi="Times New Roman" w:eastAsia="Times New Roman" w:cs="Times New Roman"/>
-        </w:rPr>
-        <w:t>b)</w:t>
-      </w:r>
-      <w:r>
-        <w:rPr>
-          <w:rFonts w:hint="eastAsia" w:ascii="Times New Roman" w:hAnsi="Times New Roman" w:eastAsia="FangSong" w:cs="Times New Roman"/>
-        </w:rPr>
-        <w:t>样品测定</w:t>
-      </w:r>
-      <w:r>
-        <w:rPr>
-          <w:rFonts w:hint="eastAsia" w:ascii="Times New Roman" w:hAnsi="Times New Roman" w:eastAsia="Times New Roman" w:cs="Times New Roman"/>
-        </w:rPr>
-        <w:t>：</w:t>
-      </w:r>
-      <w:r>
-        <w:rPr>
-          <w:rFonts w:hint="eastAsia" w:ascii="Times New Roman" w:hAnsi="Times New Roman" w:eastAsia="FangSong" w:cs="Times New Roman"/>
-        </w:rPr>
-        <w:t>称取</w:t>
-      </w:r>
-      <w:r>
-        <w:rPr>
-          <w:rFonts w:hint="eastAsia" w:ascii="Times New Roman" w:hAnsi="Times New Roman" w:eastAsia="Times New Roman" w:cs="Times New Roman"/>
-        </w:rPr>
-        <w:t>0.5232g</w:t>
-      </w:r>
-      <w:r>
-        <w:rPr>
-          <w:rFonts w:ascii="Times New Roman" w:hAnsi="Times New Roman" w:eastAsia="Times New Roman" w:cs="Times New Roman"/>
-        </w:rPr>
-        <w:t xml:space="preserve"> </w:t>
-      </w:r>
-      <w:r>
-        <w:rPr>
-          <w:rFonts w:hint="eastAsia" w:ascii="Times New Roman" w:hAnsi="Times New Roman" w:eastAsia="Times New Roman" w:cs="Times New Roman"/>
-        </w:rPr>
-        <w:t>KI</w:t>
-      </w:r>
-      <w:r>
-        <w:rPr>
-          <w:rFonts w:hint="eastAsia" w:ascii="Times New Roman" w:hAnsi="Times New Roman" w:eastAsia="FangSong" w:cs="Times New Roman"/>
-        </w:rPr>
-        <w:t>样品并加水溶解</w:t>
-      </w:r>
-      <w:r>
-        <w:rPr>
-          <w:rFonts w:hint="eastAsia" w:ascii="Times New Roman" w:hAnsi="Times New Roman" w:eastAsia="Times New Roman" w:cs="Times New Roman"/>
-        </w:rPr>
-        <w:t>，</w:t>
-      </w:r>
-      <w:r>
-        <w:rPr>
-          <w:rFonts w:hint="eastAsia" w:ascii="Times New Roman" w:hAnsi="Times New Roman" w:eastAsia="FangSong" w:cs="Times New Roman"/>
-        </w:rPr>
-        <w:t>加入</w:t>
-      </w:r>
-      <w:r>
-        <w:rPr>
-          <w:rFonts w:hint="eastAsia" w:ascii="Times New Roman" w:hAnsi="Times New Roman" w:eastAsia="Times New Roman" w:cs="Times New Roman"/>
-        </w:rPr>
-        <w:t>35mL</w:t>
-      </w:r>
-      <w:r>
-        <w:rPr>
-          <w:rFonts w:ascii="Times New Roman" w:hAnsi="Times New Roman" w:eastAsia="Times New Roman" w:cs="Times New Roman"/>
-        </w:rPr>
-        <w:t xml:space="preserve"> 12mol/L </w:t>
-      </w:r>
-      <w:r>
-        <w:rPr>
-          <w:rFonts w:hint="eastAsia" w:ascii="Times New Roman" w:hAnsi="Times New Roman" w:eastAsia="Times New Roman" w:cs="Times New Roman"/>
-        </w:rPr>
-        <w:t>HCl</w:t>
-      </w:r>
-      <w:r>
-        <w:rPr>
-          <w:rFonts w:hint="eastAsia" w:ascii="Times New Roman" w:hAnsi="Times New Roman" w:eastAsia="FangSong" w:cs="Times New Roman"/>
-        </w:rPr>
-        <w:t>和</w:t>
-      </w:r>
-      <w:r>
-        <w:rPr>
-          <w:rFonts w:hint="eastAsia" w:ascii="Times New Roman" w:hAnsi="Times New Roman" w:eastAsia="Times New Roman" w:cs="Times New Roman"/>
-        </w:rPr>
-        <w:t>5mL</w:t>
-      </w:r>
-      <w:r>
-        <w:rPr>
-          <w:rFonts w:hint="eastAsia" w:ascii="Times New Roman" w:hAnsi="Times New Roman" w:eastAsia="FangSong" w:cs="Times New Roman"/>
-        </w:rPr>
-        <w:t>分析纯</w:t>
-      </w:r>
-      <w:r>
-        <w:rPr>
-          <w:rFonts w:ascii="Times New Roman" w:hAnsi="Times New Roman" w:eastAsia="Times New Roman" w:cs="Times New Roman"/>
-        </w:rPr>
-        <w:t xml:space="preserve"> </w:t>
-      </w:r>
-      <m:oMath>
-        <m:r>
-          <m:t>C</m:t>
-        </m:r>
-        <m:r>
-          <m:t>H</m:t>
-        </m:r>
-        <m:r>
-          <m:t>C</m:t>
-        </m:r>
-        <m:sSub>
-          <m:e>
-            <m:r>
-              <m:t>l</m:t>
-            </m:r>
-          </m:e>
-          <m:sub>
-            <m:r>
-              <m:t>3</m:t>
-            </m:r>
-          </m:sub>
-        </m:sSub>
-      </m:oMath>
-      <w:r>
-        <w:rPr>
-          <w:rFonts w:ascii="Times New Roman" w:hAnsi="Times New Roman" w:eastAsia="Times New Roman" w:cs="Times New Roman"/>
-        </w:rPr>
-        <w:t xml:space="preserve"> </w:t>
-      </w:r>
-      <w:r>
-        <w:rPr>
-          <w:rFonts w:hint="eastAsia" w:ascii="Times New Roman" w:hAnsi="Times New Roman" w:eastAsia="Times New Roman" w:cs="Times New Roman"/>
-        </w:rPr>
-        <w:t>（</w:t>
-      </w:r>
-      <w:r>
-        <w:rPr>
-          <w:rFonts w:hint="eastAsia" w:ascii="Times New Roman" w:hAnsi="Times New Roman" w:eastAsia="FangSong" w:cs="Times New Roman"/>
-        </w:rPr>
-        <w:t>密度约</w:t>
-      </w:r>
-      <w:r>
-        <w:rPr>
-          <w:rFonts w:hint="eastAsia" w:ascii="Times New Roman" w:hAnsi="Times New Roman" w:eastAsia="Times New Roman" w:cs="Times New Roman"/>
-        </w:rPr>
-        <w:t>1.5g/mL）。</w:t>
-      </w:r>
-      <w:r>
-        <w:rPr>
-          <w:rFonts w:hint="eastAsia" w:ascii="Times New Roman" w:hAnsi="Times New Roman" w:eastAsia="FangSong" w:cs="Times New Roman"/>
-        </w:rPr>
-        <w:t>用</w:t>
-      </w:r>
-      <w:r>
-        <w:rPr>
-          <w:rFonts w:ascii="Times New Roman" w:hAnsi="Times New Roman" w:eastAsia="Times New Roman" w:cs="Times New Roman"/>
-        </w:rPr>
-        <w:t xml:space="preserve"> </w:t>
-      </w:r>
-      <m:oMath>
-        <m:r>
-          <m:t>K</m:t>
-        </m:r>
-        <m:r>
-          <m:t>I</m:t>
-        </m:r>
-        <m:sSub>
-          <m:e>
-            <m:r>
-              <m:t>O</m:t>
-            </m:r>
-          </m:e>
-          <m:sub>
-            <m:r>
-              <m:t>3</m:t>
-            </m:r>
-          </m:sub>
-        </m:sSub>
-      </m:oMath>
-      <w:r>
-        <w:rPr>
-          <w:rFonts w:ascii="Times New Roman" w:hAnsi="Times New Roman" w:eastAsia="Times New Roman" w:cs="Times New Roman"/>
-        </w:rPr>
-        <w:t xml:space="preserve"> </w:t>
-      </w:r>
-      <w:r>
-        <w:rPr>
-          <w:rFonts w:hint="eastAsia" w:ascii="Times New Roman" w:hAnsi="Times New Roman" w:eastAsia="FangSong" w:cs="Times New Roman"/>
-        </w:rPr>
-        <w:t>标准溶液滴定</w:t>
-      </w:r>
-      <w:r>
-        <w:rPr>
-          <w:rFonts w:hint="eastAsia" w:ascii="Times New Roman" w:hAnsi="Times New Roman" w:eastAsia="Times New Roman" w:cs="Times New Roman"/>
-        </w:rPr>
-        <w:t>，</w:t>
-      </w:r>
-      <w:r>
-        <w:rPr>
-          <w:rFonts w:hint="eastAsia" w:ascii="Times New Roman" w:hAnsi="Times New Roman" w:eastAsia="FangSong" w:cs="Times New Roman"/>
-        </w:rPr>
-        <w:t>直到</w:t>
-      </w:r>
-      <w:r>
-        <w:rPr>
-          <w:rFonts w:ascii="Times New Roman" w:hAnsi="Times New Roman" w:eastAsia="Times New Roman" w:cs="Times New Roman"/>
-        </w:rPr>
-        <w:t xml:space="preserve"> </w:t>
-      </w:r>
-      <m:oMath>
-        <m:r>
-          <m:t>C</m:t>
-        </m:r>
-        <m:r>
-          <m:t>H</m:t>
-        </m:r>
-        <m:r>
-          <m:t>C</m:t>
-        </m:r>
-        <m:sSub>
-          <m:e>
-            <m:r>
-              <m:t>l</m:t>
-            </m:r>
-          </m:e>
-          <m:sub>
-            <m:r>
-              <m:t>3</m:t>
-            </m:r>
-          </m:sub>
-        </m:sSub>
-      </m:oMath>
-      <w:r>
-        <w:rPr>
-          <w:rFonts w:ascii="Times New Roman" w:hAnsi="Times New Roman" w:eastAsia="Times New Roman" w:cs="Times New Roman"/>
-        </w:rPr>
-        <w:t xml:space="preserve"> </w:t>
-      </w:r>
-      <w:r>
-        <w:rPr>
-          <w:rFonts w:hint="eastAsia" w:ascii="Times New Roman" w:hAnsi="Times New Roman" w:eastAsia="FangSong" w:cs="Times New Roman"/>
-        </w:rPr>
-        <w:t>层无色且</w:t>
-      </w:r>
-      <w:r>
-        <w:rPr>
-          <w:rFonts w:hint="eastAsia" w:ascii="Times New Roman" w:hAnsi="Times New Roman" w:eastAsia="Times New Roman" w:cs="Times New Roman"/>
-        </w:rPr>
-        <w:t>5min</w:t>
-      </w:r>
-      <w:r>
-        <w:rPr>
-          <w:rFonts w:hint="eastAsia" w:ascii="Times New Roman" w:hAnsi="Times New Roman" w:eastAsia="FangSong" w:cs="Times New Roman"/>
-        </w:rPr>
-        <w:t>内不复紫色即为终点</w:t>
+          <w:rFonts w:hint="eastAsia" w:ascii="Times New Roman" w:hAnsi="Times New Roman" w:eastAsia="FangSong" w:cs="Times New Roman"/>
+        </w:rPr>
+        <w:t xml:space="preserve">一种鲜花保存剂</w:t>
+      </w:r>
+      <w:r>
+        <w:rPr>
+          <w:rFonts w:ascii="Times New Roman" w:hAnsi="Times New Roman" w:eastAsia="Times New Roman" w:cs="Times New Roman"/>
+        </w:rPr>
+        <w:t xml:space="preserve"> B </w:t>
+      </w:r>
+      <w:r>
+        <w:rPr>
+          <w:rFonts w:hint="eastAsia" w:ascii="Times New Roman" w:hAnsi="Times New Roman" w:eastAsia="FangSong" w:cs="Times New Roman"/>
+        </w:rPr>
+        <w:t>可按以下方法制备</w:t>
+      </w:r>
+      <w:r>
+        <w:rPr>
+          <w:rFonts w:hint="eastAsia" w:ascii="Times New Roman" w:hAnsi="Times New Roman" w:eastAsia="Times New Roman" w:cs="Times New Roman"/>
+        </w:rPr>
+        <w:t>:</w:t>
+      </w:r>
+      <w:r>
+        <w:rPr>
+          <w:rFonts w:ascii="Times New Roman" w:hAnsi="Times New Roman" w:eastAsia="Times New Roman" w:cs="Times New Roman"/>
+        </w:rPr>
+        <w:t xml:space="preserve"> </w:t>
+      </w:r>
+      <w:r>
+        <w:rPr>
+          <w:rFonts w:hint="eastAsia" w:ascii="Times New Roman" w:hAnsi="Times New Roman" w:eastAsia="FangSong" w:cs="Times New Roman"/>
+        </w:rPr>
+        <w:t>把丙酮肟</w:t>
+      </w:r>
+      <w:r>
+        <w:rPr>
+          <w:rFonts w:hint="eastAsia" w:ascii="Times New Roman" w:hAnsi="Times New Roman" w:eastAsia="Times New Roman" w:cs="Times New Roman"/>
+        </w:rPr>
+        <w:t>、</w:t>
+      </w:r>
+      <w:r>
+        <w:rPr>
+          <w:rFonts w:hint="eastAsia" w:ascii="Times New Roman" w:hAnsi="Times New Roman" w:eastAsia="FangSong" w:cs="Times New Roman"/>
+        </w:rPr>
+        <w:t>溴乙酸</w:t>
+      </w:r>
+      <w:r>
+        <w:rPr>
+          <w:rFonts w:hint="eastAsia" w:ascii="Times New Roman" w:hAnsi="Times New Roman" w:eastAsia="Times New Roman" w:cs="Times New Roman"/>
+        </w:rPr>
+        <w:t>、</w:t>
+      </w:r>
+      <w:r>
+        <w:rPr>
+          <w:rFonts w:hint="eastAsia" w:ascii="Times New Roman" w:hAnsi="Times New Roman" w:eastAsia="FangSong" w:cs="Times New Roman"/>
+        </w:rPr>
+        <w:t>氢氧化钾混合在二氧六环中反应</w:t>
+      </w:r>
+      <w:r>
+        <w:rPr>
+          <w:rFonts w:hint="eastAsia" w:ascii="Times New Roman" w:hAnsi="Times New Roman" w:eastAsia="Times New Roman" w:cs="Times New Roman"/>
+        </w:rPr>
+        <w:t>,</w:t>
+      </w:r>
+      <w:r>
+        <w:rPr>
+          <w:rFonts w:ascii="Times New Roman" w:hAnsi="Times New Roman" w:eastAsia="Times New Roman" w:cs="Times New Roman"/>
+        </w:rPr>
+        <w:t xml:space="preserve"> </w:t>
+      </w:r>
+      <w:r>
+        <w:rPr>
+          <w:rFonts w:hint="eastAsia" w:ascii="Times New Roman" w:hAnsi="Times New Roman" w:eastAsia="FangSong" w:cs="Times New Roman"/>
+        </w:rPr>
+        <w:t>酸化后用乙醚提取</w:t>
+      </w:r>
+      <w:r>
+        <w:rPr>
+          <w:rFonts w:hint="eastAsia" w:ascii="Times New Roman" w:hAnsi="Times New Roman" w:eastAsia="Times New Roman" w:cs="Times New Roman"/>
+        </w:rPr>
+        <w:t>,</w:t>
+      </w:r>
+      <w:r>
+        <w:rPr>
+          <w:rFonts w:ascii="Times New Roman" w:hAnsi="Times New Roman" w:eastAsia="Times New Roman" w:cs="Times New Roman"/>
+        </w:rPr>
+        <w:t xml:space="preserve"> </w:t>
+      </w:r>
+      <w:r>
+        <w:rPr>
+          <w:rFonts w:hint="eastAsia" w:ascii="Times New Roman" w:hAnsi="Times New Roman" w:eastAsia="FangSong" w:cs="Times New Roman"/>
+        </w:rPr>
+        <w:t xml:space="preserve">蒸去乙醚后经减压蒸馏析出中间产物</w:t>
+      </w:r>
+      <w:r>
+        <w:rPr>
+          <w:rFonts w:ascii="Times New Roman" w:hAnsi="Times New Roman" w:eastAsia="Times New Roman" w:cs="Times New Roman"/>
+        </w:rPr>
+        <w:t xml:space="preserve"> A, A </w:t>
+      </w:r>
+      <w:r>
+        <w:rPr>
+          <w:rFonts w:hint="eastAsia" w:ascii="Times New Roman" w:hAnsi="Times New Roman" w:eastAsia="FangSong" w:cs="Times New Roman"/>
+        </w:rPr>
+        <w:t xml:space="preserve">用</w:t>
+      </w:r>
+      <w:r>
+        <w:rPr>
+          <w:rFonts w:ascii="Times New Roman" w:hAnsi="Times New Roman" w:eastAsia="Times New Roman" w:cs="Times New Roman"/>
+        </w:rPr>
+        <w:t xml:space="preserve"> 6mol/L </w:t>
+      </w:r>
+      <w:r>
+        <w:rPr>
+          <w:rFonts w:hint="eastAsia" w:ascii="Times New Roman" w:hAnsi="Times New Roman" w:eastAsia="FangSong" w:cs="Times New Roman"/>
+        </w:rPr>
+        <w:t>盐酸水溶液水解</w:t>
+      </w:r>
+      <w:r>
+        <w:rPr>
+          <w:rFonts w:hint="eastAsia" w:ascii="Times New Roman" w:hAnsi="Times New Roman" w:eastAsia="Times New Roman" w:cs="Times New Roman"/>
+        </w:rPr>
+        <w:t>,</w:t>
+      </w:r>
+      <w:r>
+        <w:rPr>
+          <w:rFonts w:ascii="Times New Roman" w:hAnsi="Times New Roman" w:eastAsia="Times New Roman" w:cs="Times New Roman"/>
+        </w:rPr>
+        <w:t xml:space="preserve"> </w:t>
+      </w:r>
+      <w:r>
+        <w:rPr>
+          <w:rFonts w:hint="eastAsia" w:ascii="Times New Roman" w:hAnsi="Times New Roman" w:eastAsia="FangSong" w:cs="Times New Roman"/>
+        </w:rPr>
+        <w:t>水解液浓缩后加入异丙醇</w:t>
+      </w:r>
+      <w:r>
+        <w:rPr>
+          <w:rFonts w:hint="eastAsia" w:ascii="Times New Roman" w:hAnsi="Times New Roman" w:eastAsia="Times New Roman" w:cs="Times New Roman"/>
+        </w:rPr>
+        <w:t>,</w:t>
+      </w:r>
+      <w:r>
+        <w:rPr>
+          <w:rFonts w:ascii="Times New Roman" w:hAnsi="Times New Roman" w:eastAsia="Times New Roman" w:cs="Times New Roman"/>
+        </w:rPr>
+        <w:t xml:space="preserve"> </w:t>
+      </w:r>
+      <w:r>
+        <w:rPr>
+          <w:rFonts w:hint="eastAsia" w:ascii="Times New Roman" w:hAnsi="Times New Roman" w:eastAsia="FangSong" w:cs="Times New Roman"/>
+        </w:rPr>
+        <w:t>冷却</w:t>
+      </w:r>
+      <w:r>
+        <w:rPr>
+          <w:rFonts w:hint="eastAsia" w:ascii="Times New Roman" w:hAnsi="Times New Roman" w:eastAsia="Times New Roman" w:cs="Times New Roman"/>
+        </w:rPr>
+        <w:t>,</w:t>
+      </w:r>
+      <w:r>
+        <w:rPr>
+          <w:rFonts w:ascii="Times New Roman" w:hAnsi="Times New Roman" w:eastAsia="Times New Roman" w:cs="Times New Roman"/>
+        </w:rPr>
+        <w:t xml:space="preserve"> </w:t>
+      </w:r>
+      <w:r>
+        <w:rPr>
+          <w:rFonts w:hint="eastAsia" w:ascii="Times New Roman" w:hAnsi="Times New Roman" w:eastAsia="FangSong" w:cs="Times New Roman"/>
+        </w:rPr>
+        <w:t xml:space="preserve">即得到晶态目标产物</w:t>
+      </w:r>
+      <w:r>
+        <w:rPr>
+          <w:rFonts w:ascii="Times New Roman" w:hAnsi="Times New Roman" w:eastAsia="Times New Roman" w:cs="Times New Roman"/>
+        </w:rPr>
+        <w:t xml:space="preserve"> B。B </w:t>
+      </w:r>
+      <w:r>
+        <w:rPr>
+          <w:rFonts w:hint="eastAsia" w:ascii="Times New Roman" w:hAnsi="Times New Roman" w:eastAsia="FangSong" w:cs="Times New Roman"/>
+        </w:rPr>
+        <w:t xml:space="preserve">的熔点为</w:t>
+      </w:r>
+      <w:r>
+        <w:rPr>
+          <w:rFonts w:ascii="Times New Roman" w:hAnsi="Times New Roman" w:eastAsia="Times New Roman" w:cs="Times New Roman"/>
+        </w:rPr>
+        <w:t xml:space="preserve"> 152~153℃, </w:t>
+      </w:r>
+      <w:r>
+        <w:rPr>
+          <w:rFonts w:hint="eastAsia" w:ascii="Times New Roman" w:hAnsi="Times New Roman" w:eastAsia="FangSong" w:cs="Times New Roman"/>
+        </w:rPr>
+        <w:t>可溶于水</w:t>
+      </w:r>
+      <w:r>
+        <w:rPr>
+          <w:rFonts w:hint="eastAsia" w:ascii="Times New Roman" w:hAnsi="Times New Roman" w:eastAsia="Times New Roman" w:cs="Times New Roman"/>
+        </w:rPr>
+        <w:t>,</w:t>
+      </w:r>
+      <w:r>
+        <w:rPr>
+          <w:rFonts w:ascii="Times New Roman" w:hAnsi="Times New Roman" w:eastAsia="Times New Roman" w:cs="Times New Roman"/>
+        </w:rPr>
+        <w:t xml:space="preserve"> </w:t>
+      </w:r>
+      <w:r>
+        <w:rPr>
+          <w:rFonts w:hint="eastAsia" w:ascii="Times New Roman" w:hAnsi="Times New Roman" w:eastAsia="FangSong" w:cs="Times New Roman"/>
+        </w:rPr>
+        <w:t xml:space="preserve">与</w:t>
+      </w:r>
+      <w:r>
+        <w:rPr>
+          <w:rFonts w:ascii="Times New Roman" w:hAnsi="Times New Roman" w:eastAsia="Times New Roman" w:cs="Times New Roman"/>
+        </w:rPr>
+        <w:t xml:space="preserve"> AgNO</w:t>
+      </w:r>
+      <w:r>
+        <w:rPr>
+          <w:rFonts w:ascii="Times New Roman" w:hAnsi="Times New Roman" w:eastAsia="Times New Roman" w:cs="Times New Roman"/>
+          <w:vertAlign w:val="subscript"/>
+        </w:rPr>
+        <w:t>3</w:t>
+      </w:r>
+      <w:r>
+        <w:rPr>
+          <w:rFonts w:ascii="Times New Roman" w:hAnsi="Times New Roman" w:eastAsia="Times New Roman" w:cs="Times New Roman"/>
+        </w:rPr>
+        <w:t xml:space="preserve"> </w:t>
+      </w:r>
+      <w:r>
+        <w:rPr>
+          <w:rFonts w:hint="eastAsia" w:ascii="Times New Roman" w:hAnsi="Times New Roman" w:eastAsia="FangSong" w:cs="Times New Roman"/>
+        </w:rPr>
+        <w:t xml:space="preserve">溶液形成</w:t>
+      </w:r>
+      <w:r>
+        <w:rPr>
+          <w:rFonts w:ascii="Times New Roman" w:hAnsi="Times New Roman" w:eastAsia="Times New Roman" w:cs="Times New Roman"/>
+        </w:rPr>
+        <w:t xml:space="preserve"> AgCl </w:t>
+      </w:r>
+      <w:r>
+        <w:rPr>
+          <w:rFonts w:hint="eastAsia" w:ascii="Times New Roman" w:hAnsi="Times New Roman" w:eastAsia="FangSong" w:cs="Times New Roman"/>
+        </w:rPr>
+        <w:t>沉淀</w:t>
       </w:r>
       <w:r>
         <w:rPr>
           <w:rFonts w:hint="eastAsia" w:ascii="Times New Roman" w:hAnsi="Times New Roman" w:eastAsia="Times New Roman" w:cs="Times New Roman"/>
         </w:rPr>
         <w:t>。</w:t>
-      </w:r>
-      <w:r>
-        <w:rPr>
-          <w:rFonts w:hint="eastAsia" w:ascii="Times New Roman" w:hAnsi="Times New Roman" w:eastAsia="FangSong" w:cs="Times New Roman"/>
-        </w:rPr>
-        <w:t>消耗</w:t>
-      </w:r>
-      <w:r>
-        <w:rPr>
-          <w:rFonts w:ascii="Times New Roman" w:hAnsi="Times New Roman" w:eastAsia="Times New Roman" w:cs="Times New Roman"/>
-        </w:rPr>
-        <w:t xml:space="preserve"> </w:t>
-      </w:r>
-      <m:oMath>
-        <m:r>
-          <m:t>K</m:t>
-        </m:r>
-        <m:r>
-          <m:t>I</m:t>
-        </m:r>
-        <m:sSub>
-          <m:e>
-            <m:r>
-              <m:t>O</m:t>
-            </m:r>
-          </m:e>
-          <m:sub>
-            <m:r>
-              <m:t>3</m:t>
-            </m:r>
-          </m:sub>
-        </m:sSub>
-      </m:oMath>
-      <w:r>
-        <w:rPr>
-          <w:rFonts w:ascii="Times New Roman" w:hAnsi="Times New Roman" w:eastAsia="Times New Roman" w:cs="Times New Roman"/>
-        </w:rPr>
-        <w:t xml:space="preserve"> </w:t>
-      </w:r>
-      <w:r>
-        <w:rPr>
-          <w:rFonts w:hint="eastAsia" w:ascii="Times New Roman" w:hAnsi="Times New Roman" w:eastAsia="FangSong" w:cs="Times New Roman"/>
-        </w:rPr>
-        <w:t>标准溶液</w:t>
-      </w:r>
-      <w:r>
-        <w:rPr>
-          <w:rFonts w:hint="eastAsia" w:ascii="Times New Roman" w:hAnsi="Times New Roman" w:eastAsia="Times New Roman" w:cs="Times New Roman"/>
-        </w:rPr>
-        <w:t>29.02mL。</w:t>
       </w:r>
     </w:p>
     <w:p>
       <w:pPr>
+        <w:pStyle w:val="Compact"/>
         <w:numPr>
           <w:ilvl w:val="0"/>
           <w:numId w:val="1006"/>
@@ -7510,19 +7904,31 @@
         <w:rPr>
           <w:rFonts w:hint="eastAsia" w:ascii="Times New Roman" w:hAnsi="Times New Roman" w:eastAsia="FangSong" w:cs="Times New Roman"/>
         </w:rPr>
-        <w:t>上述测定对实验用水有何要求</w:t>
-      </w:r>
-      <w:r>
-        <w:rPr>
-          <w:rFonts w:hint="eastAsia" w:ascii="Times New Roman" w:hAnsi="Times New Roman" w:eastAsia="Times New Roman" w:cs="Times New Roman"/>
-        </w:rPr>
-        <w:t>？</w:t>
-      </w:r>
-      <w:r>
-        <w:rPr>
-          <w:rFonts w:hint="eastAsia" w:ascii="Times New Roman" w:hAnsi="Times New Roman" w:eastAsia="FangSong" w:cs="Times New Roman"/>
-        </w:rPr>
-        <w:t>写出不符合要求时可能发生的副反应</w:t>
+        <w:t>指出工作电极</w:t>
+      </w:r>
+      <w:r>
+        <w:rPr>
+          <w:rFonts w:hint="eastAsia" w:ascii="Times New Roman" w:hAnsi="Times New Roman" w:eastAsia="Times New Roman" w:cs="Times New Roman"/>
+        </w:rPr>
+        <w:t>(1</w:t>
+      </w:r>
+      <w:r>
+        <w:rPr>
+          <w:rFonts w:hint="eastAsia" w:ascii="Times New Roman" w:hAnsi="Times New Roman" w:eastAsia="FangSong" w:cs="Times New Roman"/>
+        </w:rPr>
+        <w:t>或</w:t>
+      </w:r>
+      <w:r>
+        <w:rPr>
+          <w:rFonts w:hint="eastAsia" w:ascii="Times New Roman" w:hAnsi="Times New Roman" w:eastAsia="Times New Roman" w:cs="Times New Roman"/>
+        </w:rPr>
+        <w:t>3)，</w:t>
+      </w:r>
+      <w:r>
+        <w:rPr>
+          <w:rFonts w:hint="eastAsia" w:ascii="Times New Roman" w:hAnsi="Times New Roman" w:eastAsia="FangSong" w:cs="Times New Roman"/>
+        </w:rPr>
+        <w:t>写出工作电极的电极反应式</w:t>
       </w:r>
       <w:r>
         <w:rPr>
@@ -7533,6 +7939,7 @@
     </w:p>
     <w:p>
       <w:pPr>
+        <w:pStyle w:val="Compact"/>
         <w:numPr>
           <w:ilvl w:val="0"/>
           <w:numId w:val="1006"/>
@@ -7543,19 +7950,54 @@
         <w:rPr>
           <w:rFonts w:hint="eastAsia" w:ascii="Times New Roman" w:hAnsi="Times New Roman" w:eastAsia="FangSong" w:cs="Times New Roman"/>
         </w:rPr>
-        <w:t>写出滴定时发生反应的方程式</w:t>
-      </w:r>
-      <w:r>
-        <w:rPr>
-          <w:rFonts w:hint="eastAsia" w:ascii="Times New Roman" w:hAnsi="Times New Roman" w:eastAsia="Times New Roman" w:cs="Times New Roman"/>
-        </w:rPr>
-        <w:t>；</w:t>
-      </w:r>
-      <w:r>
-        <w:rPr>
-          <w:rFonts w:hint="eastAsia" w:ascii="Times New Roman" w:hAnsi="Times New Roman" w:eastAsia="FangSong" w:cs="Times New Roman"/>
-        </w:rPr>
-        <w:t>据此讨论实验现象和确定终点的化学原理</w:t>
+        <w:t xml:space="preserve">计算样品</w:t>
+      </w:r>
+      <w:r>
+        <w:rPr>
+          <w:rFonts w:ascii="Times New Roman" w:hAnsi="Times New Roman" w:eastAsia="Times New Roman" w:cs="Times New Roman"/>
+        </w:rPr>
+        <w:t xml:space="preserve"> </w:t>
+      </w:r>
+      <m:oMath>
+        <m:sSub>
+          <m:e>
+            <m:r>
+              <m:t>H</m:t>
+            </m:r>
+          </m:e>
+          <m:sub>
+            <m:r>
+              <m:t>2</m:t>
+            </m:r>
+          </m:sub>
+        </m:sSub>
+        <m:r>
+          <m:t>S</m:t>
+        </m:r>
+        <m:sSub>
+          <m:e>
+            <m:r>
+              <m:t>O</m:t>
+            </m:r>
+          </m:e>
+          <m:sub>
+            <m:r>
+              <m:t>4</m:t>
+            </m:r>
+          </m:sub>
+        </m:sSub>
+      </m:oMath>
+      <w:r>
+        <w:rPr>
+          <w:rFonts w:ascii="Times New Roman" w:hAnsi="Times New Roman" w:eastAsia="Times New Roman" w:cs="Times New Roman"/>
+        </w:rPr>
+        <w:t xml:space="preserve"> </w:t>
+      </w:r>
+      <w:r>
+        <w:rPr>
+          <w:rFonts w:hint="eastAsia" w:ascii="Times New Roman" w:hAnsi="Times New Roman" w:eastAsia="FangSong" w:cs="Times New Roman"/>
+        </w:rPr>
+        <w:t>的浓度</w:t>
       </w:r>
       <w:r>
         <w:rPr>
@@ -7566,6 +8008,7 @@
     </w:p>
     <w:p>
       <w:pPr>
+        <w:pStyle w:val="Compact"/>
         <w:numPr>
           <w:ilvl w:val="0"/>
           <w:numId w:val="1006"/>
@@ -7576,37 +8019,37 @@
         <w:rPr>
           <w:rFonts w:hint="eastAsia" w:ascii="Times New Roman" w:hAnsi="Times New Roman" w:eastAsia="FangSong" w:cs="Times New Roman"/>
         </w:rPr>
-        <w:t xml:space="preserve">求出样品中</w:t>
-      </w:r>
-      <w:r>
-        <w:rPr>
-          <w:rFonts w:ascii="Times New Roman" w:hAnsi="Times New Roman" w:eastAsia="Times New Roman" w:cs="Times New Roman"/>
-        </w:rPr>
-        <w:t xml:space="preserve"> KI </w:t>
-      </w:r>
-      <w:r>
-        <w:rPr>
-          <w:rFonts w:hint="eastAsia" w:ascii="Times New Roman" w:hAnsi="Times New Roman" w:eastAsia="FangSong" w:cs="Times New Roman"/>
-        </w:rPr>
-        <w:t>的质量分数</w:t>
-      </w:r>
-      <w:r>
-        <w:rPr>
-          <w:rFonts w:hint="eastAsia" w:ascii="Times New Roman" w:hAnsi="Times New Roman" w:eastAsia="Times New Roman" w:cs="Times New Roman"/>
-        </w:rPr>
-        <w:t>,</w:t>
-      </w:r>
-      <w:r>
-        <w:rPr>
-          <w:rFonts w:ascii="Times New Roman" w:hAnsi="Times New Roman" w:eastAsia="Times New Roman" w:cs="Times New Roman"/>
-        </w:rPr>
-        <w:t xml:space="preserve"> </w:t>
-      </w:r>
-      <w:r>
-        <w:rPr>
-          <w:rFonts w:hint="eastAsia" w:ascii="Times New Roman" w:hAnsi="Times New Roman" w:eastAsia="FangSong" w:cs="Times New Roman"/>
-        </w:rPr>
-        <w:t>要求列出计算公式</w:t>
+        <w:t xml:space="preserve">酚酞的变色</w:t>
+      </w:r>
+      <w:r>
+        <w:rPr>
+          <w:rFonts w:ascii="Times New Roman" w:hAnsi="Times New Roman" w:eastAsia="Times New Roman" w:cs="Times New Roman"/>
+        </w:rPr>
+        <w:t xml:space="preserve"> pH </w:t>
+      </w:r>
+      <w:r>
+        <w:rPr>
+          <w:rFonts w:hint="eastAsia" w:ascii="Times New Roman" w:hAnsi="Times New Roman" w:eastAsia="FangSong" w:cs="Times New Roman"/>
+        </w:rPr>
+        <w:t xml:space="preserve">为</w:t>
+      </w:r>
+      <w:r>
+        <w:rPr>
+          <w:rFonts w:ascii="Times New Roman" w:hAnsi="Times New Roman" w:eastAsia="Times New Roman" w:cs="Times New Roman"/>
+        </w:rPr>
+        <w:t xml:space="preserve"> </w:t>
+      </w:r>
+      <w:r>
+        <w:rPr>
+          <w:rFonts w:hint="eastAsia" w:ascii="Times New Roman" w:hAnsi="Times New Roman" w:eastAsia="Times New Roman" w:cs="Times New Roman"/>
+        </w:rPr>
+        <w:t>8.5，</w:t>
+      </w:r>
+      <w:r>
+        <w:rPr>
+          <w:rFonts w:hint="eastAsia" w:ascii="Times New Roman" w:hAnsi="Times New Roman" w:eastAsia="FangSong" w:cs="Times New Roman"/>
+        </w:rPr>
+        <w:t>计算上述测定的相对误差</w:t>
       </w:r>
       <w:r>
         <w:rPr>
@@ -7617,52 +8060,6 @@
     </w:p>
     <w:p>
       <w:pPr>
-        <w:spacing w:before="160" w:after="80"/>
-      </w:pPr>
-      <w:r>
-        <w:pict>
-          <v:rect style="width:0;height:1.5pt" o:hralign="center" o:hrstd="t" o:hr="t"/>
-        </w:pict>
-      </w:r>
-    </w:p>
-    <w:p>
-      <w:pPr>
-        <w:spacing w:before="160" w:after="80"/>
-      </w:pPr>
-      <w:r>
-        <w:pict>
-          <v:rect style="width:0;height:1.5pt" o:hralign="center" o:hrstd="t" o:hr="t"/>
-        </w:pict>
-      </w:r>
-    </w:p>
-    <w:bookmarkEnd w:id="22"/>
-    <w:bookmarkStart w:id="23" w:name="第12题"/>
-    <w:p>
-      <w:pPr>
-        <w:pStyle w:val="Heading3"/>
-        <w:spacing w:before="280" w:after="120"/>
-      </w:pPr>
-      <w:r>
-        <w:rPr>
-          <w:rFonts w:hint="eastAsia" w:ascii="Times New Roman" w:hAnsi="Times New Roman" w:eastAsia="SimHei" w:cs="Times New Roman"/>
-        </w:rPr>
-        <w:t>第</w:t>
-      </w:r>
-      <w:r>
-        <w:rPr>
-          <w:rFonts w:hint="eastAsia" w:ascii="Times New Roman" w:hAnsi="Times New Roman" w:eastAsia="Times New Roman" w:cs="Times New Roman"/>
-        </w:rPr>
-        <w:t>12</w:t>
-      </w:r>
-      <w:r>
-        <w:rPr>
-          <w:rFonts w:hint="eastAsia" w:ascii="Times New Roman" w:hAnsi="Times New Roman" w:eastAsia="SimHei" w:cs="Times New Roman"/>
-        </w:rPr>
-        <w:t>题</w:t>
-      </w:r>
-    </w:p>
-    <w:p>
-      <w:pPr>
         <w:pStyle w:val="FirstParagraph"/>
         <w:ind w:firstLine="420"/>
       </w:pPr>
@@ -7670,254 +8067,19 @@
         <w:rPr>
           <w:rFonts w:hint="eastAsia" w:ascii="Times New Roman" w:hAnsi="Times New Roman" w:eastAsia="FangSong" w:cs="Times New Roman"/>
         </w:rPr>
-        <w:t xml:space="preserve">一种鲜花保存剂</w:t>
-      </w:r>
-      <w:r>
-        <w:rPr>
-          <w:rFonts w:ascii="Times New Roman" w:hAnsi="Times New Roman" w:eastAsia="Times New Roman" w:cs="Times New Roman"/>
-        </w:rPr>
-        <w:t xml:space="preserve"> B </w:t>
-      </w:r>
-      <w:r>
-        <w:rPr>
-          <w:rFonts w:hint="eastAsia" w:ascii="Times New Roman" w:hAnsi="Times New Roman" w:eastAsia="FangSong" w:cs="Times New Roman"/>
-        </w:rPr>
-        <w:t>可按以下方法制备</w:t>
-      </w:r>
-      <w:r>
-        <w:rPr>
-          <w:rFonts w:hint="eastAsia" w:ascii="Times New Roman" w:hAnsi="Times New Roman" w:eastAsia="Times New Roman" w:cs="Times New Roman"/>
-        </w:rPr>
-        <w:t>:</w:t>
-      </w:r>
-      <w:r>
-        <w:rPr>
-          <w:rFonts w:ascii="Times New Roman" w:hAnsi="Times New Roman" w:eastAsia="Times New Roman" w:cs="Times New Roman"/>
-        </w:rPr>
-        <w:t xml:space="preserve"> </w:t>
-      </w:r>
-      <w:r>
-        <w:rPr>
-          <w:rFonts w:hint="eastAsia" w:ascii="Times New Roman" w:hAnsi="Times New Roman" w:eastAsia="FangSong" w:cs="Times New Roman"/>
-        </w:rPr>
-        <w:t>把丙酮肟</w:t>
-      </w:r>
-      <w:r>
-        <w:rPr>
-          <w:rFonts w:hint="eastAsia" w:ascii="Times New Roman" w:hAnsi="Times New Roman" w:eastAsia="Times New Roman" w:cs="Times New Roman"/>
-        </w:rPr>
-        <w:t>、</w:t>
-      </w:r>
-      <w:r>
-        <w:rPr>
-          <w:rFonts w:hint="eastAsia" w:ascii="Times New Roman" w:hAnsi="Times New Roman" w:eastAsia="FangSong" w:cs="Times New Roman"/>
-        </w:rPr>
-        <w:t>溴乙酸</w:t>
-      </w:r>
-      <w:r>
-        <w:rPr>
-          <w:rFonts w:hint="eastAsia" w:ascii="Times New Roman" w:hAnsi="Times New Roman" w:eastAsia="Times New Roman" w:cs="Times New Roman"/>
-        </w:rPr>
-        <w:t>、</w:t>
-      </w:r>
-      <w:r>
-        <w:rPr>
-          <w:rFonts w:hint="eastAsia" w:ascii="Times New Roman" w:hAnsi="Times New Roman" w:eastAsia="FangSong" w:cs="Times New Roman"/>
-        </w:rPr>
-        <w:t>氢氧化钾混合在二氧六环中反应</w:t>
-      </w:r>
-      <w:r>
-        <w:rPr>
-          <w:rFonts w:hint="eastAsia" w:ascii="Times New Roman" w:hAnsi="Times New Roman" w:eastAsia="Times New Roman" w:cs="Times New Roman"/>
-        </w:rPr>
-        <w:t>,</w:t>
-      </w:r>
-      <w:r>
-        <w:rPr>
-          <w:rFonts w:ascii="Times New Roman" w:hAnsi="Times New Roman" w:eastAsia="Times New Roman" w:cs="Times New Roman"/>
-        </w:rPr>
-        <w:t xml:space="preserve"> </w:t>
-      </w:r>
-      <w:r>
-        <w:rPr>
-          <w:rFonts w:hint="eastAsia" w:ascii="Times New Roman" w:hAnsi="Times New Roman" w:eastAsia="FangSong" w:cs="Times New Roman"/>
-        </w:rPr>
-        <w:t>酸化后用乙醚提取</w:t>
-      </w:r>
-      <w:r>
-        <w:rPr>
-          <w:rFonts w:hint="eastAsia" w:ascii="Times New Roman" w:hAnsi="Times New Roman" w:eastAsia="Times New Roman" w:cs="Times New Roman"/>
-        </w:rPr>
-        <w:t>,</w:t>
-      </w:r>
-      <w:r>
-        <w:rPr>
-          <w:rFonts w:ascii="Times New Roman" w:hAnsi="Times New Roman" w:eastAsia="Times New Roman" w:cs="Times New Roman"/>
-        </w:rPr>
-        <w:t xml:space="preserve"> </w:t>
-      </w:r>
-      <w:r>
-        <w:rPr>
-          <w:rFonts w:hint="eastAsia" w:ascii="Times New Roman" w:hAnsi="Times New Roman" w:eastAsia="FangSong" w:cs="Times New Roman"/>
-        </w:rPr>
-        <w:t xml:space="preserve">蒸去乙醚后经减压蒸馏析出中间产物</w:t>
-      </w:r>
-      <w:r>
-        <w:rPr>
-          <w:rFonts w:ascii="Times New Roman" w:hAnsi="Times New Roman" w:eastAsia="Times New Roman" w:cs="Times New Roman"/>
-        </w:rPr>
-        <w:t xml:space="preserve"> A, A </w:t>
-      </w:r>
-      <w:r>
-        <w:rPr>
-          <w:rFonts w:hint="eastAsia" w:ascii="Times New Roman" w:hAnsi="Times New Roman" w:eastAsia="FangSong" w:cs="Times New Roman"/>
-        </w:rPr>
-        <w:t xml:space="preserve">用</w:t>
-      </w:r>
-      <w:r>
-        <w:rPr>
-          <w:rFonts w:ascii="Times New Roman" w:hAnsi="Times New Roman" w:eastAsia="Times New Roman" w:cs="Times New Roman"/>
-        </w:rPr>
-        <w:t xml:space="preserve"> 6mol/L </w:t>
-      </w:r>
-      <w:r>
-        <w:rPr>
-          <w:rFonts w:hint="eastAsia" w:ascii="Times New Roman" w:hAnsi="Times New Roman" w:eastAsia="FangSong" w:cs="Times New Roman"/>
-        </w:rPr>
-        <w:t>盐酸水溶液水解</w:t>
-      </w:r>
-      <w:r>
-        <w:rPr>
-          <w:rFonts w:hint="eastAsia" w:ascii="Times New Roman" w:hAnsi="Times New Roman" w:eastAsia="Times New Roman" w:cs="Times New Roman"/>
-        </w:rPr>
-        <w:t>,</w:t>
-      </w:r>
-      <w:r>
-        <w:rPr>
-          <w:rFonts w:ascii="Times New Roman" w:hAnsi="Times New Roman" w:eastAsia="Times New Roman" w:cs="Times New Roman"/>
-        </w:rPr>
-        <w:t xml:space="preserve"> </w:t>
-      </w:r>
-      <w:r>
-        <w:rPr>
-          <w:rFonts w:hint="eastAsia" w:ascii="Times New Roman" w:hAnsi="Times New Roman" w:eastAsia="FangSong" w:cs="Times New Roman"/>
-        </w:rPr>
-        <w:t>水解液浓缩后加入异丙醇</w:t>
-      </w:r>
-      <w:r>
-        <w:rPr>
-          <w:rFonts w:hint="eastAsia" w:ascii="Times New Roman" w:hAnsi="Times New Roman" w:eastAsia="Times New Roman" w:cs="Times New Roman"/>
-        </w:rPr>
-        <w:t>,</w:t>
-      </w:r>
-      <w:r>
-        <w:rPr>
-          <w:rFonts w:ascii="Times New Roman" w:hAnsi="Times New Roman" w:eastAsia="Times New Roman" w:cs="Times New Roman"/>
-        </w:rPr>
-        <w:t xml:space="preserve"> </w:t>
-      </w:r>
-      <w:r>
-        <w:rPr>
-          <w:rFonts w:hint="eastAsia" w:ascii="Times New Roman" w:hAnsi="Times New Roman" w:eastAsia="FangSong" w:cs="Times New Roman"/>
-        </w:rPr>
-        <w:t>冷却</w:t>
-      </w:r>
-      <w:r>
-        <w:rPr>
-          <w:rFonts w:hint="eastAsia" w:ascii="Times New Roman" w:hAnsi="Times New Roman" w:eastAsia="Times New Roman" w:cs="Times New Roman"/>
-        </w:rPr>
-        <w:t>,</w:t>
-      </w:r>
-      <w:r>
-        <w:rPr>
-          <w:rFonts w:ascii="Times New Roman" w:hAnsi="Times New Roman" w:eastAsia="Times New Roman" w:cs="Times New Roman"/>
-        </w:rPr>
-        <w:t xml:space="preserve"> </w:t>
-      </w:r>
-      <w:r>
-        <w:rPr>
-          <w:rFonts w:hint="eastAsia" w:ascii="Times New Roman" w:hAnsi="Times New Roman" w:eastAsia="FangSong" w:cs="Times New Roman"/>
-        </w:rPr>
-        <w:t xml:space="preserve">即得到晶态目标产物</w:t>
-      </w:r>
-      <w:r>
-        <w:rPr>
-          <w:rFonts w:ascii="Times New Roman" w:hAnsi="Times New Roman" w:eastAsia="Times New Roman" w:cs="Times New Roman"/>
-        </w:rPr>
-        <w:t xml:space="preserve"> B。B </w:t>
-      </w:r>
-      <w:r>
-        <w:rPr>
-          <w:rFonts w:hint="eastAsia" w:ascii="Times New Roman" w:hAnsi="Times New Roman" w:eastAsia="FangSong" w:cs="Times New Roman"/>
-        </w:rPr>
-        <w:t xml:space="preserve">的熔点为</w:t>
-      </w:r>
-      <w:r>
-        <w:rPr>
-          <w:rFonts w:ascii="Times New Roman" w:hAnsi="Times New Roman" w:eastAsia="Times New Roman" w:cs="Times New Roman"/>
-        </w:rPr>
-        <w:t xml:space="preserve"> 152~153℃, </w:t>
-      </w:r>
-      <w:r>
-        <w:rPr>
-          <w:rFonts w:hint="eastAsia" w:ascii="Times New Roman" w:hAnsi="Times New Roman" w:eastAsia="FangSong" w:cs="Times New Roman"/>
-        </w:rPr>
-        <w:t>可溶于水</w:t>
-      </w:r>
-      <w:r>
-        <w:rPr>
-          <w:rFonts w:hint="eastAsia" w:ascii="Times New Roman" w:hAnsi="Times New Roman" w:eastAsia="Times New Roman" w:cs="Times New Roman"/>
-        </w:rPr>
-        <w:t>,</w:t>
-      </w:r>
-      <w:r>
-        <w:rPr>
-          <w:rFonts w:ascii="Times New Roman" w:hAnsi="Times New Roman" w:eastAsia="Times New Roman" w:cs="Times New Roman"/>
-        </w:rPr>
-        <w:t xml:space="preserve"> </w:t>
-      </w:r>
-      <w:r>
-        <w:rPr>
-          <w:rFonts w:hint="eastAsia" w:ascii="Times New Roman" w:hAnsi="Times New Roman" w:eastAsia="FangSong" w:cs="Times New Roman"/>
-        </w:rPr>
-        <w:t xml:space="preserve">与</w:t>
-      </w:r>
-      <w:r>
-        <w:rPr>
-          <w:rFonts w:ascii="Times New Roman" w:hAnsi="Times New Roman" w:eastAsia="Times New Roman" w:cs="Times New Roman"/>
-        </w:rPr>
-        <w:t xml:space="preserve"> AgNO</w:t>
-      </w:r>
-      <w:r>
-        <w:rPr>
-          <w:rFonts w:ascii="Times New Roman" w:hAnsi="Times New Roman" w:eastAsia="Times New Roman" w:cs="Times New Roman"/>
-          <w:vertAlign w:val="subscript"/>
-        </w:rPr>
-        <w:t>3</w:t>
-      </w:r>
-      <w:r>
-        <w:rPr>
-          <w:rFonts w:ascii="Times New Roman" w:hAnsi="Times New Roman" w:eastAsia="Times New Roman" w:cs="Times New Roman"/>
-        </w:rPr>
-        <w:t xml:space="preserve"> </w:t>
-      </w:r>
-      <w:r>
-        <w:rPr>
-          <w:rFonts w:hint="eastAsia" w:ascii="Times New Roman" w:hAnsi="Times New Roman" w:eastAsia="FangSong" w:cs="Times New Roman"/>
-        </w:rPr>
-        <w:t xml:space="preserve">溶液形成</w:t>
-      </w:r>
-      <w:r>
-        <w:rPr>
-          <w:rFonts w:ascii="Times New Roman" w:hAnsi="Times New Roman" w:eastAsia="Times New Roman" w:cs="Times New Roman"/>
-        </w:rPr>
-        <w:t xml:space="preserve"> AgCl </w:t>
-      </w:r>
-      <w:r>
-        <w:rPr>
-          <w:rFonts w:hint="eastAsia" w:ascii="Times New Roman" w:hAnsi="Times New Roman" w:eastAsia="FangSong" w:cs="Times New Roman"/>
-        </w:rPr>
-        <w:t>沉淀</w:t>
+        <w:t xml:space="preserve">现在考虑有关</w:t>
+      </w:r>
+      <w:r>
+        <w:rPr>
+          <w:rFonts w:ascii="Times New Roman" w:hAnsi="Times New Roman" w:eastAsia="Times New Roman" w:cs="Times New Roman"/>
+        </w:rPr>
+        <w:t xml:space="preserve"> Ni </w:t>
+      </w:r>
+      <w:r>
+        <w:rPr>
+          <w:rFonts w:hint="eastAsia" w:ascii="Times New Roman" w:hAnsi="Times New Roman" w:eastAsia="FangSong" w:cs="Times New Roman"/>
+        </w:rPr>
+        <w:t>的库仑分析</w:t>
       </w:r>
       <w:r>
         <w:rPr>
@@ -7939,37 +8101,57 @@
         <w:rPr>
           <w:rFonts w:hint="eastAsia" w:ascii="Times New Roman" w:hAnsi="Times New Roman" w:eastAsia="FangSong" w:cs="Times New Roman"/>
         </w:rPr>
-        <w:t>指出工作电极</w:t>
-      </w:r>
-      <w:r>
-        <w:rPr>
-          <w:rFonts w:hint="eastAsia" w:ascii="Times New Roman" w:hAnsi="Times New Roman" w:eastAsia="Times New Roman" w:cs="Times New Roman"/>
-        </w:rPr>
-        <w:t>(1</w:t>
-      </w:r>
-      <w:r>
-        <w:rPr>
-          <w:rFonts w:hint="eastAsia" w:ascii="Times New Roman" w:hAnsi="Times New Roman" w:eastAsia="FangSong" w:cs="Times New Roman"/>
-        </w:rPr>
-        <w:t>或</w:t>
-      </w:r>
-      <w:r>
-        <w:rPr>
-          <w:rFonts w:hint="eastAsia" w:ascii="Times New Roman" w:hAnsi="Times New Roman" w:eastAsia="Times New Roman" w:cs="Times New Roman"/>
-        </w:rPr>
-        <w:t>3)，</w:t>
-      </w:r>
-      <w:r>
-        <w:rPr>
-          <w:rFonts w:hint="eastAsia" w:ascii="Times New Roman" w:hAnsi="Times New Roman" w:eastAsia="FangSong" w:cs="Times New Roman"/>
-        </w:rPr>
-        <w:t>写出工作电极的电极反应式</w:t>
-      </w:r>
-      <w:r>
-        <w:rPr>
-          <w:rFonts w:hint="eastAsia" w:ascii="Times New Roman" w:hAnsi="Times New Roman" w:eastAsia="Times New Roman" w:cs="Times New Roman"/>
-        </w:rPr>
-        <w:t>。</w:t>
+        <w:t xml:space="preserve">电解</w:t>
+      </w:r>
+      <w:r>
+        <w:rPr>
+          <w:rFonts w:ascii="Times New Roman" w:hAnsi="Times New Roman" w:eastAsia="Times New Roman" w:cs="Times New Roman"/>
+        </w:rPr>
+        <w:t xml:space="preserve"> 1.00mmol/L </w:t>
+      </w:r>
+      <w:r>
+        <w:rPr>
+          <w:rFonts w:hint="eastAsia" w:ascii="Times New Roman" w:hAnsi="Times New Roman" w:eastAsia="Times New Roman" w:cs="Times New Roman"/>
+        </w:rPr>
+        <w:t>NiSO</w:t>
+      </w:r>
+      <w:r>
+        <w:rPr>
+          <w:rFonts w:hint="eastAsia" w:ascii="Times New Roman" w:hAnsi="Times New Roman" w:eastAsia="Times New Roman" w:cs="Times New Roman"/>
+          <w:vertAlign w:val="subscript"/>
+        </w:rPr>
+        <w:t>4</w:t>
+      </w:r>
+      <w:r>
+        <w:rPr>
+          <w:rFonts w:hint="eastAsia" w:ascii="Times New Roman" w:hAnsi="Times New Roman" w:eastAsia="Times New Roman" w:cs="Times New Roman"/>
+        </w:rPr>
+        <w:t>，</w:t>
+      </w:r>
+      <w:r>
+        <w:rPr>
+          <w:rFonts w:hint="eastAsia" w:ascii="Times New Roman" w:hAnsi="Times New Roman" w:eastAsia="FangSong" w:cs="Times New Roman"/>
+        </w:rPr>
+        <w:t>在何电势下会析出</w:t>
+      </w:r>
+      <w:r>
+        <w:rPr>
+          <w:rFonts w:ascii="Times New Roman" w:hAnsi="Times New Roman" w:eastAsia="Times New Roman" w:cs="Times New Roman"/>
+        </w:rPr>
+        <w:t xml:space="preserve"> Ni? φ(Ni</w:t>
+      </w:r>
+      <w:r>
+        <w:rPr>
+          <w:rFonts w:ascii="Times New Roman" w:hAnsi="Times New Roman" w:eastAsia="Times New Roman" w:cs="Times New Roman"/>
+          <w:vertAlign w:val="superscript"/>
+        </w:rPr>
+        <w:t>2+</w:t>
+      </w:r>
+      <w:r>
+        <w:rPr>
+          <w:rFonts w:ascii="Times New Roman" w:hAnsi="Times New Roman" w:eastAsia="Times New Roman" w:cs="Times New Roman"/>
+        </w:rPr>
+        <w:t>/Ni) = -0.228V。</w:t>
       </w:r>
     </w:p>
     <w:p>
@@ -7985,43 +8167,88 @@
         <w:rPr>
           <w:rFonts w:hint="eastAsia" w:ascii="Times New Roman" w:hAnsi="Times New Roman" w:eastAsia="FangSong" w:cs="Times New Roman"/>
         </w:rPr>
-        <w:t xml:space="preserve">计算样品</w:t>
-      </w:r>
-      <w:r>
-        <w:rPr>
-          <w:rFonts w:ascii="Times New Roman" w:hAnsi="Times New Roman" w:eastAsia="Times New Roman" w:cs="Times New Roman"/>
-        </w:rPr>
-        <w:t xml:space="preserve"> </w:t>
-      </w:r>
-      <m:oMath>
-        <m:sSub>
-          <m:e>
-            <m:r>
-              <m:t>H</m:t>
-            </m:r>
-          </m:e>
-          <m:sub>
-            <m:r>
-              <m:t>2</m:t>
-            </m:r>
-          </m:sub>
-        </m:sSub>
-        <m:r>
-          <m:t>S</m:t>
-        </m:r>
-        <m:sSub>
-          <m:e>
-            <m:r>
-              <m:t>O</m:t>
-            </m:r>
-          </m:e>
-          <m:sub>
-            <m:r>
-              <m:t>4</m:t>
-            </m:r>
-          </m:sub>
-        </m:sSub>
-      </m:oMath>
+        <w:t xml:space="preserve">电解</w:t>
+      </w:r>
+      <w:r>
+        <w:rPr>
+          <w:rFonts w:ascii="Times New Roman" w:hAnsi="Times New Roman" w:eastAsia="Times New Roman" w:cs="Times New Roman"/>
+        </w:rPr>
+        <w:t xml:space="preserve"> pH=6.0 </w:t>
+      </w:r>
+      <w:r>
+        <w:rPr>
+          <w:rFonts w:hint="eastAsia" w:ascii="Times New Roman" w:hAnsi="Times New Roman" w:eastAsia="FangSong" w:cs="Times New Roman"/>
+        </w:rPr>
+        <w:t xml:space="preserve">的</w:t>
+      </w:r>
+      <w:r>
+        <w:rPr>
+          <w:rFonts w:ascii="Times New Roman" w:hAnsi="Times New Roman" w:eastAsia="Times New Roman" w:cs="Times New Roman"/>
+        </w:rPr>
+        <w:t xml:space="preserve"> 1.00mmol/L </w:t>
+      </w:r>
+      <w:r>
+        <w:rPr>
+          <w:rFonts w:hint="eastAsia" w:ascii="Times New Roman" w:hAnsi="Times New Roman" w:eastAsia="Times New Roman" w:cs="Times New Roman"/>
+        </w:rPr>
+        <w:t>NiSO</w:t>
+      </w:r>
+      <w:r>
+        <w:rPr>
+          <w:rFonts w:hint="eastAsia" w:ascii="Times New Roman" w:hAnsi="Times New Roman" w:eastAsia="Times New Roman" w:cs="Times New Roman"/>
+          <w:vertAlign w:val="subscript"/>
+        </w:rPr>
+        <w:t>4</w:t>
+      </w:r>
+      <w:r>
+        <w:rPr>
+          <w:rFonts w:hint="eastAsia" w:ascii="Times New Roman" w:hAnsi="Times New Roman" w:eastAsia="Times New Roman" w:cs="Times New Roman"/>
+        </w:rPr>
+        <w:t>，</w:t>
+      </w:r>
+      <w:r>
+        <w:rPr>
+          <w:rFonts w:hint="eastAsia" w:ascii="Times New Roman" w:hAnsi="Times New Roman" w:eastAsia="FangSong" w:cs="Times New Roman"/>
+        </w:rPr>
+        <w:t>在电流效率即将低于</w:t>
+      </w:r>
+      <w:r>
+        <w:rPr>
+          <w:rFonts w:ascii="Times New Roman" w:hAnsi="Times New Roman" w:eastAsia="Times New Roman" w:cs="Times New Roman"/>
+        </w:rPr>
+        <w:t xml:space="preserve"> 100% </w:t>
+      </w:r>
+      <w:r>
+        <w:rPr>
+          <w:rFonts w:hint="eastAsia" w:ascii="Times New Roman" w:hAnsi="Times New Roman" w:eastAsia="FangSong" w:cs="Times New Roman"/>
+        </w:rPr>
+        <w:t>的瞬间停止电解</w:t>
+      </w:r>
+      <w:r>
+        <w:rPr>
+          <w:rFonts w:hint="eastAsia" w:ascii="Times New Roman" w:hAnsi="Times New Roman" w:eastAsia="Times New Roman" w:cs="Times New Roman"/>
+        </w:rPr>
+        <w:t>。</w:t>
+      </w:r>
+      <w:r>
+        <w:rPr>
+          <w:rFonts w:hint="eastAsia" w:ascii="Times New Roman" w:hAnsi="Times New Roman" w:eastAsia="FangSong" w:cs="Times New Roman"/>
+        </w:rPr>
+        <w:t>求溶液中</w:t>
+      </w:r>
+      <w:r>
+        <w:rPr>
+          <w:rFonts w:ascii="Times New Roman" w:hAnsi="Times New Roman" w:eastAsia="Times New Roman" w:cs="Times New Roman"/>
+        </w:rPr>
+        <w:t xml:space="preserve"> Ni</w:t>
+      </w:r>
+      <w:r>
+        <w:rPr>
+          <w:rFonts w:ascii="Times New Roman" w:hAnsi="Times New Roman" w:eastAsia="Times New Roman" w:cs="Times New Roman"/>
+          <w:vertAlign w:val="superscript"/>
+        </w:rPr>
+        <w:t>2+</w:t>
+      </w:r>
       <w:r>
         <w:rPr>
           <w:rFonts w:ascii="Times New Roman" w:hAnsi="Times New Roman" w:eastAsia="Times New Roman" w:cs="Times New Roman"/>
@@ -8047,268 +8274,6 @@
         <w:numPr>
           <w:ilvl w:val="0"/>
           <w:numId w:val="1007"/>
-        </w:numPr>
-        <w:ind w:firstLine="420"/>
-      </w:pPr>
-      <w:r>
-        <w:rPr>
-          <w:rFonts w:hint="eastAsia" w:ascii="Times New Roman" w:hAnsi="Times New Roman" w:eastAsia="FangSong" w:cs="Times New Roman"/>
-        </w:rPr>
-        <w:t xml:space="preserve">酚酞的变色</w:t>
-      </w:r>
-      <w:r>
-        <w:rPr>
-          <w:rFonts w:ascii="Times New Roman" w:hAnsi="Times New Roman" w:eastAsia="Times New Roman" w:cs="Times New Roman"/>
-        </w:rPr>
-        <w:t xml:space="preserve"> pH </w:t>
-      </w:r>
-      <w:r>
-        <w:rPr>
-          <w:rFonts w:hint="eastAsia" w:ascii="Times New Roman" w:hAnsi="Times New Roman" w:eastAsia="FangSong" w:cs="Times New Roman"/>
-        </w:rPr>
-        <w:t xml:space="preserve">为</w:t>
-      </w:r>
-      <w:r>
-        <w:rPr>
-          <w:rFonts w:ascii="Times New Roman" w:hAnsi="Times New Roman" w:eastAsia="Times New Roman" w:cs="Times New Roman"/>
-        </w:rPr>
-        <w:t xml:space="preserve"> </w:t>
-      </w:r>
-      <w:r>
-        <w:rPr>
-          <w:rFonts w:hint="eastAsia" w:ascii="Times New Roman" w:hAnsi="Times New Roman" w:eastAsia="Times New Roman" w:cs="Times New Roman"/>
-        </w:rPr>
-        <w:t>8.5，</w:t>
-      </w:r>
-      <w:r>
-        <w:rPr>
-          <w:rFonts w:hint="eastAsia" w:ascii="Times New Roman" w:hAnsi="Times New Roman" w:eastAsia="FangSong" w:cs="Times New Roman"/>
-        </w:rPr>
-        <w:t>计算上述测定的相对误差</w:t>
-      </w:r>
-      <w:r>
-        <w:rPr>
-          <w:rFonts w:hint="eastAsia" w:ascii="Times New Roman" w:hAnsi="Times New Roman" w:eastAsia="Times New Roman" w:cs="Times New Roman"/>
-        </w:rPr>
-        <w:t>。</w:t>
-      </w:r>
-    </w:p>
-    <w:p>
-      <w:pPr>
-        <w:pStyle w:val="FirstParagraph"/>
-        <w:ind w:firstLine="420"/>
-      </w:pPr>
-      <w:r>
-        <w:rPr>
-          <w:rFonts w:hint="eastAsia" w:ascii="Times New Roman" w:hAnsi="Times New Roman" w:eastAsia="FangSong" w:cs="Times New Roman"/>
-        </w:rPr>
-        <w:t xml:space="preserve">现在考虑有关</w:t>
-      </w:r>
-      <w:r>
-        <w:rPr>
-          <w:rFonts w:ascii="Times New Roman" w:hAnsi="Times New Roman" w:eastAsia="Times New Roman" w:cs="Times New Roman"/>
-        </w:rPr>
-        <w:t xml:space="preserve"> Ni </w:t>
-      </w:r>
-      <w:r>
-        <w:rPr>
-          <w:rFonts w:hint="eastAsia" w:ascii="Times New Roman" w:hAnsi="Times New Roman" w:eastAsia="FangSong" w:cs="Times New Roman"/>
-        </w:rPr>
-        <w:t>的库仑分析</w:t>
-      </w:r>
-      <w:r>
-        <w:rPr>
-          <w:rFonts w:hint="eastAsia" w:ascii="Times New Roman" w:hAnsi="Times New Roman" w:eastAsia="Times New Roman" w:cs="Times New Roman"/>
-        </w:rPr>
-        <w:t>。</w:t>
-      </w:r>
-    </w:p>
-    <w:p>
-      <w:pPr>
-        <w:pStyle w:val="Compact"/>
-        <w:numPr>
-          <w:ilvl w:val="0"/>
-          <w:numId w:val="1008"/>
-        </w:numPr>
-        <w:ind w:firstLine="420"/>
-      </w:pPr>
-      <w:r>
-        <w:rPr>
-          <w:rFonts w:hint="eastAsia" w:ascii="Times New Roman" w:hAnsi="Times New Roman" w:eastAsia="FangSong" w:cs="Times New Roman"/>
-        </w:rPr>
-        <w:t xml:space="preserve">电解</w:t>
-      </w:r>
-      <w:r>
-        <w:rPr>
-          <w:rFonts w:ascii="Times New Roman" w:hAnsi="Times New Roman" w:eastAsia="Times New Roman" w:cs="Times New Roman"/>
-        </w:rPr>
-        <w:t xml:space="preserve"> 1.00mmol/L </w:t>
-      </w:r>
-      <w:r>
-        <w:rPr>
-          <w:rFonts w:hint="eastAsia" w:ascii="Times New Roman" w:hAnsi="Times New Roman" w:eastAsia="Times New Roman" w:cs="Times New Roman"/>
-        </w:rPr>
-        <w:t>NiSO</w:t>
-      </w:r>
-      <w:r>
-        <w:rPr>
-          <w:rFonts w:hint="eastAsia" w:ascii="Times New Roman" w:hAnsi="Times New Roman" w:eastAsia="Times New Roman" w:cs="Times New Roman"/>
-          <w:vertAlign w:val="subscript"/>
-        </w:rPr>
-        <w:t>4</w:t>
-      </w:r>
-      <w:r>
-        <w:rPr>
-          <w:rFonts w:hint="eastAsia" w:ascii="Times New Roman" w:hAnsi="Times New Roman" w:eastAsia="Times New Roman" w:cs="Times New Roman"/>
-        </w:rPr>
-        <w:t>，</w:t>
-      </w:r>
-      <w:r>
-        <w:rPr>
-          <w:rFonts w:hint="eastAsia" w:ascii="Times New Roman" w:hAnsi="Times New Roman" w:eastAsia="FangSong" w:cs="Times New Roman"/>
-        </w:rPr>
-        <w:t>在何电势下会析出</w:t>
-      </w:r>
-      <w:r>
-        <w:rPr>
-          <w:rFonts w:ascii="Times New Roman" w:hAnsi="Times New Roman" w:eastAsia="Times New Roman" w:cs="Times New Roman"/>
-        </w:rPr>
-        <w:t xml:space="preserve"> Ni? φ(Ni</w:t>
-      </w:r>
-      <w:r>
-        <w:rPr>
-          <w:rFonts w:ascii="Times New Roman" w:hAnsi="Times New Roman" w:eastAsia="Times New Roman" w:cs="Times New Roman"/>
-          <w:vertAlign w:val="superscript"/>
-        </w:rPr>
-        <w:t>2+</w:t>
-      </w:r>
-      <w:r>
-        <w:rPr>
-          <w:rFonts w:ascii="Times New Roman" w:hAnsi="Times New Roman" w:eastAsia="Times New Roman" w:cs="Times New Roman"/>
-        </w:rPr>
-        <w:t>/Ni) = -0.228V。</w:t>
-      </w:r>
-    </w:p>
-    <w:p>
-      <w:pPr>
-        <w:pStyle w:val="Compact"/>
-        <w:numPr>
-          <w:ilvl w:val="0"/>
-          <w:numId w:val="1008"/>
-        </w:numPr>
-        <w:ind w:firstLine="420"/>
-      </w:pPr>
-      <w:r>
-        <w:rPr>
-          <w:rFonts w:hint="eastAsia" w:ascii="Times New Roman" w:hAnsi="Times New Roman" w:eastAsia="FangSong" w:cs="Times New Roman"/>
-        </w:rPr>
-        <w:t xml:space="preserve">电解</w:t>
-      </w:r>
-      <w:r>
-        <w:rPr>
-          <w:rFonts w:ascii="Times New Roman" w:hAnsi="Times New Roman" w:eastAsia="Times New Roman" w:cs="Times New Roman"/>
-        </w:rPr>
-        <w:t xml:space="preserve"> pH=6.0 </w:t>
-      </w:r>
-      <w:r>
-        <w:rPr>
-          <w:rFonts w:hint="eastAsia" w:ascii="Times New Roman" w:hAnsi="Times New Roman" w:eastAsia="FangSong" w:cs="Times New Roman"/>
-        </w:rPr>
-        <w:t xml:space="preserve">的</w:t>
-      </w:r>
-      <w:r>
-        <w:rPr>
-          <w:rFonts w:ascii="Times New Roman" w:hAnsi="Times New Roman" w:eastAsia="Times New Roman" w:cs="Times New Roman"/>
-        </w:rPr>
-        <w:t xml:space="preserve"> 1.00mmol/L </w:t>
-      </w:r>
-      <w:r>
-        <w:rPr>
-          <w:rFonts w:hint="eastAsia" w:ascii="Times New Roman" w:hAnsi="Times New Roman" w:eastAsia="Times New Roman" w:cs="Times New Roman"/>
-        </w:rPr>
-        <w:t>NiSO</w:t>
-      </w:r>
-      <w:r>
-        <w:rPr>
-          <w:rFonts w:hint="eastAsia" w:ascii="Times New Roman" w:hAnsi="Times New Roman" w:eastAsia="Times New Roman" w:cs="Times New Roman"/>
-          <w:vertAlign w:val="subscript"/>
-        </w:rPr>
-        <w:t>4</w:t>
-      </w:r>
-      <w:r>
-        <w:rPr>
-          <w:rFonts w:hint="eastAsia" w:ascii="Times New Roman" w:hAnsi="Times New Roman" w:eastAsia="Times New Roman" w:cs="Times New Roman"/>
-        </w:rPr>
-        <w:t>，</w:t>
-      </w:r>
-      <w:r>
-        <w:rPr>
-          <w:rFonts w:hint="eastAsia" w:ascii="Times New Roman" w:hAnsi="Times New Roman" w:eastAsia="FangSong" w:cs="Times New Roman"/>
-        </w:rPr>
-        <w:t>在电流效率即将低于</w:t>
-      </w:r>
-      <w:r>
-        <w:rPr>
-          <w:rFonts w:ascii="Times New Roman" w:hAnsi="Times New Roman" w:eastAsia="Times New Roman" w:cs="Times New Roman"/>
-        </w:rPr>
-        <w:t xml:space="preserve"> 100% </w:t>
-      </w:r>
-      <w:r>
-        <w:rPr>
-          <w:rFonts w:hint="eastAsia" w:ascii="Times New Roman" w:hAnsi="Times New Roman" w:eastAsia="FangSong" w:cs="Times New Roman"/>
-        </w:rPr>
-        <w:t>的瞬间停止电解</w:t>
-      </w:r>
-      <w:r>
-        <w:rPr>
-          <w:rFonts w:hint="eastAsia" w:ascii="Times New Roman" w:hAnsi="Times New Roman" w:eastAsia="Times New Roman" w:cs="Times New Roman"/>
-        </w:rPr>
-        <w:t>。</w:t>
-      </w:r>
-      <w:r>
-        <w:rPr>
-          <w:rFonts w:hint="eastAsia" w:ascii="Times New Roman" w:hAnsi="Times New Roman" w:eastAsia="FangSong" w:cs="Times New Roman"/>
-        </w:rPr>
-        <w:t>求溶液中</w:t>
-      </w:r>
-      <w:r>
-        <w:rPr>
-          <w:rFonts w:ascii="Times New Roman" w:hAnsi="Times New Roman" w:eastAsia="Times New Roman" w:cs="Times New Roman"/>
-        </w:rPr>
-        <w:t xml:space="preserve"> Ni</w:t>
-      </w:r>
-      <w:r>
-        <w:rPr>
-          <w:rFonts w:ascii="Times New Roman" w:hAnsi="Times New Roman" w:eastAsia="Times New Roman" w:cs="Times New Roman"/>
-          <w:vertAlign w:val="superscript"/>
-        </w:rPr>
-        <w:t>2+</w:t>
-      </w:r>
-      <w:r>
-        <w:rPr>
-          <w:rFonts w:ascii="Times New Roman" w:hAnsi="Times New Roman" w:eastAsia="Times New Roman" w:cs="Times New Roman"/>
-        </w:rPr>
-        <w:t xml:space="preserve"> </w:t>
-      </w:r>
-      <w:r>
-        <w:rPr>
-          <w:rFonts w:hint="eastAsia" w:ascii="Times New Roman" w:hAnsi="Times New Roman" w:eastAsia="FangSong" w:cs="Times New Roman"/>
-        </w:rPr>
-        <w:t>的浓度</w:t>
-      </w:r>
-      <w:r>
-        <w:rPr>
-          <w:rFonts w:hint="eastAsia" w:ascii="Times New Roman" w:hAnsi="Times New Roman" w:eastAsia="Times New Roman" w:cs="Times New Roman"/>
-        </w:rPr>
-        <w:t>。</w:t>
-      </w:r>
-    </w:p>
-    <w:p>
-      <w:pPr>
-        <w:pStyle w:val="Compact"/>
-        <w:numPr>
-          <w:ilvl w:val="0"/>
-          <w:numId w:val="1008"/>
         </w:numPr>
         <w:ind w:firstLine="420"/>
       </w:pPr>
@@ -10071,7 +10036,7 @@
       <w:pPr>
         <w:numPr>
           <w:ilvl w:val="0"/>
-          <w:numId w:val="1009"/>
+          <w:numId w:val="1008"/>
         </w:numPr>
         <w:ind w:firstLine="420"/>
       </w:pPr>
@@ -10444,7 +10409,7 @@
       <w:pPr>
         <w:numPr>
           <w:ilvl w:val="0"/>
-          <w:numId w:val="1009"/>
+          <w:numId w:val="1008"/>
         </w:numPr>
         <w:ind w:firstLine="420"/>
       </w:pPr>
@@ -10809,7 +10774,7 @@
       <w:pPr>
         <w:numPr>
           <w:ilvl w:val="0"/>
-          <w:numId w:val="1009"/>
+          <w:numId w:val="1008"/>
         </w:numPr>
         <w:ind w:firstLine="420"/>
       </w:pPr>
@@ -11291,7 +11256,7 @@
       <w:pPr>
         <w:numPr>
           <w:ilvl w:val="0"/>
-          <w:numId w:val="1009"/>
+          <w:numId w:val="1008"/>
         </w:numPr>
         <w:ind w:firstLine="420"/>
       </w:pPr>
@@ -11656,7 +11621,7 @@
       <w:pPr>
         <w:numPr>
           <w:ilvl w:val="0"/>
-          <w:numId w:val="1009"/>
+          <w:numId w:val="1008"/>
         </w:numPr>
         <w:ind w:firstLine="420"/>
       </w:pPr>
@@ -12162,7 +12127,7 @@
       <w:pPr>
         <w:numPr>
           <w:ilvl w:val="0"/>
-          <w:numId w:val="1010"/>
+          <w:numId w:val="1009"/>
         </w:numPr>
         <w:ind w:firstLine="420"/>
       </w:pPr>
@@ -12250,7 +12215,7 @@
       <w:pPr>
         <w:numPr>
           <w:ilvl w:val="0"/>
-          <w:numId w:val="1010"/>
+          <w:numId w:val="1009"/>
         </w:numPr>
         <w:ind w:firstLine="420"/>
       </w:pPr>
@@ -12295,7 +12260,7 @@
       <w:pPr>
         <w:numPr>
           <w:ilvl w:val="0"/>
-          <w:numId w:val="1010"/>
+          <w:numId w:val="1009"/>
         </w:numPr>
         <w:ind w:firstLine="420"/>
       </w:pPr>
@@ -13171,7 +13136,7 @@
         <w:pStyle w:val="Compact"/>
         <w:numPr>
           <w:ilvl w:val="0"/>
-          <w:numId w:val="1011"/>
+          <w:numId w:val="1010"/>
         </w:numPr>
         <w:ind w:firstLine="420"/>
       </w:pPr>
@@ -13565,7 +13530,7 @@
         <w:pStyle w:val="Compact"/>
         <w:numPr>
           <w:ilvl w:val="0"/>
-          <w:numId w:val="1012"/>
+          <w:numId w:val="1011"/>
         </w:numPr>
         <w:ind w:firstLine="420"/>
       </w:pPr>
@@ -13668,7 +13633,7 @@
       <w:pPr>
         <w:numPr>
           <w:ilvl w:val="0"/>
-          <w:numId w:val="1013"/>
+          <w:numId w:val="1012"/>
         </w:numPr>
         <w:ind w:firstLine="420"/>
       </w:pPr>
@@ -13689,7 +13654,7 @@
       <w:pPr>
         <w:numPr>
           <w:ilvl w:val="0"/>
-          <w:numId w:val="1013"/>
+          <w:numId w:val="1012"/>
         </w:numPr>
         <w:ind w:firstLine="420"/>
       </w:pPr>
@@ -13710,7 +13675,7 @@
       <w:pPr>
         <w:numPr>
           <w:ilvl w:val="0"/>
-          <w:numId w:val="1013"/>
+          <w:numId w:val="1012"/>
         </w:numPr>
         <w:ind w:firstLine="420"/>
       </w:pPr>
@@ -13743,7 +13708,7 @@
       <w:pPr>
         <w:numPr>
           <w:ilvl w:val="0"/>
-          <w:numId w:val="1013"/>
+          <w:numId w:val="1012"/>
         </w:numPr>
         <w:ind w:firstLine="420"/>
       </w:pPr>
@@ -13864,7 +13829,7 @@
       <w:pPr>
         <w:numPr>
           <w:ilvl w:val="0"/>
-          <w:numId w:val="1013"/>
+          <w:numId w:val="1012"/>
         </w:numPr>
         <w:ind w:firstLine="420"/>
       </w:pPr>
@@ -14121,7 +14086,7 @@
       <w:pPr>
         <w:numPr>
           <w:ilvl w:val="0"/>
-          <w:numId w:val="1013"/>
+          <w:numId w:val="1012"/>
         </w:numPr>
       </w:pPr>
       <w:r>
@@ -14135,7 +14100,7 @@
       <w:pPr>
         <w:numPr>
           <w:ilvl w:val="0"/>
-          <w:numId w:val="1013"/>
+          <w:numId w:val="1012"/>
         </w:numPr>
       </w:pPr>
       <w:r>
@@ -14149,7 +14114,7 @@
       <w:pPr>
         <w:numPr>
           <w:ilvl w:val="0"/>
-          <w:numId w:val="1013"/>
+          <w:numId w:val="1012"/>
         </w:numPr>
       </w:pPr>
       <w:r>
@@ -14163,7 +14128,7 @@
       <w:pPr>
         <w:numPr>
           <w:ilvl w:val="0"/>
-          <w:numId w:val="1013"/>
+          <w:numId w:val="1012"/>
         </w:numPr>
       </w:pPr>
       <m:oMath>
@@ -14220,7 +14185,7 @@
       <w:pPr>
         <w:numPr>
           <w:ilvl w:val="0"/>
-          <w:numId w:val="1013"/>
+          <w:numId w:val="1012"/>
         </w:numPr>
       </w:pPr>
       <w:r>
@@ -14576,7 +14541,7 @@
       <w:pPr>
         <w:numPr>
           <w:ilvl w:val="0"/>
-          <w:numId w:val="1014"/>
+          <w:numId w:val="1013"/>
         </w:numPr>
         <w:ind w:firstLine="420"/>
       </w:pPr>
@@ -14597,7 +14562,7 @@
       <w:pPr>
         <w:numPr>
           <w:ilvl w:val="0"/>
-          <w:numId w:val="1014"/>
+          <w:numId w:val="1013"/>
         </w:numPr>
         <w:ind w:firstLine="420"/>
       </w:pPr>
@@ -15005,7 +14970,7 @@
         <w:pStyle w:val="Compact"/>
         <w:numPr>
           <w:ilvl w:val="0"/>
-          <w:numId w:val="1015"/>
+          <w:numId w:val="1014"/>
         </w:numPr>
         <w:ind w:firstLine="420"/>
       </w:pPr>
@@ -15275,7 +15240,7 @@
         <w:pStyle w:val="Compact"/>
         <w:numPr>
           <w:ilvl w:val="0"/>
-          <w:numId w:val="1015"/>
+          <w:numId w:val="1014"/>
         </w:numPr>
         <w:ind w:firstLine="420"/>
       </w:pPr>
@@ -16239,7 +16204,7 @@
       <w:pPr>
         <w:numPr>
           <w:ilvl w:val="0"/>
-          <w:numId w:val="1016"/>
+          <w:numId w:val="1015"/>
         </w:numPr>
         <w:ind w:firstLine="420"/>
       </w:pPr>
@@ -16408,7 +16373,7 @@
       <w:pPr>
         <w:numPr>
           <w:ilvl w:val="0"/>
-          <w:numId w:val="1016"/>
+          <w:numId w:val="1015"/>
         </w:numPr>
         <w:ind w:firstLine="420"/>
       </w:pPr>
@@ -17093,7 +17058,7 @@
       <w:pPr>
         <w:numPr>
           <w:ilvl w:val="0"/>
-          <w:numId w:val="1017"/>
+          <w:numId w:val="1016"/>
         </w:numPr>
         <w:ind w:firstLine="420"/>
       </w:pPr>
@@ -17214,7 +17179,7 @@
       <w:pPr>
         <w:numPr>
           <w:ilvl w:val="0"/>
-          <w:numId w:val="1017"/>
+          <w:numId w:val="1016"/>
         </w:numPr>
         <w:ind w:firstLine="420"/>
       </w:pPr>
@@ -17247,7 +17212,7 @@
       <w:pPr>
         <w:numPr>
           <w:ilvl w:val="0"/>
-          <w:numId w:val="1017"/>
+          <w:numId w:val="1016"/>
         </w:numPr>
         <w:ind w:firstLine="420"/>
       </w:pPr>
@@ -28777,7 +28742,7 @@
         <w:pStyle w:val="Compact"/>
         <w:numPr>
           <w:ilvl w:val="0"/>
-          <w:numId w:val="1018"/>
+          <w:numId w:val="1017"/>
         </w:numPr>
       </w:pPr>
       <m:oMath>
@@ -28865,7 +28830,7 @@
         <w:pStyle w:val="Compact"/>
         <w:numPr>
           <w:ilvl w:val="0"/>
-          <w:numId w:val="1018"/>
+          <w:numId w:val="1017"/>
         </w:numPr>
       </w:pPr>
       <w:r>
@@ -28906,7 +28871,7 @@
         <w:pStyle w:val="Compact"/>
         <w:numPr>
           <w:ilvl w:val="0"/>
-          <w:numId w:val="1018"/>
+          <w:numId w:val="1017"/>
         </w:numPr>
       </w:pPr>
       <w:r>
@@ -28954,7 +28919,7 @@
         <w:pStyle w:val="Compact"/>
         <w:numPr>
           <w:ilvl w:val="0"/>
-          <w:numId w:val="1018"/>
+          <w:numId w:val="1017"/>
         </w:numPr>
         <w:ind w:firstLine="420"/>
       </w:pPr>
@@ -32061,7 +32026,7 @@
     </w:lvlOverride>
   </w:num>
   <w:num w:numId="1005">
-    <w:abstractNumId w:val="99721"/>
+    <w:abstractNumId w:val="99411"/>
     <w:lvlOverride w:ilvl="0">
       <w:startOverride w:val="1"/>
     </w:lvlOverride>
@@ -32121,6 +32086,36 @@
     </w:lvlOverride>
   </w:num>
   <w:num w:numId="1007">
+    <w:abstractNumId w:val="99414"/>
+    <w:lvlOverride w:ilvl="0">
+      <w:startOverride w:val="4"/>
+    </w:lvlOverride>
+    <w:lvlOverride w:ilvl="1">
+      <w:startOverride w:val="4"/>
+    </w:lvlOverride>
+    <w:lvlOverride w:ilvl="2">
+      <w:startOverride w:val="4"/>
+    </w:lvlOverride>
+    <w:lvlOverride w:ilvl="3">
+      <w:startOverride w:val="4"/>
+    </w:lvlOverride>
+    <w:lvlOverride w:ilvl="4">
+      <w:startOverride w:val="4"/>
+    </w:lvlOverride>
+    <w:lvlOverride w:ilvl="5">
+      <w:startOverride w:val="4"/>
+    </w:lvlOverride>
+    <w:lvlOverride w:ilvl="6">
+      <w:startOverride w:val="4"/>
+    </w:lvlOverride>
+    <w:lvlOverride w:ilvl="7">
+      <w:startOverride w:val="4"/>
+    </w:lvlOverride>
+    <w:lvlOverride w:ilvl="8">
+      <w:startOverride w:val="4"/>
+    </w:lvlOverride>
+  </w:num>
+  <w:num w:numId="1008">
     <w:abstractNumId w:val="99411"/>
     <w:lvlOverride w:ilvl="0">
       <w:startOverride w:val="1"/>
@@ -32148,36 +32143,6 @@
     </w:lvlOverride>
     <w:lvlOverride w:ilvl="8">
       <w:startOverride w:val="1"/>
-    </w:lvlOverride>
-  </w:num>
-  <w:num w:numId="1008">
-    <w:abstractNumId w:val="99414"/>
-    <w:lvlOverride w:ilvl="0">
-      <w:startOverride w:val="4"/>
-    </w:lvlOverride>
-    <w:lvlOverride w:ilvl="1">
-      <w:startOverride w:val="4"/>
-    </w:lvlOverride>
-    <w:lvlOverride w:ilvl="2">
-      <w:startOverride w:val="4"/>
-    </w:lvlOverride>
-    <w:lvlOverride w:ilvl="3">
-      <w:startOverride w:val="4"/>
-    </w:lvlOverride>
-    <w:lvlOverride w:ilvl="4">
-      <w:startOverride w:val="4"/>
-    </w:lvlOverride>
-    <w:lvlOverride w:ilvl="5">
-      <w:startOverride w:val="4"/>
-    </w:lvlOverride>
-    <w:lvlOverride w:ilvl="6">
-      <w:startOverride w:val="4"/>
-    </w:lvlOverride>
-    <w:lvlOverride w:ilvl="7">
-      <w:startOverride w:val="4"/>
-    </w:lvlOverride>
-    <w:lvlOverride w:ilvl="8">
-      <w:startOverride w:val="4"/>
     </w:lvlOverride>
   </w:num>
   <w:num w:numId="1009">
@@ -32241,36 +32206,6 @@
     </w:lvlOverride>
   </w:num>
   <w:num w:numId="1011">
-    <w:abstractNumId w:val="99411"/>
-    <w:lvlOverride w:ilvl="0">
-      <w:startOverride w:val="1"/>
-    </w:lvlOverride>
-    <w:lvlOverride w:ilvl="1">
-      <w:startOverride w:val="1"/>
-    </w:lvlOverride>
-    <w:lvlOverride w:ilvl="2">
-      <w:startOverride w:val="1"/>
-    </w:lvlOverride>
-    <w:lvlOverride w:ilvl="3">
-      <w:startOverride w:val="1"/>
-    </w:lvlOverride>
-    <w:lvlOverride w:ilvl="4">
-      <w:startOverride w:val="1"/>
-    </w:lvlOverride>
-    <w:lvlOverride w:ilvl="5">
-      <w:startOverride w:val="1"/>
-    </w:lvlOverride>
-    <w:lvlOverride w:ilvl="6">
-      <w:startOverride w:val="1"/>
-    </w:lvlOverride>
-    <w:lvlOverride w:ilvl="7">
-      <w:startOverride w:val="1"/>
-    </w:lvlOverride>
-    <w:lvlOverride w:ilvl="8">
-      <w:startOverride w:val="1"/>
-    </w:lvlOverride>
-  </w:num>
-  <w:num w:numId="1012">
     <w:abstractNumId w:val="99413"/>
     <w:lvlOverride w:ilvl="0">
       <w:startOverride w:val="3"/>
@@ -32300,7 +32235,7 @@
       <w:startOverride w:val="3"/>
     </w:lvlOverride>
   </w:num>
-  <w:num w:numId="1013">
+  <w:num w:numId="1012">
     <w:abstractNumId w:val="99414"/>
     <w:lvlOverride w:ilvl="0">
       <w:startOverride w:val="4"/>
@@ -32328,6 +32263,36 @@
     </w:lvlOverride>
     <w:lvlOverride w:ilvl="8">
       <w:startOverride w:val="4"/>
+    </w:lvlOverride>
+  </w:num>
+  <w:num w:numId="1013">
+    <w:abstractNumId w:val="99411"/>
+    <w:lvlOverride w:ilvl="0">
+      <w:startOverride w:val="1"/>
+    </w:lvlOverride>
+    <w:lvlOverride w:ilvl="1">
+      <w:startOverride w:val="1"/>
+    </w:lvlOverride>
+    <w:lvlOverride w:ilvl="2">
+      <w:startOverride w:val="1"/>
+    </w:lvlOverride>
+    <w:lvlOverride w:ilvl="3">
+      <w:startOverride w:val="1"/>
+    </w:lvlOverride>
+    <w:lvlOverride w:ilvl="4">
+      <w:startOverride w:val="1"/>
+    </w:lvlOverride>
+    <w:lvlOverride w:ilvl="5">
+      <w:startOverride w:val="1"/>
+    </w:lvlOverride>
+    <w:lvlOverride w:ilvl="6">
+      <w:startOverride w:val="1"/>
+    </w:lvlOverride>
+    <w:lvlOverride w:ilvl="7">
+      <w:startOverride w:val="1"/>
+    </w:lvlOverride>
+    <w:lvlOverride w:ilvl="8">
+      <w:startOverride w:val="1"/>
     </w:lvlOverride>
   </w:num>
   <w:num w:numId="1014">
@@ -32391,7 +32356,7 @@
     </w:lvlOverride>
   </w:num>
   <w:num w:numId="1016">
-    <w:abstractNumId w:val="99411"/>
+    <w:abstractNumId w:val="99431"/>
     <w:lvlOverride w:ilvl="0">
       <w:startOverride w:val="1"/>
     </w:lvlOverride>
@@ -32421,36 +32386,6 @@
     </w:lvlOverride>
   </w:num>
   <w:num w:numId="1017">
-    <w:abstractNumId w:val="99431"/>
-    <w:lvlOverride w:ilvl="0">
-      <w:startOverride w:val="1"/>
-    </w:lvlOverride>
-    <w:lvlOverride w:ilvl="1">
-      <w:startOverride w:val="1"/>
-    </w:lvlOverride>
-    <w:lvlOverride w:ilvl="2">
-      <w:startOverride w:val="1"/>
-    </w:lvlOverride>
-    <w:lvlOverride w:ilvl="3">
-      <w:startOverride w:val="1"/>
-    </w:lvlOverride>
-    <w:lvlOverride w:ilvl="4">
-      <w:startOverride w:val="1"/>
-    </w:lvlOverride>
-    <w:lvlOverride w:ilvl="5">
-      <w:startOverride w:val="1"/>
-    </w:lvlOverride>
-    <w:lvlOverride w:ilvl="6">
-      <w:startOverride w:val="1"/>
-    </w:lvlOverride>
-    <w:lvlOverride w:ilvl="7">
-      <w:startOverride w:val="1"/>
-    </w:lvlOverride>
-    <w:lvlOverride w:ilvl="8">
-      <w:startOverride w:val="1"/>
-    </w:lvlOverride>
-  </w:num>
-  <w:num w:numId="1018">
     <w:abstractNumId w:val="991"/>
   </w:num>
 </w:numbering>
